--- a/Apartment_Market_Report.docx
+++ b/Apartment_Market_Report.docx
@@ -120,13 +120,41 @@
                                     <w:szCs w:val="56"/>
                                   </w:rPr>
                                 </w:pPr>
+                                <w:proofErr w:type="spellStart"/>
                                 <w:r>
                                   <w:rPr>
                                     <w:color w:val="156082" w:themeColor="accent1"/>
                                     <w:sz w:val="56"/>
                                     <w:szCs w:val="56"/>
                                   </w:rPr>
-                                  <w:t>Kazakh-British Technical University</w:t>
+                                  <w:t>Kazakh</w:t>
+                                </w:r>
+                                <w:proofErr w:type="spellEnd"/>
+                                <w:r>
+                                  <w:rPr>
+                                    <w:color w:val="156082" w:themeColor="accent1"/>
+                                    <w:sz w:val="56"/>
+                                    <w:szCs w:val="56"/>
+                                  </w:rPr>
+                                  <w:t xml:space="preserve">-British </w:t>
+                                </w:r>
+                                <w:proofErr w:type="spellStart"/>
+                                <w:r>
+                                  <w:rPr>
+                                    <w:color w:val="156082" w:themeColor="accent1"/>
+                                    <w:sz w:val="56"/>
+                                    <w:szCs w:val="56"/>
+                                  </w:rPr>
+                                  <w:t>Technical</w:t>
+                                </w:r>
+                                <w:proofErr w:type="spellEnd"/>
+                                <w:r>
+                                  <w:rPr>
+                                    <w:color w:val="156082" w:themeColor="accent1"/>
+                                    <w:sz w:val="56"/>
+                                    <w:szCs w:val="56"/>
+                                  </w:rPr>
+                                  <w:t xml:space="preserve"> University</w:t>
                                 </w:r>
                               </w:p>
                               <w:p>
@@ -146,8 +174,54 @@
                                     <w:sz w:val="40"/>
                                     <w:szCs w:val="40"/>
                                   </w:rPr>
-                                  <w:t>Data collection and preparation</w:t>
+                                  <w:t xml:space="preserve">Data </w:t>
                                 </w:r>
+                                <w:proofErr w:type="spellStart"/>
+                                <w:r>
+                                  <w:rPr>
+                                    <w:color w:val="156082" w:themeColor="accent1"/>
+                                    <w:sz w:val="40"/>
+                                    <w:szCs w:val="40"/>
+                                  </w:rPr>
+                                  <w:t>collection</w:t>
+                                </w:r>
+                                <w:proofErr w:type="spellEnd"/>
+                                <w:r>
+                                  <w:rPr>
+                                    <w:color w:val="156082" w:themeColor="accent1"/>
+                                    <w:sz w:val="40"/>
+                                    <w:szCs w:val="40"/>
+                                  </w:rPr>
+                                  <w:t xml:space="preserve"> </w:t>
+                                </w:r>
+                                <w:proofErr w:type="spellStart"/>
+                                <w:r>
+                                  <w:rPr>
+                                    <w:color w:val="156082" w:themeColor="accent1"/>
+                                    <w:sz w:val="40"/>
+                                    <w:szCs w:val="40"/>
+                                  </w:rPr>
+                                  <w:t>and</w:t>
+                                </w:r>
+                                <w:proofErr w:type="spellEnd"/>
+                                <w:r>
+                                  <w:rPr>
+                                    <w:color w:val="156082" w:themeColor="accent1"/>
+                                    <w:sz w:val="40"/>
+                                    <w:szCs w:val="40"/>
+                                  </w:rPr>
+                                  <w:t xml:space="preserve"> </w:t>
+                                </w:r>
+                                <w:proofErr w:type="spellStart"/>
+                                <w:r>
+                                  <w:rPr>
+                                    <w:color w:val="156082" w:themeColor="accent1"/>
+                                    <w:sz w:val="40"/>
+                                    <w:szCs w:val="40"/>
+                                  </w:rPr>
+                                  <w:t>preparation</w:t>
+                                </w:r>
+                                <w:proofErr w:type="spellEnd"/>
                               </w:p>
                               <w:p>
                                 <w:pPr>
@@ -257,14 +331,52 @@
                                     <w:szCs w:val="28"/>
                                   </w:rPr>
                                 </w:pPr>
+                                <w:proofErr w:type="spellStart"/>
                                 <w:r>
                                   <w:rPr>
                                     <w:color w:val="156082" w:themeColor="accent1"/>
                                     <w:sz w:val="28"/>
                                     <w:szCs w:val="28"/>
                                   </w:rPr>
-                                  <w:t>Apartment market report</w:t>
+                                  <w:t>Apartment</w:t>
                                 </w:r>
+                                <w:proofErr w:type="spellEnd"/>
+                                <w:r>
+                                  <w:rPr>
+                                    <w:color w:val="156082" w:themeColor="accent1"/>
+                                    <w:sz w:val="28"/>
+                                    <w:szCs w:val="28"/>
+                                  </w:rPr>
+                                  <w:t xml:space="preserve"> </w:t>
+                                </w:r>
+                                <w:proofErr w:type="spellStart"/>
+                                <w:r>
+                                  <w:rPr>
+                                    <w:color w:val="156082" w:themeColor="accent1"/>
+                                    <w:sz w:val="28"/>
+                                    <w:szCs w:val="28"/>
+                                  </w:rPr>
+                                  <w:t>market</w:t>
+                                </w:r>
+                                <w:proofErr w:type="spellEnd"/>
+                                <w:r>
+                                  <w:rPr>
+                                    <w:color w:val="156082" w:themeColor="accent1"/>
+                                    <w:sz w:val="28"/>
+                                    <w:szCs w:val="28"/>
+                                  </w:rPr>
+                                  <w:t xml:space="preserve"> </w:t>
+                                </w:r>
+                                <w:proofErr w:type="spellStart"/>
+                                <w:r>
+                                  <w:rPr>
+                                    <w:color w:val="156082" w:themeColor="accent1"/>
+                                    <w:sz w:val="28"/>
+                                    <w:szCs w:val="28"/>
+                                  </w:rPr>
+                                  <w:t>report</w:t>
+                                </w:r>
+                                <w:proofErr w:type="spellEnd"/>
                               </w:p>
                               <w:p>
                                 <w:pPr>
@@ -941,7 +1053,95 @@
           <w:szCs w:val="30"/>
         </w:rPr>
         <w:lastRenderedPageBreak/>
-        <w:t>Kazakhstan Apartment Market: Scraping, Cleaning and Price Analysis</w:t>
+        <w:t xml:space="preserve">Kazakhstan </w:t>
+      </w:r>
+      <w:proofErr w:type="spellStart"/>
+      <w:r>
+        <w:rPr>
+          <w:b/>
+          <w:bCs/>
+          <w:color w:val="1F3864"/>
+          <w:sz w:val="30"/>
+          <w:szCs w:val="30"/>
+        </w:rPr>
+        <w:t>Apartment</w:t>
+      </w:r>
+      <w:proofErr w:type="spellEnd"/>
+      <w:r>
+        <w:rPr>
+          <w:b/>
+          <w:bCs/>
+          <w:color w:val="1F3864"/>
+          <w:sz w:val="30"/>
+          <w:szCs w:val="30"/>
+        </w:rPr>
+        <w:t xml:space="preserve"> Market: </w:t>
+      </w:r>
+      <w:proofErr w:type="spellStart"/>
+      <w:r>
+        <w:rPr>
+          <w:b/>
+          <w:bCs/>
+          <w:color w:val="1F3864"/>
+          <w:sz w:val="30"/>
+          <w:szCs w:val="30"/>
+        </w:rPr>
+        <w:t>Scraping</w:t>
+      </w:r>
+      <w:proofErr w:type="spellEnd"/>
+      <w:r>
+        <w:rPr>
+          <w:b/>
+          <w:bCs/>
+          <w:color w:val="1F3864"/>
+          <w:sz w:val="30"/>
+          <w:szCs w:val="30"/>
+        </w:rPr>
+        <w:t xml:space="preserve">, </w:t>
+      </w:r>
+      <w:proofErr w:type="spellStart"/>
+      <w:r>
+        <w:rPr>
+          <w:b/>
+          <w:bCs/>
+          <w:color w:val="1F3864"/>
+          <w:sz w:val="30"/>
+          <w:szCs w:val="30"/>
+        </w:rPr>
+        <w:t>Cleaning</w:t>
+      </w:r>
+      <w:proofErr w:type="spellEnd"/>
+      <w:r>
+        <w:rPr>
+          <w:b/>
+          <w:bCs/>
+          <w:color w:val="1F3864"/>
+          <w:sz w:val="30"/>
+          <w:szCs w:val="30"/>
+        </w:rPr>
+        <w:t xml:space="preserve"> </w:t>
+      </w:r>
+      <w:proofErr w:type="spellStart"/>
+      <w:r>
+        <w:rPr>
+          <w:b/>
+          <w:bCs/>
+          <w:color w:val="1F3864"/>
+          <w:sz w:val="30"/>
+          <w:szCs w:val="30"/>
+        </w:rPr>
+        <w:t>and</w:t>
+      </w:r>
+      <w:proofErr w:type="spellEnd"/>
+      <w:r>
+        <w:rPr>
+          <w:b/>
+          <w:bCs/>
+          <w:color w:val="1F3864"/>
+          <w:sz w:val="30"/>
+          <w:szCs w:val="30"/>
+        </w:rPr>
+        <w:t xml:space="preserve"> Price Analysis</w:t>
       </w:r>
     </w:p>
     <w:p>
@@ -957,8 +1157,118 @@
           <w:sz w:val="17"/>
           <w:szCs w:val="17"/>
         </w:rPr>
-        <w:t>Data collection and analysis project report  |  Source: krisha.kz listings</w:t>
-      </w:r>
+        <w:t xml:space="preserve">Data </w:t>
+      </w:r>
+      <w:proofErr w:type="spellStart"/>
+      <w:r>
+        <w:rPr>
+          <w:color w:val="555555"/>
+          <w:sz w:val="17"/>
+          <w:szCs w:val="17"/>
+        </w:rPr>
+        <w:t>collection</w:t>
+      </w:r>
+      <w:proofErr w:type="spellEnd"/>
+      <w:r>
+        <w:rPr>
+          <w:color w:val="555555"/>
+          <w:sz w:val="17"/>
+          <w:szCs w:val="17"/>
+        </w:rPr>
+        <w:t xml:space="preserve"> </w:t>
+      </w:r>
+      <w:proofErr w:type="spellStart"/>
+      <w:r>
+        <w:rPr>
+          <w:color w:val="555555"/>
+          <w:sz w:val="17"/>
+          <w:szCs w:val="17"/>
+        </w:rPr>
+        <w:t>and</w:t>
+      </w:r>
+      <w:proofErr w:type="spellEnd"/>
+      <w:r>
+        <w:rPr>
+          <w:color w:val="555555"/>
+          <w:sz w:val="17"/>
+          <w:szCs w:val="17"/>
+        </w:rPr>
+        <w:t xml:space="preserve"> </w:t>
+      </w:r>
+      <w:proofErr w:type="spellStart"/>
+      <w:r>
+        <w:rPr>
+          <w:color w:val="555555"/>
+          <w:sz w:val="17"/>
+          <w:szCs w:val="17"/>
+        </w:rPr>
+        <w:t>analysis</w:t>
+      </w:r>
+      <w:proofErr w:type="spellEnd"/>
+      <w:r>
+        <w:rPr>
+          <w:color w:val="555555"/>
+          <w:sz w:val="17"/>
+          <w:szCs w:val="17"/>
+        </w:rPr>
+        <w:t xml:space="preserve"> </w:t>
+      </w:r>
+      <w:proofErr w:type="spellStart"/>
+      <w:r>
+        <w:rPr>
+          <w:color w:val="555555"/>
+          <w:sz w:val="17"/>
+          <w:szCs w:val="17"/>
+        </w:rPr>
+        <w:t>project</w:t>
+      </w:r>
+      <w:proofErr w:type="spellEnd"/>
+      <w:r>
+        <w:rPr>
+          <w:color w:val="555555"/>
+          <w:sz w:val="17"/>
+          <w:szCs w:val="17"/>
+        </w:rPr>
+        <w:t xml:space="preserve"> </w:t>
+      </w:r>
+      <w:proofErr w:type="spellStart"/>
+      <w:proofErr w:type="gramStart"/>
+      <w:r>
+        <w:rPr>
+          <w:color w:val="555555"/>
+          <w:sz w:val="17"/>
+          <w:szCs w:val="17"/>
+        </w:rPr>
+        <w:t>report</w:t>
+      </w:r>
+      <w:proofErr w:type="spellEnd"/>
+      <w:r>
+        <w:rPr>
+          <w:color w:val="555555"/>
+          <w:sz w:val="17"/>
+          <w:szCs w:val="17"/>
+        </w:rPr>
+        <w:t xml:space="preserve">  |</w:t>
+      </w:r>
+      <w:proofErr w:type="gramEnd"/>
+      <w:r>
+        <w:rPr>
+          <w:color w:val="555555"/>
+          <w:sz w:val="17"/>
+          <w:szCs w:val="17"/>
+        </w:rPr>
+        <w:t xml:space="preserve">  Source: krisha.kz </w:t>
+      </w:r>
+      <w:proofErr w:type="spellStart"/>
+      <w:r>
+        <w:rPr>
+          <w:color w:val="555555"/>
+          <w:sz w:val="17"/>
+          <w:szCs w:val="17"/>
+        </w:rPr>
+        <w:t>listings</w:t>
+      </w:r>
+      <w:proofErr w:type="spellEnd"/>
     </w:p>
     <w:p>
       <w:pPr>
@@ -972,6 +1282,7 @@
           <w:szCs w:val="23"/>
         </w:rPr>
       </w:pPr>
+      <w:proofErr w:type="spellStart"/>
       <w:r>
         <w:rPr>
           <w:b/>
@@ -980,8 +1291,9 @@
           <w:sz w:val="23"/>
           <w:szCs w:val="23"/>
         </w:rPr>
-        <w:t xml:space="preserve">Github link: </w:t>
-      </w:r>
+        <w:t>Github</w:t>
+      </w:r>
+      <w:proofErr w:type="spellEnd"/>
       <w:r>
         <w:rPr>
           <w:b/>
@@ -990,7 +1302,39 @@
           <w:sz w:val="23"/>
           <w:szCs w:val="23"/>
         </w:rPr>
-        <w:t>https://github.com/scamlumamontov/krisha.kz_eda</w:t>
+        <w:t xml:space="preserve"> </w:t>
+      </w:r>
+      <w:proofErr w:type="spellStart"/>
+      <w:r>
+        <w:rPr>
+          <w:b/>
+          <w:bCs/>
+          <w:color w:val="1F3864"/>
+          <w:sz w:val="23"/>
+          <w:szCs w:val="23"/>
+        </w:rPr>
+        <w:t>link</w:t>
+      </w:r>
+      <w:proofErr w:type="spellEnd"/>
+      <w:r>
+        <w:rPr>
+          <w:b/>
+          <w:bCs/>
+          <w:color w:val="1F3864"/>
+          <w:sz w:val="23"/>
+          <w:szCs w:val="23"/>
+        </w:rPr>
+        <w:t xml:space="preserve">: </w:t>
+      </w:r>
+      <w:r>
+        <w:rPr>
+          <w:b/>
+          <w:bCs/>
+          <w:color w:val="1F3864"/>
+          <w:sz w:val="23"/>
+          <w:szCs w:val="23"/>
+        </w:rPr>
+        <w:t>https://github.com/scamlumamontov/apartment_market_report</w:t>
       </w:r>
     </w:p>
     <w:p>
@@ -1006,8 +1350,20 @@
           <w:sz w:val="23"/>
           <w:szCs w:val="23"/>
         </w:rPr>
-        <w:t>1. Approach</w:t>
-      </w:r>
+        <w:t xml:space="preserve">1. </w:t>
+      </w:r>
+      <w:proofErr w:type="spellStart"/>
+      <w:r>
+        <w:rPr>
+          <w:b/>
+          <w:bCs/>
+          <w:color w:val="1F3864"/>
+          <w:sz w:val="23"/>
+          <w:szCs w:val="23"/>
+        </w:rPr>
+        <w:t>Approach</w:t>
+      </w:r>
+      <w:proofErr w:type="spellEnd"/>
     </w:p>
     <w:p>
       <w:pPr>
@@ -1020,9 +1376,127 @@
         </w:rPr>
         <w:t xml:space="preserve">Collection. </w:t>
       </w:r>
-      <w:r>
-        <w:t xml:space="preserve">Listing IDs were taken from the krisha.kz home page, then each ad page was fetched with </w:t>
-      </w:r>
+      <w:proofErr w:type="spellStart"/>
+      <w:r>
+        <w:t>Listing</w:t>
+      </w:r>
+      <w:proofErr w:type="spellEnd"/>
+      <w:r>
+        <w:t xml:space="preserve"> </w:t>
+      </w:r>
+      <w:proofErr w:type="spellStart"/>
+      <w:r>
+        <w:t>IDs</w:t>
+      </w:r>
+      <w:proofErr w:type="spellEnd"/>
+      <w:r>
+        <w:t xml:space="preserve"> </w:t>
+      </w:r>
+      <w:proofErr w:type="spellStart"/>
+      <w:r>
+        <w:t>were</w:t>
+      </w:r>
+      <w:proofErr w:type="spellEnd"/>
+      <w:r>
+        <w:t xml:space="preserve"> </w:t>
+      </w:r>
+      <w:proofErr w:type="spellStart"/>
+      <w:r>
+        <w:t>taken</w:t>
+      </w:r>
+      <w:proofErr w:type="spellEnd"/>
+      <w:r>
+        <w:t xml:space="preserve"> </w:t>
+      </w:r>
+      <w:proofErr w:type="spellStart"/>
+      <w:r>
+        <w:t>from</w:t>
+      </w:r>
+      <w:proofErr w:type="spellEnd"/>
+      <w:r>
+        <w:t xml:space="preserve"> </w:t>
+      </w:r>
+      <w:proofErr w:type="spellStart"/>
+      <w:r>
+        <w:t>the</w:t>
+      </w:r>
+      <w:proofErr w:type="spellEnd"/>
+      <w:r>
+        <w:t xml:space="preserve"> krisha.kz </w:t>
+      </w:r>
+      <w:proofErr w:type="spellStart"/>
+      <w:r>
+        <w:t>home</w:t>
+      </w:r>
+      <w:proofErr w:type="spellEnd"/>
+      <w:r>
+        <w:t xml:space="preserve"> </w:t>
+      </w:r>
+      <w:proofErr w:type="spellStart"/>
+      <w:r>
+        <w:t>page</w:t>
+      </w:r>
+      <w:proofErr w:type="spellEnd"/>
+      <w:r>
+        <w:t xml:space="preserve">, </w:t>
+      </w:r>
+      <w:proofErr w:type="spellStart"/>
+      <w:r>
+        <w:t>then</w:t>
+      </w:r>
+      <w:proofErr w:type="spellEnd"/>
+      <w:r>
+        <w:t xml:space="preserve"> </w:t>
+      </w:r>
+      <w:proofErr w:type="spellStart"/>
+      <w:r>
+        <w:t>each</w:t>
+      </w:r>
+      <w:proofErr w:type="spellEnd"/>
+      <w:r>
+        <w:t xml:space="preserve"> </w:t>
+      </w:r>
+      <w:proofErr w:type="spellStart"/>
+      <w:r>
+        <w:t>ad</w:t>
+      </w:r>
+      <w:proofErr w:type="spellEnd"/>
+      <w:r>
+        <w:t xml:space="preserve"> </w:t>
+      </w:r>
+      <w:proofErr w:type="spellStart"/>
+      <w:r>
+        <w:t>page</w:t>
+      </w:r>
+      <w:proofErr w:type="spellEnd"/>
+      <w:r>
+        <w:t xml:space="preserve"> </w:t>
+      </w:r>
+      <w:proofErr w:type="spellStart"/>
+      <w:r>
+        <w:t>was</w:t>
+      </w:r>
+      <w:proofErr w:type="spellEnd"/>
+      <w:r>
+        <w:t xml:space="preserve"> </w:t>
+      </w:r>
+      <w:proofErr w:type="spellStart"/>
+      <w:r>
+        <w:t>fetched</w:t>
+      </w:r>
+      <w:proofErr w:type="spellEnd"/>
+      <w:r>
+        <w:t xml:space="preserve"> </w:t>
+      </w:r>
+      <w:proofErr w:type="spellStart"/>
+      <w:r>
+        <w:t>with</w:t>
+      </w:r>
+      <w:proofErr w:type="spellEnd"/>
+      <w:r>
+        <w:t xml:space="preserve"> </w:t>
+      </w:r>
+      <w:proofErr w:type="spellStart"/>
       <w:r>
         <w:rPr>
           <w:b/>
@@ -1030,9 +1504,35 @@
         </w:rPr>
         <w:t>requests</w:t>
       </w:r>
-      <w:r>
-        <w:t xml:space="preserve"> and parsed with </w:t>
-      </w:r>
+      <w:proofErr w:type="spellEnd"/>
+      <w:r>
+        <w:t xml:space="preserve"> </w:t>
+      </w:r>
+      <w:proofErr w:type="spellStart"/>
+      <w:r>
+        <w:t>and</w:t>
+      </w:r>
+      <w:proofErr w:type="spellEnd"/>
+      <w:r>
+        <w:t xml:space="preserve"> </w:t>
+      </w:r>
+      <w:proofErr w:type="spellStart"/>
+      <w:r>
+        <w:t>parsed</w:t>
+      </w:r>
+      <w:proofErr w:type="spellEnd"/>
+      <w:r>
+        <w:t xml:space="preserve"> </w:t>
+      </w:r>
+      <w:proofErr w:type="spellStart"/>
+      <w:r>
+        <w:t>with</w:t>
+      </w:r>
+      <w:proofErr w:type="spellEnd"/>
+      <w:r>
+        <w:t xml:space="preserve"> </w:t>
+      </w:r>
+      <w:proofErr w:type="spellStart"/>
       <w:r>
         <w:rPr>
           <w:b/>
@@ -1040,14 +1540,569 @@
         </w:rPr>
         <w:t>BeautifulSoup</w:t>
       </w:r>
-      <w:r>
-        <w:t xml:space="preserve"> (CSS selectors plus regular expressions on the page source). For every ad the scraper extracts price, city, latitude/longitude, bathrooms, ceiling height, renovation state, building type, year, floor, total floors and area. A second request to the site’s live-views endpoint returns the view count (page views + phone views)</w:t>
-      </w:r>
-      <w:r>
-        <w:t xml:space="preserve"> and price(some of them are stored only in API’s)</w:t>
-      </w:r>
-      <w:r>
-        <w:t xml:space="preserve">. Ads with missing price, location or coordinates are skipped, and rows are appended to </w:t>
+      <w:proofErr w:type="spellEnd"/>
+      <w:r>
+        <w:t xml:space="preserve"> (CSS </w:t>
+      </w:r>
+      <w:proofErr w:type="spellStart"/>
+      <w:r>
+        <w:t>selectors</w:t>
+      </w:r>
+      <w:proofErr w:type="spellEnd"/>
+      <w:r>
+        <w:t xml:space="preserve"> </w:t>
+      </w:r>
+      <w:proofErr w:type="spellStart"/>
+      <w:r>
+        <w:t>plus</w:t>
+      </w:r>
+      <w:proofErr w:type="spellEnd"/>
+      <w:r>
+        <w:t xml:space="preserve"> </w:t>
+      </w:r>
+      <w:proofErr w:type="spellStart"/>
+      <w:r>
+        <w:t>regular</w:t>
+      </w:r>
+      <w:proofErr w:type="spellEnd"/>
+      <w:r>
+        <w:t xml:space="preserve"> </w:t>
+      </w:r>
+      <w:proofErr w:type="spellStart"/>
+      <w:r>
+        <w:t>expressions</w:t>
+      </w:r>
+      <w:proofErr w:type="spellEnd"/>
+      <w:r>
+        <w:t xml:space="preserve"> </w:t>
+      </w:r>
+      <w:proofErr w:type="spellStart"/>
+      <w:r>
+        <w:t>on</w:t>
+      </w:r>
+      <w:proofErr w:type="spellEnd"/>
+      <w:r>
+        <w:t xml:space="preserve"> </w:t>
+      </w:r>
+      <w:proofErr w:type="spellStart"/>
+      <w:r>
+        <w:t>the</w:t>
+      </w:r>
+      <w:proofErr w:type="spellEnd"/>
+      <w:r>
+        <w:t xml:space="preserve"> </w:t>
+      </w:r>
+      <w:proofErr w:type="spellStart"/>
+      <w:r>
+        <w:t>page</w:t>
+      </w:r>
+      <w:proofErr w:type="spellEnd"/>
+      <w:r>
+        <w:t xml:space="preserve"> </w:t>
+      </w:r>
+      <w:proofErr w:type="spellStart"/>
+      <w:r>
+        <w:t>source</w:t>
+      </w:r>
+      <w:proofErr w:type="spellEnd"/>
+      <w:r>
+        <w:t xml:space="preserve">). For </w:t>
+      </w:r>
+      <w:proofErr w:type="spellStart"/>
+      <w:r>
+        <w:t>every</w:t>
+      </w:r>
+      <w:proofErr w:type="spellEnd"/>
+      <w:r>
+        <w:t xml:space="preserve"> </w:t>
+      </w:r>
+      <w:proofErr w:type="spellStart"/>
+      <w:r>
+        <w:t>ad</w:t>
+      </w:r>
+      <w:proofErr w:type="spellEnd"/>
+      <w:r>
+        <w:t xml:space="preserve"> </w:t>
+      </w:r>
+      <w:proofErr w:type="spellStart"/>
+      <w:r>
+        <w:t>the</w:t>
+      </w:r>
+      <w:proofErr w:type="spellEnd"/>
+      <w:r>
+        <w:t xml:space="preserve"> </w:t>
+      </w:r>
+      <w:proofErr w:type="spellStart"/>
+      <w:r>
+        <w:t>scraper</w:t>
+      </w:r>
+      <w:proofErr w:type="spellEnd"/>
+      <w:r>
+        <w:t xml:space="preserve"> </w:t>
+      </w:r>
+      <w:proofErr w:type="spellStart"/>
+      <w:r>
+        <w:t>extracts</w:t>
+      </w:r>
+      <w:proofErr w:type="spellEnd"/>
+      <w:r>
+        <w:t xml:space="preserve"> </w:t>
+      </w:r>
+      <w:proofErr w:type="spellStart"/>
+      <w:r>
+        <w:t>price</w:t>
+      </w:r>
+      <w:proofErr w:type="spellEnd"/>
+      <w:r>
+        <w:t xml:space="preserve">, </w:t>
+      </w:r>
+      <w:proofErr w:type="spellStart"/>
+      <w:r>
+        <w:t>city</w:t>
+      </w:r>
+      <w:proofErr w:type="spellEnd"/>
+      <w:r>
+        <w:t xml:space="preserve">, </w:t>
+      </w:r>
+      <w:proofErr w:type="spellStart"/>
+      <w:r>
+        <w:t>latitude</w:t>
+      </w:r>
+      <w:proofErr w:type="spellEnd"/>
+      <w:r>
+        <w:t>/</w:t>
+      </w:r>
+      <w:proofErr w:type="spellStart"/>
+      <w:r>
+        <w:t>longitude</w:t>
+      </w:r>
+      <w:proofErr w:type="spellEnd"/>
+      <w:r>
+        <w:t xml:space="preserve">, </w:t>
+      </w:r>
+      <w:proofErr w:type="spellStart"/>
+      <w:r>
+        <w:t>bathrooms</w:t>
+      </w:r>
+      <w:proofErr w:type="spellEnd"/>
+      <w:r>
+        <w:t xml:space="preserve">, </w:t>
+      </w:r>
+      <w:proofErr w:type="spellStart"/>
+      <w:r>
+        <w:t>ceiling</w:t>
+      </w:r>
+      <w:proofErr w:type="spellEnd"/>
+      <w:r>
+        <w:t xml:space="preserve"> </w:t>
+      </w:r>
+      <w:proofErr w:type="spellStart"/>
+      <w:r>
+        <w:t>height</w:t>
+      </w:r>
+      <w:proofErr w:type="spellEnd"/>
+      <w:r>
+        <w:t xml:space="preserve">, </w:t>
+      </w:r>
+      <w:proofErr w:type="spellStart"/>
+      <w:r>
+        <w:t>renovation</w:t>
+      </w:r>
+      <w:proofErr w:type="spellEnd"/>
+      <w:r>
+        <w:t xml:space="preserve"> </w:t>
+      </w:r>
+      <w:proofErr w:type="spellStart"/>
+      <w:r>
+        <w:t>state</w:t>
+      </w:r>
+      <w:proofErr w:type="spellEnd"/>
+      <w:r>
+        <w:t xml:space="preserve">, </w:t>
+      </w:r>
+      <w:proofErr w:type="spellStart"/>
+      <w:r>
+        <w:t>building</w:t>
+      </w:r>
+      <w:proofErr w:type="spellEnd"/>
+      <w:r>
+        <w:t xml:space="preserve"> </w:t>
+      </w:r>
+      <w:proofErr w:type="spellStart"/>
+      <w:r>
+        <w:t>type</w:t>
+      </w:r>
+      <w:proofErr w:type="spellEnd"/>
+      <w:r>
+        <w:t xml:space="preserve">, </w:t>
+      </w:r>
+      <w:proofErr w:type="spellStart"/>
+      <w:r>
+        <w:t>year</w:t>
+      </w:r>
+      <w:proofErr w:type="spellEnd"/>
+      <w:r>
+        <w:t xml:space="preserve">, </w:t>
+      </w:r>
+      <w:proofErr w:type="spellStart"/>
+      <w:r>
+        <w:t>floor</w:t>
+      </w:r>
+      <w:proofErr w:type="spellEnd"/>
+      <w:r>
+        <w:t xml:space="preserve">, </w:t>
+      </w:r>
+      <w:proofErr w:type="spellStart"/>
+      <w:r>
+        <w:t>total</w:t>
+      </w:r>
+      <w:proofErr w:type="spellEnd"/>
+      <w:r>
+        <w:t xml:space="preserve"> </w:t>
+      </w:r>
+      <w:proofErr w:type="spellStart"/>
+      <w:r>
+        <w:t>floors</w:t>
+      </w:r>
+      <w:proofErr w:type="spellEnd"/>
+      <w:r>
+        <w:t xml:space="preserve"> </w:t>
+      </w:r>
+      <w:proofErr w:type="spellStart"/>
+      <w:r>
+        <w:t>and</w:t>
+      </w:r>
+      <w:proofErr w:type="spellEnd"/>
+      <w:r>
+        <w:t xml:space="preserve"> </w:t>
+      </w:r>
+      <w:proofErr w:type="spellStart"/>
+      <w:r>
+        <w:t>area</w:t>
+      </w:r>
+      <w:proofErr w:type="spellEnd"/>
+      <w:r>
+        <w:t xml:space="preserve">. A </w:t>
+      </w:r>
+      <w:proofErr w:type="spellStart"/>
+      <w:r>
+        <w:t>second</w:t>
+      </w:r>
+      <w:proofErr w:type="spellEnd"/>
+      <w:r>
+        <w:t xml:space="preserve"> </w:t>
+      </w:r>
+      <w:proofErr w:type="spellStart"/>
+      <w:r>
+        <w:t>request</w:t>
+      </w:r>
+      <w:proofErr w:type="spellEnd"/>
+      <w:r>
+        <w:t xml:space="preserve"> </w:t>
+      </w:r>
+      <w:proofErr w:type="spellStart"/>
+      <w:r>
+        <w:t>to</w:t>
+      </w:r>
+      <w:proofErr w:type="spellEnd"/>
+      <w:r>
+        <w:t xml:space="preserve"> </w:t>
+      </w:r>
+      <w:proofErr w:type="spellStart"/>
+      <w:r>
+        <w:t>the</w:t>
+      </w:r>
+      <w:proofErr w:type="spellEnd"/>
+      <w:r>
+        <w:t xml:space="preserve"> </w:t>
+      </w:r>
+      <w:proofErr w:type="spellStart"/>
+      <w:r>
+        <w:t>site’s</w:t>
+      </w:r>
+      <w:proofErr w:type="spellEnd"/>
+      <w:r>
+        <w:t xml:space="preserve"> </w:t>
+      </w:r>
+      <w:proofErr w:type="spellStart"/>
+      <w:r>
+        <w:t>live-views</w:t>
+      </w:r>
+      <w:proofErr w:type="spellEnd"/>
+      <w:r>
+        <w:t xml:space="preserve"> </w:t>
+      </w:r>
+      <w:proofErr w:type="spellStart"/>
+      <w:r>
+        <w:t>endpoint</w:t>
+      </w:r>
+      <w:proofErr w:type="spellEnd"/>
+      <w:r>
+        <w:t xml:space="preserve"> </w:t>
+      </w:r>
+      <w:proofErr w:type="spellStart"/>
+      <w:r>
+        <w:t>returns</w:t>
+      </w:r>
+      <w:proofErr w:type="spellEnd"/>
+      <w:r>
+        <w:t xml:space="preserve"> </w:t>
+      </w:r>
+      <w:proofErr w:type="spellStart"/>
+      <w:r>
+        <w:t>the</w:t>
+      </w:r>
+      <w:proofErr w:type="spellEnd"/>
+      <w:r>
+        <w:t xml:space="preserve"> </w:t>
+      </w:r>
+      <w:proofErr w:type="spellStart"/>
+      <w:r>
+        <w:t>view</w:t>
+      </w:r>
+      <w:proofErr w:type="spellEnd"/>
+      <w:r>
+        <w:t xml:space="preserve"> </w:t>
+      </w:r>
+      <w:proofErr w:type="spellStart"/>
+      <w:r>
+        <w:t>count</w:t>
+      </w:r>
+      <w:proofErr w:type="spellEnd"/>
+      <w:r>
+        <w:t xml:space="preserve"> (</w:t>
+      </w:r>
+      <w:proofErr w:type="spellStart"/>
+      <w:r>
+        <w:t>page</w:t>
+      </w:r>
+      <w:proofErr w:type="spellEnd"/>
+      <w:r>
+        <w:t xml:space="preserve"> </w:t>
+      </w:r>
+      <w:proofErr w:type="spellStart"/>
+      <w:r>
+        <w:t>views</w:t>
+      </w:r>
+      <w:proofErr w:type="spellEnd"/>
+      <w:r>
+        <w:t xml:space="preserve"> + </w:t>
+      </w:r>
+      <w:proofErr w:type="spellStart"/>
+      <w:r>
+        <w:t>phone</w:t>
+      </w:r>
+      <w:proofErr w:type="spellEnd"/>
+      <w:r>
+        <w:t xml:space="preserve"> </w:t>
+      </w:r>
+      <w:proofErr w:type="spellStart"/>
+      <w:r>
+        <w:t>views</w:t>
+      </w:r>
+      <w:proofErr w:type="spellEnd"/>
+      <w:r>
+        <w:t>)</w:t>
+      </w:r>
+      <w:r>
+        <w:t xml:space="preserve"> </w:t>
+      </w:r>
+      <w:proofErr w:type="spellStart"/>
+      <w:r>
+        <w:t>and</w:t>
+      </w:r>
+      <w:proofErr w:type="spellEnd"/>
+      <w:r>
+        <w:t xml:space="preserve"> </w:t>
+      </w:r>
+      <w:proofErr w:type="spellStart"/>
+      <w:proofErr w:type="gramStart"/>
+      <w:r>
+        <w:t>price</w:t>
+      </w:r>
+      <w:proofErr w:type="spellEnd"/>
+      <w:r>
+        <w:t>(</w:t>
+      </w:r>
+      <w:proofErr w:type="spellStart"/>
+      <w:proofErr w:type="gramEnd"/>
+      <w:r>
+        <w:t>some</w:t>
+      </w:r>
+      <w:proofErr w:type="spellEnd"/>
+      <w:r>
+        <w:t xml:space="preserve"> </w:t>
+      </w:r>
+      <w:proofErr w:type="spellStart"/>
+      <w:r>
+        <w:t>of</w:t>
+      </w:r>
+      <w:proofErr w:type="spellEnd"/>
+      <w:r>
+        <w:t xml:space="preserve"> </w:t>
+      </w:r>
+      <w:proofErr w:type="spellStart"/>
+      <w:r>
+        <w:t>them</w:t>
+      </w:r>
+      <w:proofErr w:type="spellEnd"/>
+      <w:r>
+        <w:t xml:space="preserve"> </w:t>
+      </w:r>
+      <w:proofErr w:type="spellStart"/>
+      <w:r>
+        <w:t>are</w:t>
+      </w:r>
+      <w:proofErr w:type="spellEnd"/>
+      <w:r>
+        <w:t xml:space="preserve"> </w:t>
+      </w:r>
+      <w:proofErr w:type="spellStart"/>
+      <w:r>
+        <w:t>stored</w:t>
+      </w:r>
+      <w:proofErr w:type="spellEnd"/>
+      <w:r>
+        <w:t xml:space="preserve"> </w:t>
+      </w:r>
+      <w:proofErr w:type="spellStart"/>
+      <w:r>
+        <w:t>only</w:t>
+      </w:r>
+      <w:proofErr w:type="spellEnd"/>
+      <w:r>
+        <w:t xml:space="preserve"> </w:t>
+      </w:r>
+      <w:proofErr w:type="spellStart"/>
+      <w:r>
+        <w:t>in</w:t>
+      </w:r>
+      <w:proofErr w:type="spellEnd"/>
+      <w:r>
+        <w:t xml:space="preserve"> </w:t>
+      </w:r>
+      <w:proofErr w:type="spellStart"/>
+      <w:r>
+        <w:t>API’s</w:t>
+      </w:r>
+      <w:proofErr w:type="spellEnd"/>
+      <w:r>
+        <w:t>)</w:t>
+      </w:r>
+      <w:r>
+        <w:t xml:space="preserve">. </w:t>
+      </w:r>
+      <w:proofErr w:type="spellStart"/>
+      <w:r>
+        <w:t>Ads</w:t>
+      </w:r>
+      <w:proofErr w:type="spellEnd"/>
+      <w:r>
+        <w:t xml:space="preserve"> </w:t>
+      </w:r>
+      <w:proofErr w:type="spellStart"/>
+      <w:r>
+        <w:t>with</w:t>
+      </w:r>
+      <w:proofErr w:type="spellEnd"/>
+      <w:r>
+        <w:t xml:space="preserve"> </w:t>
+      </w:r>
+      <w:proofErr w:type="spellStart"/>
+      <w:r>
+        <w:t>missing</w:t>
+      </w:r>
+      <w:proofErr w:type="spellEnd"/>
+      <w:r>
+        <w:t xml:space="preserve"> </w:t>
+      </w:r>
+      <w:proofErr w:type="spellStart"/>
+      <w:r>
+        <w:t>price</w:t>
+      </w:r>
+      <w:proofErr w:type="spellEnd"/>
+      <w:r>
+        <w:t xml:space="preserve">, </w:t>
+      </w:r>
+      <w:proofErr w:type="spellStart"/>
+      <w:r>
+        <w:t>location</w:t>
+      </w:r>
+      <w:proofErr w:type="spellEnd"/>
+      <w:r>
+        <w:t xml:space="preserve"> </w:t>
+      </w:r>
+      <w:proofErr w:type="spellStart"/>
+      <w:r>
+        <w:t>or</w:t>
+      </w:r>
+      <w:proofErr w:type="spellEnd"/>
+      <w:r>
+        <w:t xml:space="preserve"> </w:t>
+      </w:r>
+      <w:proofErr w:type="spellStart"/>
+      <w:r>
+        <w:t>coordinates</w:t>
+      </w:r>
+      <w:proofErr w:type="spellEnd"/>
+      <w:r>
+        <w:t xml:space="preserve"> </w:t>
+      </w:r>
+      <w:proofErr w:type="spellStart"/>
+      <w:r>
+        <w:t>are</w:t>
+      </w:r>
+      <w:proofErr w:type="spellEnd"/>
+      <w:r>
+        <w:t xml:space="preserve"> </w:t>
+      </w:r>
+      <w:proofErr w:type="spellStart"/>
+      <w:r>
+        <w:t>skipped</w:t>
+      </w:r>
+      <w:proofErr w:type="spellEnd"/>
+      <w:r>
+        <w:t xml:space="preserve">, </w:t>
+      </w:r>
+      <w:proofErr w:type="spellStart"/>
+      <w:r>
+        <w:t>and</w:t>
+      </w:r>
+      <w:proofErr w:type="spellEnd"/>
+      <w:r>
+        <w:t xml:space="preserve"> </w:t>
+      </w:r>
+      <w:proofErr w:type="spellStart"/>
+      <w:r>
+        <w:t>rows</w:t>
+      </w:r>
+      <w:proofErr w:type="spellEnd"/>
+      <w:r>
+        <w:t xml:space="preserve"> </w:t>
+      </w:r>
+      <w:proofErr w:type="spellStart"/>
+      <w:r>
+        <w:t>are</w:t>
+      </w:r>
+      <w:proofErr w:type="spellEnd"/>
+      <w:r>
+        <w:t xml:space="preserve"> </w:t>
+      </w:r>
+      <w:proofErr w:type="spellStart"/>
+      <w:r>
+        <w:t>appended</w:t>
+      </w:r>
+      <w:proofErr w:type="spellEnd"/>
+      <w:r>
+        <w:t xml:space="preserve"> </w:t>
+      </w:r>
+      <w:proofErr w:type="spellStart"/>
+      <w:r>
+        <w:t>to</w:t>
+      </w:r>
+      <w:proofErr w:type="spellEnd"/>
+      <w:r>
+        <w:t xml:space="preserve"> </w:t>
       </w:r>
       <w:r>
         <w:rPr>
@@ -1064,16 +2119,450 @@
       <w:pPr>
         <w:spacing w:after="70"/>
       </w:pPr>
-      <w:r>
-        <w:rPr>
-          <w:b/>
-          <w:bCs/>
-        </w:rPr>
-        <w:t xml:space="preserve">Cleaning. </w:t>
-      </w:r>
-      <w:r>
-        <w:t xml:space="preserve">Text fields were lower-cased and normalised against fixed lists (e.g. “требует ремонта”, “свежий ремонт”; brick / monolithic / panel / other). Price and area were coerced to numeric, the “показать на карте” suffix was stripped from city names, and unknown states or types received a default code. Categories were encoded as integers (17 cities, 5 states, 4 building types). Columns were dropped (id, lat, lon, raw price) or created: </w:t>
-      </w:r>
+      <w:proofErr w:type="spellStart"/>
+      <w:r>
+        <w:rPr>
+          <w:b/>
+          <w:bCs/>
+        </w:rPr>
+        <w:t>Cleaning</w:t>
+      </w:r>
+      <w:proofErr w:type="spellEnd"/>
+      <w:r>
+        <w:rPr>
+          <w:b/>
+          <w:bCs/>
+        </w:rPr>
+        <w:t xml:space="preserve">. </w:t>
+      </w:r>
+      <w:r>
+        <w:t xml:space="preserve">Text </w:t>
+      </w:r>
+      <w:proofErr w:type="spellStart"/>
+      <w:r>
+        <w:t>fields</w:t>
+      </w:r>
+      <w:proofErr w:type="spellEnd"/>
+      <w:r>
+        <w:t xml:space="preserve"> </w:t>
+      </w:r>
+      <w:proofErr w:type="spellStart"/>
+      <w:r>
+        <w:t>were</w:t>
+      </w:r>
+      <w:proofErr w:type="spellEnd"/>
+      <w:r>
+        <w:t xml:space="preserve"> </w:t>
+      </w:r>
+      <w:proofErr w:type="spellStart"/>
+      <w:r>
+        <w:t>lower-cased</w:t>
+      </w:r>
+      <w:proofErr w:type="spellEnd"/>
+      <w:r>
+        <w:t xml:space="preserve"> </w:t>
+      </w:r>
+      <w:proofErr w:type="spellStart"/>
+      <w:r>
+        <w:t>and</w:t>
+      </w:r>
+      <w:proofErr w:type="spellEnd"/>
+      <w:r>
+        <w:t xml:space="preserve"> </w:t>
+      </w:r>
+      <w:proofErr w:type="spellStart"/>
+      <w:r>
+        <w:t>normalised</w:t>
+      </w:r>
+      <w:proofErr w:type="spellEnd"/>
+      <w:r>
+        <w:t xml:space="preserve"> </w:t>
+      </w:r>
+      <w:proofErr w:type="spellStart"/>
+      <w:r>
+        <w:t>against</w:t>
+      </w:r>
+      <w:proofErr w:type="spellEnd"/>
+      <w:r>
+        <w:t xml:space="preserve"> </w:t>
+      </w:r>
+      <w:proofErr w:type="spellStart"/>
+      <w:r>
+        <w:t>fixed</w:t>
+      </w:r>
+      <w:proofErr w:type="spellEnd"/>
+      <w:r>
+        <w:t xml:space="preserve"> </w:t>
+      </w:r>
+      <w:proofErr w:type="spellStart"/>
+      <w:r>
+        <w:t>lists</w:t>
+      </w:r>
+      <w:proofErr w:type="spellEnd"/>
+      <w:r>
+        <w:t xml:space="preserve"> (</w:t>
+      </w:r>
+      <w:proofErr w:type="spellStart"/>
+      <w:r>
+        <w:t>e.g</w:t>
+      </w:r>
+      <w:proofErr w:type="spellEnd"/>
+      <w:r>
+        <w:t xml:space="preserve">. “требует ремонта”, “свежий ремонт”; </w:t>
+      </w:r>
+      <w:proofErr w:type="spellStart"/>
+      <w:r>
+        <w:t>brick</w:t>
+      </w:r>
+      <w:proofErr w:type="spellEnd"/>
+      <w:r>
+        <w:t xml:space="preserve"> / </w:t>
+      </w:r>
+      <w:proofErr w:type="spellStart"/>
+      <w:r>
+        <w:t>monolithic</w:t>
+      </w:r>
+      <w:proofErr w:type="spellEnd"/>
+      <w:r>
+        <w:t xml:space="preserve"> / </w:t>
+      </w:r>
+      <w:proofErr w:type="spellStart"/>
+      <w:r>
+        <w:t>panel</w:t>
+      </w:r>
+      <w:proofErr w:type="spellEnd"/>
+      <w:r>
+        <w:t xml:space="preserve"> / </w:t>
+      </w:r>
+      <w:proofErr w:type="spellStart"/>
+      <w:r>
+        <w:t>other</w:t>
+      </w:r>
+      <w:proofErr w:type="spellEnd"/>
+      <w:r>
+        <w:t xml:space="preserve">). Price </w:t>
+      </w:r>
+      <w:proofErr w:type="spellStart"/>
+      <w:r>
+        <w:t>and</w:t>
+      </w:r>
+      <w:proofErr w:type="spellEnd"/>
+      <w:r>
+        <w:t xml:space="preserve"> </w:t>
+      </w:r>
+      <w:proofErr w:type="spellStart"/>
+      <w:r>
+        <w:t>area</w:t>
+      </w:r>
+      <w:proofErr w:type="spellEnd"/>
+      <w:r>
+        <w:t xml:space="preserve"> </w:t>
+      </w:r>
+      <w:proofErr w:type="spellStart"/>
+      <w:r>
+        <w:t>were</w:t>
+      </w:r>
+      <w:proofErr w:type="spellEnd"/>
+      <w:r>
+        <w:t xml:space="preserve"> </w:t>
+      </w:r>
+      <w:proofErr w:type="spellStart"/>
+      <w:r>
+        <w:t>coerced</w:t>
+      </w:r>
+      <w:proofErr w:type="spellEnd"/>
+      <w:r>
+        <w:t xml:space="preserve"> </w:t>
+      </w:r>
+      <w:proofErr w:type="spellStart"/>
+      <w:r>
+        <w:t>to</w:t>
+      </w:r>
+      <w:proofErr w:type="spellEnd"/>
+      <w:r>
+        <w:t xml:space="preserve"> </w:t>
+      </w:r>
+      <w:proofErr w:type="spellStart"/>
+      <w:r>
+        <w:t>numeric</w:t>
+      </w:r>
+      <w:proofErr w:type="spellEnd"/>
+      <w:r>
+        <w:t xml:space="preserve">, </w:t>
+      </w:r>
+      <w:proofErr w:type="spellStart"/>
+      <w:r>
+        <w:t>the</w:t>
+      </w:r>
+      <w:proofErr w:type="spellEnd"/>
+      <w:r>
+        <w:t xml:space="preserve"> “показать на карте” </w:t>
+      </w:r>
+      <w:proofErr w:type="spellStart"/>
+      <w:r>
+        <w:t>suffix</w:t>
+      </w:r>
+      <w:proofErr w:type="spellEnd"/>
+      <w:r>
+        <w:t xml:space="preserve"> </w:t>
+      </w:r>
+      <w:proofErr w:type="spellStart"/>
+      <w:r>
+        <w:t>was</w:t>
+      </w:r>
+      <w:proofErr w:type="spellEnd"/>
+      <w:r>
+        <w:t xml:space="preserve"> </w:t>
+      </w:r>
+      <w:proofErr w:type="spellStart"/>
+      <w:r>
+        <w:t>stripped</w:t>
+      </w:r>
+      <w:proofErr w:type="spellEnd"/>
+      <w:r>
+        <w:t xml:space="preserve"> </w:t>
+      </w:r>
+      <w:proofErr w:type="spellStart"/>
+      <w:r>
+        <w:t>from</w:t>
+      </w:r>
+      <w:proofErr w:type="spellEnd"/>
+      <w:r>
+        <w:t xml:space="preserve"> </w:t>
+      </w:r>
+      <w:proofErr w:type="spellStart"/>
+      <w:r>
+        <w:t>city</w:t>
+      </w:r>
+      <w:proofErr w:type="spellEnd"/>
+      <w:r>
+        <w:t xml:space="preserve"> </w:t>
+      </w:r>
+      <w:proofErr w:type="spellStart"/>
+      <w:r>
+        <w:t>names</w:t>
+      </w:r>
+      <w:proofErr w:type="spellEnd"/>
+      <w:r>
+        <w:t xml:space="preserve">, </w:t>
+      </w:r>
+      <w:proofErr w:type="spellStart"/>
+      <w:r>
+        <w:t>and</w:t>
+      </w:r>
+      <w:proofErr w:type="spellEnd"/>
+      <w:r>
+        <w:t xml:space="preserve"> </w:t>
+      </w:r>
+      <w:proofErr w:type="spellStart"/>
+      <w:r>
+        <w:t>unknown</w:t>
+      </w:r>
+      <w:proofErr w:type="spellEnd"/>
+      <w:r>
+        <w:t xml:space="preserve"> </w:t>
+      </w:r>
+      <w:proofErr w:type="spellStart"/>
+      <w:r>
+        <w:t>states</w:t>
+      </w:r>
+      <w:proofErr w:type="spellEnd"/>
+      <w:r>
+        <w:t xml:space="preserve"> </w:t>
+      </w:r>
+      <w:proofErr w:type="spellStart"/>
+      <w:r>
+        <w:t>or</w:t>
+      </w:r>
+      <w:proofErr w:type="spellEnd"/>
+      <w:r>
+        <w:t xml:space="preserve"> </w:t>
+      </w:r>
+      <w:proofErr w:type="spellStart"/>
+      <w:r>
+        <w:t>types</w:t>
+      </w:r>
+      <w:proofErr w:type="spellEnd"/>
+      <w:r>
+        <w:t xml:space="preserve"> </w:t>
+      </w:r>
+      <w:proofErr w:type="spellStart"/>
+      <w:r>
+        <w:t>received</w:t>
+      </w:r>
+      <w:proofErr w:type="spellEnd"/>
+      <w:r>
+        <w:t xml:space="preserve"> a </w:t>
+      </w:r>
+      <w:proofErr w:type="spellStart"/>
+      <w:r>
+        <w:t>default</w:t>
+      </w:r>
+      <w:proofErr w:type="spellEnd"/>
+      <w:r>
+        <w:t xml:space="preserve"> </w:t>
+      </w:r>
+      <w:proofErr w:type="spellStart"/>
+      <w:r>
+        <w:t>code</w:t>
+      </w:r>
+      <w:proofErr w:type="spellEnd"/>
+      <w:r>
+        <w:t xml:space="preserve">. </w:t>
+      </w:r>
+      <w:proofErr w:type="spellStart"/>
+      <w:r>
+        <w:t>Categories</w:t>
+      </w:r>
+      <w:proofErr w:type="spellEnd"/>
+      <w:r>
+        <w:t xml:space="preserve"> </w:t>
+      </w:r>
+      <w:proofErr w:type="spellStart"/>
+      <w:r>
+        <w:t>were</w:t>
+      </w:r>
+      <w:proofErr w:type="spellEnd"/>
+      <w:r>
+        <w:t xml:space="preserve"> </w:t>
+      </w:r>
+      <w:proofErr w:type="spellStart"/>
+      <w:r>
+        <w:t>encoded</w:t>
+      </w:r>
+      <w:proofErr w:type="spellEnd"/>
+      <w:r>
+        <w:t xml:space="preserve"> </w:t>
+      </w:r>
+      <w:proofErr w:type="spellStart"/>
+      <w:r>
+        <w:t>as</w:t>
+      </w:r>
+      <w:proofErr w:type="spellEnd"/>
+      <w:r>
+        <w:t xml:space="preserve"> </w:t>
+      </w:r>
+      <w:proofErr w:type="spellStart"/>
+      <w:r>
+        <w:t>integers</w:t>
+      </w:r>
+      <w:proofErr w:type="spellEnd"/>
+      <w:r>
+        <w:t xml:space="preserve"> (17 </w:t>
+      </w:r>
+      <w:proofErr w:type="spellStart"/>
+      <w:r>
+        <w:t>cities</w:t>
+      </w:r>
+      <w:proofErr w:type="spellEnd"/>
+      <w:r>
+        <w:t xml:space="preserve">, 5 </w:t>
+      </w:r>
+      <w:proofErr w:type="spellStart"/>
+      <w:r>
+        <w:t>states</w:t>
+      </w:r>
+      <w:proofErr w:type="spellEnd"/>
+      <w:r>
+        <w:t xml:space="preserve">, 4 </w:t>
+      </w:r>
+      <w:proofErr w:type="spellStart"/>
+      <w:r>
+        <w:t>building</w:t>
+      </w:r>
+      <w:proofErr w:type="spellEnd"/>
+      <w:r>
+        <w:t xml:space="preserve"> </w:t>
+      </w:r>
+      <w:proofErr w:type="spellStart"/>
+      <w:r>
+        <w:t>types</w:t>
+      </w:r>
+      <w:proofErr w:type="spellEnd"/>
+      <w:r>
+        <w:t xml:space="preserve">). </w:t>
+      </w:r>
+      <w:proofErr w:type="spellStart"/>
+      <w:r>
+        <w:t>Columns</w:t>
+      </w:r>
+      <w:proofErr w:type="spellEnd"/>
+      <w:r>
+        <w:t xml:space="preserve"> </w:t>
+      </w:r>
+      <w:proofErr w:type="spellStart"/>
+      <w:r>
+        <w:t>were</w:t>
+      </w:r>
+      <w:proofErr w:type="spellEnd"/>
+      <w:r>
+        <w:t xml:space="preserve"> </w:t>
+      </w:r>
+      <w:proofErr w:type="spellStart"/>
+      <w:r>
+        <w:t>dropped</w:t>
+      </w:r>
+      <w:proofErr w:type="spellEnd"/>
+      <w:r>
+        <w:t xml:space="preserve"> (</w:t>
+      </w:r>
+      <w:proofErr w:type="spellStart"/>
+      <w:r>
+        <w:t>id</w:t>
+      </w:r>
+      <w:proofErr w:type="spellEnd"/>
+      <w:r>
+        <w:t xml:space="preserve">, </w:t>
+      </w:r>
+      <w:proofErr w:type="spellStart"/>
+      <w:r>
+        <w:t>lat</w:t>
+      </w:r>
+      <w:proofErr w:type="spellEnd"/>
+      <w:r>
+        <w:t xml:space="preserve">, </w:t>
+      </w:r>
+      <w:proofErr w:type="spellStart"/>
+      <w:r>
+        <w:t>lon</w:t>
+      </w:r>
+      <w:proofErr w:type="spellEnd"/>
+      <w:r>
+        <w:t xml:space="preserve">, </w:t>
+      </w:r>
+      <w:proofErr w:type="spellStart"/>
+      <w:r>
+        <w:t>raw</w:t>
+      </w:r>
+      <w:proofErr w:type="spellEnd"/>
+      <w:r>
+        <w:t xml:space="preserve"> </w:t>
+      </w:r>
+      <w:proofErr w:type="spellStart"/>
+      <w:r>
+        <w:t>price</w:t>
+      </w:r>
+      <w:proofErr w:type="spellEnd"/>
+      <w:r>
+        <w:t xml:space="preserve">) </w:t>
+      </w:r>
+      <w:proofErr w:type="spellStart"/>
+      <w:r>
+        <w:t>or</w:t>
+      </w:r>
+      <w:proofErr w:type="spellEnd"/>
+      <w:r>
+        <w:t xml:space="preserve"> </w:t>
+      </w:r>
+      <w:proofErr w:type="spellStart"/>
+      <w:r>
+        <w:t>created</w:t>
+      </w:r>
+      <w:proofErr w:type="spellEnd"/>
+      <w:r>
+        <w:t xml:space="preserve">: </w:t>
+      </w:r>
+      <w:proofErr w:type="spellStart"/>
       <w:r>
         <w:rPr>
           <w:b/>
@@ -1081,9 +2570,139 @@
         </w:rPr>
         <w:t>dist</w:t>
       </w:r>
-      <w:r>
-        <w:t xml:space="preserve"> (Haversine distance in km from the listing to its city centre, taken from a median-coordinate table) and </w:t>
-      </w:r>
+      <w:proofErr w:type="spellEnd"/>
+      <w:r>
+        <w:t xml:space="preserve"> (</w:t>
+      </w:r>
+      <w:proofErr w:type="spellStart"/>
+      <w:r>
+        <w:t>Haversine</w:t>
+      </w:r>
+      <w:proofErr w:type="spellEnd"/>
+      <w:r>
+        <w:t xml:space="preserve"> </w:t>
+      </w:r>
+      <w:proofErr w:type="spellStart"/>
+      <w:r>
+        <w:t>distance</w:t>
+      </w:r>
+      <w:proofErr w:type="spellEnd"/>
+      <w:r>
+        <w:t xml:space="preserve"> </w:t>
+      </w:r>
+      <w:proofErr w:type="spellStart"/>
+      <w:r>
+        <w:t>in</w:t>
+      </w:r>
+      <w:proofErr w:type="spellEnd"/>
+      <w:r>
+        <w:t xml:space="preserve"> </w:t>
+      </w:r>
+      <w:proofErr w:type="spellStart"/>
+      <w:r>
+        <w:t>km</w:t>
+      </w:r>
+      <w:proofErr w:type="spellEnd"/>
+      <w:r>
+        <w:t xml:space="preserve"> </w:t>
+      </w:r>
+      <w:proofErr w:type="spellStart"/>
+      <w:r>
+        <w:t>from</w:t>
+      </w:r>
+      <w:proofErr w:type="spellEnd"/>
+      <w:r>
+        <w:t xml:space="preserve"> </w:t>
+      </w:r>
+      <w:proofErr w:type="spellStart"/>
+      <w:r>
+        <w:t>the</w:t>
+      </w:r>
+      <w:proofErr w:type="spellEnd"/>
+      <w:r>
+        <w:t xml:space="preserve"> </w:t>
+      </w:r>
+      <w:proofErr w:type="spellStart"/>
+      <w:r>
+        <w:t>listing</w:t>
+      </w:r>
+      <w:proofErr w:type="spellEnd"/>
+      <w:r>
+        <w:t xml:space="preserve"> </w:t>
+      </w:r>
+      <w:proofErr w:type="spellStart"/>
+      <w:r>
+        <w:t>to</w:t>
+      </w:r>
+      <w:proofErr w:type="spellEnd"/>
+      <w:r>
+        <w:t xml:space="preserve"> </w:t>
+      </w:r>
+      <w:proofErr w:type="spellStart"/>
+      <w:r>
+        <w:t>its</w:t>
+      </w:r>
+      <w:proofErr w:type="spellEnd"/>
+      <w:r>
+        <w:t xml:space="preserve"> </w:t>
+      </w:r>
+      <w:proofErr w:type="spellStart"/>
+      <w:r>
+        <w:t>city</w:t>
+      </w:r>
+      <w:proofErr w:type="spellEnd"/>
+      <w:r>
+        <w:t xml:space="preserve"> </w:t>
+      </w:r>
+      <w:proofErr w:type="spellStart"/>
+      <w:r>
+        <w:t>centre</w:t>
+      </w:r>
+      <w:proofErr w:type="spellEnd"/>
+      <w:r>
+        <w:t xml:space="preserve">, </w:t>
+      </w:r>
+      <w:proofErr w:type="spellStart"/>
+      <w:r>
+        <w:t>taken</w:t>
+      </w:r>
+      <w:proofErr w:type="spellEnd"/>
+      <w:r>
+        <w:t xml:space="preserve"> </w:t>
+      </w:r>
+      <w:proofErr w:type="spellStart"/>
+      <w:r>
+        <w:t>from</w:t>
+      </w:r>
+      <w:proofErr w:type="spellEnd"/>
+      <w:r>
+        <w:t xml:space="preserve"> a </w:t>
+      </w:r>
+      <w:proofErr w:type="spellStart"/>
+      <w:r>
+        <w:t>median-coordinate</w:t>
+      </w:r>
+      <w:proofErr w:type="spellEnd"/>
+      <w:r>
+        <w:t xml:space="preserve"> </w:t>
+      </w:r>
+      <w:proofErr w:type="spellStart"/>
+      <w:r>
+        <w:t>table</w:t>
+      </w:r>
+      <w:proofErr w:type="spellEnd"/>
+      <w:r>
+        <w:t xml:space="preserve">) </w:t>
+      </w:r>
+      <w:proofErr w:type="spellStart"/>
+      <w:r>
+        <w:t>and</w:t>
+      </w:r>
+      <w:proofErr w:type="spellEnd"/>
+      <w:r>
+        <w:t xml:space="preserve"> </w:t>
+      </w:r>
+      <w:proofErr w:type="spellStart"/>
       <w:r>
         <w:rPr>
           <w:b/>
@@ -1091,8 +2710,137 @@
         </w:rPr>
         <w:t>cur_price_m</w:t>
       </w:r>
-      <w:r>
-        <w:t xml:space="preserve"> (asking price ÷ area). In the analysis notebook rows with missing values (mostly missing area) were removed, leaving </w:t>
+      <w:proofErr w:type="spellEnd"/>
+      <w:r>
+        <w:t xml:space="preserve"> (</w:t>
+      </w:r>
+      <w:proofErr w:type="spellStart"/>
+      <w:r>
+        <w:t>asking</w:t>
+      </w:r>
+      <w:proofErr w:type="spellEnd"/>
+      <w:r>
+        <w:t xml:space="preserve"> </w:t>
+      </w:r>
+      <w:proofErr w:type="spellStart"/>
+      <w:r>
+        <w:t>price</w:t>
+      </w:r>
+      <w:proofErr w:type="spellEnd"/>
+      <w:r>
+        <w:t xml:space="preserve"> ÷ </w:t>
+      </w:r>
+      <w:proofErr w:type="spellStart"/>
+      <w:r>
+        <w:t>area</w:t>
+      </w:r>
+      <w:proofErr w:type="spellEnd"/>
+      <w:r>
+        <w:t xml:space="preserve">). In </w:t>
+      </w:r>
+      <w:proofErr w:type="spellStart"/>
+      <w:r>
+        <w:t>the</w:t>
+      </w:r>
+      <w:proofErr w:type="spellEnd"/>
+      <w:r>
+        <w:t xml:space="preserve"> </w:t>
+      </w:r>
+      <w:proofErr w:type="spellStart"/>
+      <w:r>
+        <w:t>analysis</w:t>
+      </w:r>
+      <w:proofErr w:type="spellEnd"/>
+      <w:r>
+        <w:t xml:space="preserve"> </w:t>
+      </w:r>
+      <w:proofErr w:type="spellStart"/>
+      <w:r>
+        <w:t>notebook</w:t>
+      </w:r>
+      <w:proofErr w:type="spellEnd"/>
+      <w:r>
+        <w:t xml:space="preserve"> </w:t>
+      </w:r>
+      <w:proofErr w:type="spellStart"/>
+      <w:r>
+        <w:t>rows</w:t>
+      </w:r>
+      <w:proofErr w:type="spellEnd"/>
+      <w:r>
+        <w:t xml:space="preserve"> </w:t>
+      </w:r>
+      <w:proofErr w:type="spellStart"/>
+      <w:r>
+        <w:t>with</w:t>
+      </w:r>
+      <w:proofErr w:type="spellEnd"/>
+      <w:r>
+        <w:t xml:space="preserve"> </w:t>
+      </w:r>
+      <w:proofErr w:type="spellStart"/>
+      <w:r>
+        <w:t>missing</w:t>
+      </w:r>
+      <w:proofErr w:type="spellEnd"/>
+      <w:r>
+        <w:t xml:space="preserve"> </w:t>
+      </w:r>
+      <w:proofErr w:type="spellStart"/>
+      <w:r>
+        <w:t>values</w:t>
+      </w:r>
+      <w:proofErr w:type="spellEnd"/>
+      <w:r>
+        <w:t xml:space="preserve"> (</w:t>
+      </w:r>
+      <w:proofErr w:type="spellStart"/>
+      <w:r>
+        <w:t>mostly</w:t>
+      </w:r>
+      <w:proofErr w:type="spellEnd"/>
+      <w:r>
+        <w:t xml:space="preserve"> </w:t>
+      </w:r>
+      <w:proofErr w:type="spellStart"/>
+      <w:r>
+        <w:t>missing</w:t>
+      </w:r>
+      <w:proofErr w:type="spellEnd"/>
+      <w:r>
+        <w:t xml:space="preserve"> </w:t>
+      </w:r>
+      <w:proofErr w:type="spellStart"/>
+      <w:r>
+        <w:t>area</w:t>
+      </w:r>
+      <w:proofErr w:type="spellEnd"/>
+      <w:r>
+        <w:t xml:space="preserve">) </w:t>
+      </w:r>
+      <w:proofErr w:type="spellStart"/>
+      <w:r>
+        <w:t>were</w:t>
+      </w:r>
+      <w:proofErr w:type="spellEnd"/>
+      <w:r>
+        <w:t xml:space="preserve"> </w:t>
+      </w:r>
+      <w:proofErr w:type="spellStart"/>
+      <w:r>
+        <w:t>removed</w:t>
+      </w:r>
+      <w:proofErr w:type="spellEnd"/>
+      <w:r>
+        <w:t xml:space="preserve">, </w:t>
+      </w:r>
+      <w:proofErr w:type="spellStart"/>
+      <w:r>
+        <w:t>leaving</w:t>
+      </w:r>
+      <w:proofErr w:type="spellEnd"/>
+      <w:r>
+        <w:t xml:space="preserve"> </w:t>
       </w:r>
       <w:r>
         <w:rPr>
@@ -1102,22 +2850,95 @@
         <w:t>5,304</w:t>
       </w:r>
       <w:r>
-        <w:t xml:space="preserve"> listings.</w:t>
+        <w:t xml:space="preserve"> </w:t>
+      </w:r>
+      <w:proofErr w:type="spellStart"/>
+      <w:r>
+        <w:t>listings</w:t>
+      </w:r>
+      <w:proofErr w:type="spellEnd"/>
+      <w:r>
+        <w:t>.</w:t>
       </w:r>
     </w:p>
     <w:p>
       <w:pPr>
         <w:spacing w:after="70"/>
       </w:pPr>
-      <w:r>
-        <w:rPr>
-          <w:b/>
-          <w:bCs/>
-        </w:rPr>
-        <w:t xml:space="preserve">Merging. </w:t>
-      </w:r>
-      <w:r>
-        <w:t xml:space="preserve">The listings table was joined with a second source, </w:t>
+      <w:proofErr w:type="spellStart"/>
+      <w:r>
+        <w:rPr>
+          <w:b/>
+          <w:bCs/>
+        </w:rPr>
+        <w:t>Merging</w:t>
+      </w:r>
+      <w:proofErr w:type="spellEnd"/>
+      <w:r>
+        <w:rPr>
+          <w:b/>
+          <w:bCs/>
+        </w:rPr>
+        <w:t xml:space="preserve">. </w:t>
+      </w:r>
+      <w:r>
+        <w:t xml:space="preserve">The </w:t>
+      </w:r>
+      <w:proofErr w:type="spellStart"/>
+      <w:r>
+        <w:t>listings</w:t>
+      </w:r>
+      <w:proofErr w:type="spellEnd"/>
+      <w:r>
+        <w:t xml:space="preserve"> </w:t>
+      </w:r>
+      <w:proofErr w:type="spellStart"/>
+      <w:r>
+        <w:t>table</w:t>
+      </w:r>
+      <w:proofErr w:type="spellEnd"/>
+      <w:r>
+        <w:t xml:space="preserve"> </w:t>
+      </w:r>
+      <w:proofErr w:type="spellStart"/>
+      <w:r>
+        <w:t>was</w:t>
+      </w:r>
+      <w:proofErr w:type="spellEnd"/>
+      <w:r>
+        <w:t xml:space="preserve"> </w:t>
+      </w:r>
+      <w:proofErr w:type="spellStart"/>
+      <w:r>
+        <w:t>joined</w:t>
+      </w:r>
+      <w:proofErr w:type="spellEnd"/>
+      <w:r>
+        <w:t xml:space="preserve"> </w:t>
+      </w:r>
+      <w:proofErr w:type="spellStart"/>
+      <w:r>
+        <w:t>with</w:t>
+      </w:r>
+      <w:proofErr w:type="spellEnd"/>
+      <w:r>
+        <w:t xml:space="preserve"> a </w:t>
+      </w:r>
+      <w:proofErr w:type="spellStart"/>
+      <w:r>
+        <w:t>second</w:t>
+      </w:r>
+      <w:proofErr w:type="spellEnd"/>
+      <w:r>
+        <w:t xml:space="preserve"> </w:t>
+      </w:r>
+      <w:proofErr w:type="spellStart"/>
+      <w:r>
+        <w:t>source</w:t>
+      </w:r>
+      <w:proofErr w:type="spellEnd"/>
+      <w:r>
+        <w:t xml:space="preserve">, </w:t>
       </w:r>
       <w:r>
         <w:rPr>
@@ -1127,8 +2948,193 @@
         <w:t>city_centers.csv</w:t>
       </w:r>
       <w:r>
-        <w:t xml:space="preserve"> (median latitude/longitude per city), on the city key. This produced the distance-to-centre feature and the common key used for per-city comparison. A column </w:t>
-      </w:r>
+        <w:t xml:space="preserve"> (</w:t>
+      </w:r>
+      <w:proofErr w:type="spellStart"/>
+      <w:r>
+        <w:t>median</w:t>
+      </w:r>
+      <w:proofErr w:type="spellEnd"/>
+      <w:r>
+        <w:t xml:space="preserve"> </w:t>
+      </w:r>
+      <w:proofErr w:type="spellStart"/>
+      <w:r>
+        <w:t>latitude</w:t>
+      </w:r>
+      <w:proofErr w:type="spellEnd"/>
+      <w:r>
+        <w:t>/</w:t>
+      </w:r>
+      <w:proofErr w:type="spellStart"/>
+      <w:r>
+        <w:t>longitude</w:t>
+      </w:r>
+      <w:proofErr w:type="spellEnd"/>
+      <w:r>
+        <w:t xml:space="preserve"> </w:t>
+      </w:r>
+      <w:proofErr w:type="spellStart"/>
+      <w:r>
+        <w:t>per</w:t>
+      </w:r>
+      <w:proofErr w:type="spellEnd"/>
+      <w:r>
+        <w:t xml:space="preserve"> </w:t>
+      </w:r>
+      <w:proofErr w:type="spellStart"/>
+      <w:r>
+        <w:t>city</w:t>
+      </w:r>
+      <w:proofErr w:type="spellEnd"/>
+      <w:r>
+        <w:t xml:space="preserve">), </w:t>
+      </w:r>
+      <w:proofErr w:type="spellStart"/>
+      <w:r>
+        <w:t>on</w:t>
+      </w:r>
+      <w:proofErr w:type="spellEnd"/>
+      <w:r>
+        <w:t xml:space="preserve"> </w:t>
+      </w:r>
+      <w:proofErr w:type="spellStart"/>
+      <w:r>
+        <w:t>the</w:t>
+      </w:r>
+      <w:proofErr w:type="spellEnd"/>
+      <w:r>
+        <w:t xml:space="preserve"> </w:t>
+      </w:r>
+      <w:proofErr w:type="spellStart"/>
+      <w:r>
+        <w:t>city</w:t>
+      </w:r>
+      <w:proofErr w:type="spellEnd"/>
+      <w:r>
+        <w:t xml:space="preserve"> </w:t>
+      </w:r>
+      <w:proofErr w:type="spellStart"/>
+      <w:r>
+        <w:t>key</w:t>
+      </w:r>
+      <w:proofErr w:type="spellEnd"/>
+      <w:r>
+        <w:t xml:space="preserve">. </w:t>
+      </w:r>
+      <w:proofErr w:type="spellStart"/>
+      <w:r>
+        <w:t>This</w:t>
+      </w:r>
+      <w:proofErr w:type="spellEnd"/>
+      <w:r>
+        <w:t xml:space="preserve"> </w:t>
+      </w:r>
+      <w:proofErr w:type="spellStart"/>
+      <w:r>
+        <w:t>produced</w:t>
+      </w:r>
+      <w:proofErr w:type="spellEnd"/>
+      <w:r>
+        <w:t xml:space="preserve"> </w:t>
+      </w:r>
+      <w:proofErr w:type="spellStart"/>
+      <w:r>
+        <w:t>the</w:t>
+      </w:r>
+      <w:proofErr w:type="spellEnd"/>
+      <w:r>
+        <w:t xml:space="preserve"> </w:t>
+      </w:r>
+      <w:proofErr w:type="spellStart"/>
+      <w:r>
+        <w:t>distance-to-centre</w:t>
+      </w:r>
+      <w:proofErr w:type="spellEnd"/>
+      <w:r>
+        <w:t xml:space="preserve"> </w:t>
+      </w:r>
+      <w:proofErr w:type="spellStart"/>
+      <w:r>
+        <w:t>feature</w:t>
+      </w:r>
+      <w:proofErr w:type="spellEnd"/>
+      <w:r>
+        <w:t xml:space="preserve"> </w:t>
+      </w:r>
+      <w:proofErr w:type="spellStart"/>
+      <w:r>
+        <w:t>and</w:t>
+      </w:r>
+      <w:proofErr w:type="spellEnd"/>
+      <w:r>
+        <w:t xml:space="preserve"> </w:t>
+      </w:r>
+      <w:proofErr w:type="spellStart"/>
+      <w:r>
+        <w:t>the</w:t>
+      </w:r>
+      <w:proofErr w:type="spellEnd"/>
+      <w:r>
+        <w:t xml:space="preserve"> </w:t>
+      </w:r>
+      <w:proofErr w:type="spellStart"/>
+      <w:r>
+        <w:t>common</w:t>
+      </w:r>
+      <w:proofErr w:type="spellEnd"/>
+      <w:r>
+        <w:t xml:space="preserve"> </w:t>
+      </w:r>
+      <w:proofErr w:type="spellStart"/>
+      <w:r>
+        <w:t>key</w:t>
+      </w:r>
+      <w:proofErr w:type="spellEnd"/>
+      <w:r>
+        <w:t xml:space="preserve"> </w:t>
+      </w:r>
+      <w:proofErr w:type="spellStart"/>
+      <w:r>
+        <w:t>used</w:t>
+      </w:r>
+      <w:proofErr w:type="spellEnd"/>
+      <w:r>
+        <w:t xml:space="preserve"> </w:t>
+      </w:r>
+      <w:proofErr w:type="spellStart"/>
+      <w:r>
+        <w:t>for</w:t>
+      </w:r>
+      <w:proofErr w:type="spellEnd"/>
+      <w:r>
+        <w:t xml:space="preserve"> </w:t>
+      </w:r>
+      <w:proofErr w:type="spellStart"/>
+      <w:r>
+        <w:t>per-city</w:t>
+      </w:r>
+      <w:proofErr w:type="spellEnd"/>
+      <w:r>
+        <w:t xml:space="preserve"> </w:t>
+      </w:r>
+      <w:proofErr w:type="spellStart"/>
+      <w:r>
+        <w:t>comparison</w:t>
+      </w:r>
+      <w:proofErr w:type="spellEnd"/>
+      <w:r>
+        <w:t xml:space="preserve">. A </w:t>
+      </w:r>
+      <w:proofErr w:type="spellStart"/>
+      <w:r>
+        <w:t>column</w:t>
+      </w:r>
+      <w:proofErr w:type="spellEnd"/>
+      <w:r>
+        <w:t xml:space="preserve"> </w:t>
+      </w:r>
+      <w:proofErr w:type="spellStart"/>
       <w:r>
         <w:rPr>
           <w:b/>
@@ -1136,8 +3142,89 @@
         </w:rPr>
         <w:t>rec_price_m</w:t>
       </w:r>
-      <w:r>
-        <w:t xml:space="preserve"> (the site’s recommended price per m²) is carried along as a benchmark.</w:t>
+      <w:proofErr w:type="spellEnd"/>
+      <w:r>
+        <w:t xml:space="preserve"> (</w:t>
+      </w:r>
+      <w:proofErr w:type="spellStart"/>
+      <w:r>
+        <w:t>the</w:t>
+      </w:r>
+      <w:proofErr w:type="spellEnd"/>
+      <w:r>
+        <w:t xml:space="preserve"> </w:t>
+      </w:r>
+      <w:proofErr w:type="spellStart"/>
+      <w:r>
+        <w:t>site’s</w:t>
+      </w:r>
+      <w:proofErr w:type="spellEnd"/>
+      <w:r>
+        <w:t xml:space="preserve"> </w:t>
+      </w:r>
+      <w:proofErr w:type="spellStart"/>
+      <w:r>
+        <w:t>recommended</w:t>
+      </w:r>
+      <w:proofErr w:type="spellEnd"/>
+      <w:r>
+        <w:t xml:space="preserve"> </w:t>
+      </w:r>
+      <w:proofErr w:type="spellStart"/>
+      <w:r>
+        <w:t>price</w:t>
+      </w:r>
+      <w:proofErr w:type="spellEnd"/>
+      <w:r>
+        <w:t xml:space="preserve"> </w:t>
+      </w:r>
+      <w:proofErr w:type="spellStart"/>
+      <w:r>
+        <w:t>per</w:t>
+      </w:r>
+      <w:proofErr w:type="spellEnd"/>
+      <w:r>
+        <w:t xml:space="preserve"> m²) </w:t>
+      </w:r>
+      <w:proofErr w:type="spellStart"/>
+      <w:r>
+        <w:t>is</w:t>
+      </w:r>
+      <w:proofErr w:type="spellEnd"/>
+      <w:r>
+        <w:t xml:space="preserve"> </w:t>
+      </w:r>
+      <w:proofErr w:type="spellStart"/>
+      <w:r>
+        <w:t>carried</w:t>
+      </w:r>
+      <w:proofErr w:type="spellEnd"/>
+      <w:r>
+        <w:t xml:space="preserve"> </w:t>
+      </w:r>
+      <w:proofErr w:type="spellStart"/>
+      <w:r>
+        <w:t>along</w:t>
+      </w:r>
+      <w:proofErr w:type="spellEnd"/>
+      <w:r>
+        <w:t xml:space="preserve"> </w:t>
+      </w:r>
+      <w:proofErr w:type="spellStart"/>
+      <w:r>
+        <w:t>as</w:t>
+      </w:r>
+      <w:proofErr w:type="spellEnd"/>
+      <w:r>
+        <w:t xml:space="preserve"> a </w:t>
+      </w:r>
+      <w:proofErr w:type="spellStart"/>
+      <w:r>
+        <w:t>benchmark</w:t>
+      </w:r>
+      <w:proofErr w:type="spellEnd"/>
+      <w:r>
+        <w:t>.</w:t>
       </w:r>
     </w:p>
     <w:p>
@@ -1153,8 +3240,64 @@
           <w:sz w:val="23"/>
           <w:szCs w:val="23"/>
         </w:rPr>
-        <w:t>2. Results: descriptive statistics</w:t>
-      </w:r>
+        <w:t xml:space="preserve">2. </w:t>
+      </w:r>
+      <w:proofErr w:type="spellStart"/>
+      <w:r>
+        <w:rPr>
+          <w:b/>
+          <w:bCs/>
+          <w:color w:val="1F3864"/>
+          <w:sz w:val="23"/>
+          <w:szCs w:val="23"/>
+        </w:rPr>
+        <w:t>Results</w:t>
+      </w:r>
+      <w:proofErr w:type="spellEnd"/>
+      <w:r>
+        <w:rPr>
+          <w:b/>
+          <w:bCs/>
+          <w:color w:val="1F3864"/>
+          <w:sz w:val="23"/>
+          <w:szCs w:val="23"/>
+        </w:rPr>
+        <w:t xml:space="preserve">: </w:t>
+      </w:r>
+      <w:proofErr w:type="spellStart"/>
+      <w:r>
+        <w:rPr>
+          <w:b/>
+          <w:bCs/>
+          <w:color w:val="1F3864"/>
+          <w:sz w:val="23"/>
+          <w:szCs w:val="23"/>
+        </w:rPr>
+        <w:t>descriptive</w:t>
+      </w:r>
+      <w:proofErr w:type="spellEnd"/>
+      <w:r>
+        <w:rPr>
+          <w:b/>
+          <w:bCs/>
+          <w:color w:val="1F3864"/>
+          <w:sz w:val="23"/>
+          <w:szCs w:val="23"/>
+        </w:rPr>
+        <w:t xml:space="preserve"> </w:t>
+      </w:r>
+      <w:proofErr w:type="spellStart"/>
+      <w:r>
+        <w:rPr>
+          <w:b/>
+          <w:bCs/>
+          <w:color w:val="1F3864"/>
+          <w:sz w:val="23"/>
+          <w:szCs w:val="23"/>
+        </w:rPr>
+        <w:t>statistics</w:t>
+      </w:r>
+      <w:proofErr w:type="spellEnd"/>
     </w:p>
     <w:tbl>
       <w:tblPr>
@@ -1200,6 +3343,7 @@
             </w:tcMar>
           </w:tcPr>
           <w:p>
+            <w:proofErr w:type="spellStart"/>
             <w:r>
               <w:rPr>
                 <w:b/>
@@ -1209,6 +3353,7 @@
               </w:rPr>
               <w:t>Variable</w:t>
             </w:r>
+            <w:proofErr w:type="spellEnd"/>
           </w:p>
         </w:tc>
         <w:tc>
@@ -1229,6 +3374,7 @@
             </w:tcMar>
           </w:tcPr>
           <w:p>
+            <w:proofErr w:type="spellStart"/>
             <w:r>
               <w:rPr>
                 <w:b/>
@@ -1238,6 +3384,7 @@
               </w:rPr>
               <w:t>Mean</w:t>
             </w:r>
+            <w:proofErr w:type="spellEnd"/>
           </w:p>
         </w:tc>
         <w:tc>
@@ -1258,6 +3405,7 @@
             </w:tcMar>
           </w:tcPr>
           <w:p>
+            <w:proofErr w:type="spellStart"/>
             <w:r>
               <w:rPr>
                 <w:b/>
@@ -1267,6 +3415,7 @@
               </w:rPr>
               <w:t>Median</w:t>
             </w:r>
+            <w:proofErr w:type="spellEnd"/>
           </w:p>
         </w:tc>
         <w:tc>
@@ -1287,6 +3436,7 @@
             </w:tcMar>
           </w:tcPr>
           <w:p>
+            <w:proofErr w:type="spellStart"/>
             <w:r>
               <w:rPr>
                 <w:b/>
@@ -1296,6 +3446,7 @@
               </w:rPr>
               <w:t>Std</w:t>
             </w:r>
+            <w:proofErr w:type="spellEnd"/>
           </w:p>
         </w:tc>
         <w:tc>
@@ -1316,6 +3467,7 @@
             </w:tcMar>
           </w:tcPr>
           <w:p>
+            <w:proofErr w:type="spellStart"/>
             <w:r>
               <w:rPr>
                 <w:b/>
@@ -1325,6 +3477,7 @@
               </w:rPr>
               <w:t>Min</w:t>
             </w:r>
+            <w:proofErr w:type="spellEnd"/>
           </w:p>
         </w:tc>
         <w:tc>
@@ -1375,12 +3528,21 @@
             </w:tcMar>
           </w:tcPr>
           <w:p>
+            <w:proofErr w:type="spellStart"/>
             <w:r>
               <w:rPr>
                 <w:sz w:val="17"/>
                 <w:szCs w:val="17"/>
               </w:rPr>
-              <w:t>rec_price_m (KZT/m²)</w:t>
+              <w:t>rec_price_m</w:t>
+            </w:r>
+            <w:proofErr w:type="spellEnd"/>
+            <w:r>
+              <w:rPr>
+                <w:sz w:val="17"/>
+                <w:szCs w:val="17"/>
+              </w:rPr>
+              <w:t xml:space="preserve"> (KZT/m²)</w:t>
             </w:r>
           </w:p>
         </w:tc>
@@ -1533,12 +3695,21 @@
             </w:tcMar>
           </w:tcPr>
           <w:p>
+            <w:proofErr w:type="spellStart"/>
             <w:r>
               <w:rPr>
                 <w:sz w:val="17"/>
                 <w:szCs w:val="17"/>
               </w:rPr>
-              <w:t>area (m²)</w:t>
+              <w:t>area</w:t>
+            </w:r>
+            <w:proofErr w:type="spellEnd"/>
+            <w:r>
+              <w:rPr>
+                <w:sz w:val="17"/>
+                <w:szCs w:val="17"/>
+              </w:rPr>
+              <w:t xml:space="preserve"> (m²)</w:t>
             </w:r>
           </w:p>
         </w:tc>
@@ -1691,13 +3862,31 @@
             </w:tcMar>
           </w:tcPr>
           <w:p>
+            <w:proofErr w:type="spellStart"/>
             <w:r>
               <w:rPr>
                 <w:sz w:val="17"/>
                 <w:szCs w:val="17"/>
               </w:rPr>
-              <w:t>year built</w:t>
+              <w:t>year</w:t>
             </w:r>
+            <w:proofErr w:type="spellEnd"/>
+            <w:r>
+              <w:rPr>
+                <w:sz w:val="17"/>
+                <w:szCs w:val="17"/>
+              </w:rPr>
+              <w:t xml:space="preserve"> </w:t>
+            </w:r>
+            <w:proofErr w:type="spellStart"/>
+            <w:r>
+              <w:rPr>
+                <w:sz w:val="17"/>
+                <w:szCs w:val="17"/>
+              </w:rPr>
+              <w:t>built</w:t>
+            </w:r>
+            <w:proofErr w:type="spellEnd"/>
           </w:p>
         </w:tc>
         <w:tc>
@@ -1849,6 +4038,7 @@
             </w:tcMar>
           </w:tcPr>
           <w:p>
+            <w:proofErr w:type="spellStart"/>
             <w:r>
               <w:rPr>
                 <w:sz w:val="17"/>
@@ -1856,6 +4046,7 @@
               </w:rPr>
               <w:t>max_floor</w:t>
             </w:r>
+            <w:proofErr w:type="spellEnd"/>
           </w:p>
         </w:tc>
         <w:tc>
@@ -2007,12 +4198,69 @@
             </w:tcMar>
           </w:tcPr>
           <w:p>
+            <w:proofErr w:type="spellStart"/>
             <w:r>
               <w:rPr>
                 <w:sz w:val="17"/>
                 <w:szCs w:val="17"/>
               </w:rPr>
-              <w:t>dist to centre (km)</w:t>
+              <w:t>dist</w:t>
+            </w:r>
+            <w:proofErr w:type="spellEnd"/>
+            <w:r>
+              <w:rPr>
+                <w:sz w:val="17"/>
+                <w:szCs w:val="17"/>
+              </w:rPr>
+              <w:t xml:space="preserve"> </w:t>
+            </w:r>
+            <w:proofErr w:type="spellStart"/>
+            <w:r>
+              <w:rPr>
+                <w:sz w:val="17"/>
+                <w:szCs w:val="17"/>
+              </w:rPr>
+              <w:t>to</w:t>
+            </w:r>
+            <w:proofErr w:type="spellEnd"/>
+            <w:r>
+              <w:rPr>
+                <w:sz w:val="17"/>
+                <w:szCs w:val="17"/>
+              </w:rPr>
+              <w:t xml:space="preserve"> </w:t>
+            </w:r>
+            <w:proofErr w:type="spellStart"/>
+            <w:r>
+              <w:rPr>
+                <w:sz w:val="17"/>
+                <w:szCs w:val="17"/>
+              </w:rPr>
+              <w:t>centre</w:t>
+            </w:r>
+            <w:proofErr w:type="spellEnd"/>
+            <w:r>
+              <w:rPr>
+                <w:sz w:val="17"/>
+                <w:szCs w:val="17"/>
+              </w:rPr>
+              <w:t xml:space="preserve"> (</w:t>
+            </w:r>
+            <w:proofErr w:type="spellStart"/>
+            <w:r>
+              <w:rPr>
+                <w:sz w:val="17"/>
+                <w:szCs w:val="17"/>
+              </w:rPr>
+              <w:t>km</w:t>
+            </w:r>
+            <w:proofErr w:type="spellEnd"/>
+            <w:r>
+              <w:rPr>
+                <w:sz w:val="17"/>
+                <w:szCs w:val="17"/>
+              </w:rPr>
+              <w:t>)</w:t>
             </w:r>
           </w:p>
         </w:tc>
@@ -2165,12 +4413,21 @@
             </w:tcMar>
           </w:tcPr>
           <w:p>
+            <w:proofErr w:type="spellStart"/>
             <w:r>
               <w:rPr>
                 <w:sz w:val="17"/>
                 <w:szCs w:val="17"/>
               </w:rPr>
-              <w:t>cur_price_m (KZT/m²)</w:t>
+              <w:t>cur_price_m</w:t>
+            </w:r>
+            <w:proofErr w:type="spellEnd"/>
+            <w:r>
+              <w:rPr>
+                <w:sz w:val="17"/>
+                <w:szCs w:val="17"/>
+              </w:rPr>
+              <w:t xml:space="preserve"> (KZT/m²)</w:t>
             </w:r>
           </w:p>
         </w:tc>
@@ -2311,6 +4568,7 @@
         <w:spacing w:after="80"/>
         <w:jc w:val="center"/>
       </w:pPr>
+      <w:proofErr w:type="spellStart"/>
       <w:r>
         <w:rPr>
           <w:i/>
@@ -2319,15 +4577,627 @@
           <w:sz w:val="16"/>
           <w:szCs w:val="16"/>
         </w:rPr>
-        <w:t>Table 1. Descriptive statistics for the cleaned dataset (n = 5,304).</w:t>
+        <w:t>Table</w:t>
+      </w:r>
+      <w:proofErr w:type="spellEnd"/>
+      <w:r>
+        <w:rPr>
+          <w:i/>
+          <w:iCs/>
+          <w:color w:val="555555"/>
+          <w:sz w:val="16"/>
+          <w:szCs w:val="16"/>
+        </w:rPr>
+        <w:t xml:space="preserve"> 1. </w:t>
+      </w:r>
+      <w:proofErr w:type="spellStart"/>
+      <w:r>
+        <w:rPr>
+          <w:i/>
+          <w:iCs/>
+          <w:color w:val="555555"/>
+          <w:sz w:val="16"/>
+          <w:szCs w:val="16"/>
+        </w:rPr>
+        <w:t>Descriptive</w:t>
+      </w:r>
+      <w:proofErr w:type="spellEnd"/>
+      <w:r>
+        <w:rPr>
+          <w:i/>
+          <w:iCs/>
+          <w:color w:val="555555"/>
+          <w:sz w:val="16"/>
+          <w:szCs w:val="16"/>
+        </w:rPr>
+        <w:t xml:space="preserve"> </w:t>
+      </w:r>
+      <w:proofErr w:type="spellStart"/>
+      <w:r>
+        <w:rPr>
+          <w:i/>
+          <w:iCs/>
+          <w:color w:val="555555"/>
+          <w:sz w:val="16"/>
+          <w:szCs w:val="16"/>
+        </w:rPr>
+        <w:t>statistics</w:t>
+      </w:r>
+      <w:proofErr w:type="spellEnd"/>
+      <w:r>
+        <w:rPr>
+          <w:i/>
+          <w:iCs/>
+          <w:color w:val="555555"/>
+          <w:sz w:val="16"/>
+          <w:szCs w:val="16"/>
+        </w:rPr>
+        <w:t xml:space="preserve"> </w:t>
+      </w:r>
+      <w:proofErr w:type="spellStart"/>
+      <w:r>
+        <w:rPr>
+          <w:i/>
+          <w:iCs/>
+          <w:color w:val="555555"/>
+          <w:sz w:val="16"/>
+          <w:szCs w:val="16"/>
+        </w:rPr>
+        <w:t>for</w:t>
+      </w:r>
+      <w:proofErr w:type="spellEnd"/>
+      <w:r>
+        <w:rPr>
+          <w:i/>
+          <w:iCs/>
+          <w:color w:val="555555"/>
+          <w:sz w:val="16"/>
+          <w:szCs w:val="16"/>
+        </w:rPr>
+        <w:t xml:space="preserve"> </w:t>
+      </w:r>
+      <w:proofErr w:type="spellStart"/>
+      <w:r>
+        <w:rPr>
+          <w:i/>
+          <w:iCs/>
+          <w:color w:val="555555"/>
+          <w:sz w:val="16"/>
+          <w:szCs w:val="16"/>
+        </w:rPr>
+        <w:t>the</w:t>
+      </w:r>
+      <w:proofErr w:type="spellEnd"/>
+      <w:r>
+        <w:rPr>
+          <w:i/>
+          <w:iCs/>
+          <w:color w:val="555555"/>
+          <w:sz w:val="16"/>
+          <w:szCs w:val="16"/>
+        </w:rPr>
+        <w:t xml:space="preserve"> </w:t>
+      </w:r>
+      <w:proofErr w:type="spellStart"/>
+      <w:r>
+        <w:rPr>
+          <w:i/>
+          <w:iCs/>
+          <w:color w:val="555555"/>
+          <w:sz w:val="16"/>
+          <w:szCs w:val="16"/>
+        </w:rPr>
+        <w:t>cleaned</w:t>
+      </w:r>
+      <w:proofErr w:type="spellEnd"/>
+      <w:r>
+        <w:rPr>
+          <w:i/>
+          <w:iCs/>
+          <w:color w:val="555555"/>
+          <w:sz w:val="16"/>
+          <w:szCs w:val="16"/>
+        </w:rPr>
+        <w:t xml:space="preserve"> </w:t>
+      </w:r>
+      <w:proofErr w:type="spellStart"/>
+      <w:r>
+        <w:rPr>
+          <w:i/>
+          <w:iCs/>
+          <w:color w:val="555555"/>
+          <w:sz w:val="16"/>
+          <w:szCs w:val="16"/>
+        </w:rPr>
+        <w:t>dataset</w:t>
+      </w:r>
+      <w:proofErr w:type="spellEnd"/>
+      <w:r>
+        <w:rPr>
+          <w:i/>
+          <w:iCs/>
+          <w:color w:val="555555"/>
+          <w:sz w:val="16"/>
+          <w:szCs w:val="16"/>
+        </w:rPr>
+        <w:t xml:space="preserve"> (n = 5,304).</w:t>
       </w:r>
     </w:p>
     <w:p>
       <w:pPr>
         <w:spacing w:after="70"/>
       </w:pPr>
-      <w:r>
-        <w:t>Typical flats are around 43 m², built in the 2010s–2020s (median 2022), in buildings of about 9 floors, and roughly 4.7 km from the city centre. Most listings have one bathroom (mean 1.16) and are in the “draft finish” state (code 3). Monolithic buildings are the most common type (median type code 2). The recommended price per m² has a median of about 670 thousand KZT, while views are strongly right-skewed (median 173, maximum 27,384).</w:t>
+      <w:proofErr w:type="spellStart"/>
+      <w:r>
+        <w:t>Typical</w:t>
+      </w:r>
+      <w:proofErr w:type="spellEnd"/>
+      <w:r>
+        <w:t xml:space="preserve"> </w:t>
+      </w:r>
+      <w:proofErr w:type="spellStart"/>
+      <w:r>
+        <w:t>flats</w:t>
+      </w:r>
+      <w:proofErr w:type="spellEnd"/>
+      <w:r>
+        <w:t xml:space="preserve"> </w:t>
+      </w:r>
+      <w:proofErr w:type="spellStart"/>
+      <w:r>
+        <w:t>are</w:t>
+      </w:r>
+      <w:proofErr w:type="spellEnd"/>
+      <w:r>
+        <w:t xml:space="preserve"> </w:t>
+      </w:r>
+      <w:proofErr w:type="spellStart"/>
+      <w:r>
+        <w:t>around</w:t>
+      </w:r>
+      <w:proofErr w:type="spellEnd"/>
+      <w:r>
+        <w:t xml:space="preserve"> 43 m², </w:t>
+      </w:r>
+      <w:proofErr w:type="spellStart"/>
+      <w:r>
+        <w:t>built</w:t>
+      </w:r>
+      <w:proofErr w:type="spellEnd"/>
+      <w:r>
+        <w:t xml:space="preserve"> </w:t>
+      </w:r>
+      <w:proofErr w:type="spellStart"/>
+      <w:r>
+        <w:t>in</w:t>
+      </w:r>
+      <w:proofErr w:type="spellEnd"/>
+      <w:r>
+        <w:t xml:space="preserve"> </w:t>
+      </w:r>
+      <w:proofErr w:type="spellStart"/>
+      <w:r>
+        <w:t>the</w:t>
+      </w:r>
+      <w:proofErr w:type="spellEnd"/>
+      <w:r>
+        <w:t xml:space="preserve"> 2010s–2020s (</w:t>
+      </w:r>
+      <w:proofErr w:type="spellStart"/>
+      <w:r>
+        <w:t>median</w:t>
+      </w:r>
+      <w:proofErr w:type="spellEnd"/>
+      <w:r>
+        <w:t xml:space="preserve"> 2022), </w:t>
+      </w:r>
+      <w:proofErr w:type="spellStart"/>
+      <w:r>
+        <w:t>in</w:t>
+      </w:r>
+      <w:proofErr w:type="spellEnd"/>
+      <w:r>
+        <w:t xml:space="preserve"> </w:t>
+      </w:r>
+      <w:proofErr w:type="spellStart"/>
+      <w:r>
+        <w:t>buildings</w:t>
+      </w:r>
+      <w:proofErr w:type="spellEnd"/>
+      <w:r>
+        <w:t xml:space="preserve"> </w:t>
+      </w:r>
+      <w:proofErr w:type="spellStart"/>
+      <w:r>
+        <w:t>of</w:t>
+      </w:r>
+      <w:proofErr w:type="spellEnd"/>
+      <w:r>
+        <w:t xml:space="preserve"> </w:t>
+      </w:r>
+      <w:proofErr w:type="spellStart"/>
+      <w:r>
+        <w:t>about</w:t>
+      </w:r>
+      <w:proofErr w:type="spellEnd"/>
+      <w:r>
+        <w:t xml:space="preserve"> 9 </w:t>
+      </w:r>
+      <w:proofErr w:type="spellStart"/>
+      <w:r>
+        <w:t>floors</w:t>
+      </w:r>
+      <w:proofErr w:type="spellEnd"/>
+      <w:r>
+        <w:t xml:space="preserve">, </w:t>
+      </w:r>
+      <w:proofErr w:type="spellStart"/>
+      <w:r>
+        <w:t>and</w:t>
+      </w:r>
+      <w:proofErr w:type="spellEnd"/>
+      <w:r>
+        <w:t xml:space="preserve"> </w:t>
+      </w:r>
+      <w:proofErr w:type="spellStart"/>
+      <w:r>
+        <w:t>roughly</w:t>
+      </w:r>
+      <w:proofErr w:type="spellEnd"/>
+      <w:r>
+        <w:t xml:space="preserve"> 4.7 </w:t>
+      </w:r>
+      <w:proofErr w:type="spellStart"/>
+      <w:r>
+        <w:t>km</w:t>
+      </w:r>
+      <w:proofErr w:type="spellEnd"/>
+      <w:r>
+        <w:t xml:space="preserve"> </w:t>
+      </w:r>
+      <w:proofErr w:type="spellStart"/>
+      <w:r>
+        <w:t>from</w:t>
+      </w:r>
+      <w:proofErr w:type="spellEnd"/>
+      <w:r>
+        <w:t xml:space="preserve"> </w:t>
+      </w:r>
+      <w:proofErr w:type="spellStart"/>
+      <w:r>
+        <w:t>the</w:t>
+      </w:r>
+      <w:proofErr w:type="spellEnd"/>
+      <w:r>
+        <w:t xml:space="preserve"> </w:t>
+      </w:r>
+      <w:proofErr w:type="spellStart"/>
+      <w:r>
+        <w:t>city</w:t>
+      </w:r>
+      <w:proofErr w:type="spellEnd"/>
+      <w:r>
+        <w:t xml:space="preserve"> </w:t>
+      </w:r>
+      <w:proofErr w:type="spellStart"/>
+      <w:r>
+        <w:t>centre</w:t>
+      </w:r>
+      <w:proofErr w:type="spellEnd"/>
+      <w:r>
+        <w:t xml:space="preserve">. </w:t>
+      </w:r>
+      <w:proofErr w:type="spellStart"/>
+      <w:r>
+        <w:t>Most</w:t>
+      </w:r>
+      <w:proofErr w:type="spellEnd"/>
+      <w:r>
+        <w:t xml:space="preserve"> </w:t>
+      </w:r>
+      <w:proofErr w:type="spellStart"/>
+      <w:r>
+        <w:t>listings</w:t>
+      </w:r>
+      <w:proofErr w:type="spellEnd"/>
+      <w:r>
+        <w:t xml:space="preserve"> </w:t>
+      </w:r>
+      <w:proofErr w:type="spellStart"/>
+      <w:r>
+        <w:t>have</w:t>
+      </w:r>
+      <w:proofErr w:type="spellEnd"/>
+      <w:r>
+        <w:t xml:space="preserve"> </w:t>
+      </w:r>
+      <w:proofErr w:type="spellStart"/>
+      <w:r>
+        <w:t>one</w:t>
+      </w:r>
+      <w:proofErr w:type="spellEnd"/>
+      <w:r>
+        <w:t xml:space="preserve"> </w:t>
+      </w:r>
+      <w:proofErr w:type="spellStart"/>
+      <w:r>
+        <w:t>bathroom</w:t>
+      </w:r>
+      <w:proofErr w:type="spellEnd"/>
+      <w:r>
+        <w:t xml:space="preserve"> (</w:t>
+      </w:r>
+      <w:proofErr w:type="spellStart"/>
+      <w:r>
+        <w:t>mean</w:t>
+      </w:r>
+      <w:proofErr w:type="spellEnd"/>
+      <w:r>
+        <w:t xml:space="preserve"> 1.16) </w:t>
+      </w:r>
+      <w:proofErr w:type="spellStart"/>
+      <w:r>
+        <w:t>and</w:t>
+      </w:r>
+      <w:proofErr w:type="spellEnd"/>
+      <w:r>
+        <w:t xml:space="preserve"> </w:t>
+      </w:r>
+      <w:proofErr w:type="spellStart"/>
+      <w:r>
+        <w:t>are</w:t>
+      </w:r>
+      <w:proofErr w:type="spellEnd"/>
+      <w:r>
+        <w:t xml:space="preserve"> </w:t>
+      </w:r>
+      <w:proofErr w:type="spellStart"/>
+      <w:r>
+        <w:t>in</w:t>
+      </w:r>
+      <w:proofErr w:type="spellEnd"/>
+      <w:r>
+        <w:t xml:space="preserve"> </w:t>
+      </w:r>
+      <w:proofErr w:type="spellStart"/>
+      <w:r>
+        <w:t>the</w:t>
+      </w:r>
+      <w:proofErr w:type="spellEnd"/>
+      <w:r>
+        <w:t xml:space="preserve"> “</w:t>
+      </w:r>
+      <w:proofErr w:type="spellStart"/>
+      <w:r>
+        <w:t>draft</w:t>
+      </w:r>
+      <w:proofErr w:type="spellEnd"/>
+      <w:r>
+        <w:t xml:space="preserve"> </w:t>
+      </w:r>
+      <w:proofErr w:type="spellStart"/>
+      <w:r>
+        <w:t>finish</w:t>
+      </w:r>
+      <w:proofErr w:type="spellEnd"/>
+      <w:r>
+        <w:t xml:space="preserve">” </w:t>
+      </w:r>
+      <w:proofErr w:type="spellStart"/>
+      <w:r>
+        <w:t>state</w:t>
+      </w:r>
+      <w:proofErr w:type="spellEnd"/>
+      <w:r>
+        <w:t xml:space="preserve"> (</w:t>
+      </w:r>
+      <w:proofErr w:type="spellStart"/>
+      <w:r>
+        <w:t>code</w:t>
+      </w:r>
+      <w:proofErr w:type="spellEnd"/>
+      <w:r>
+        <w:t xml:space="preserve"> 3). </w:t>
+      </w:r>
+      <w:proofErr w:type="spellStart"/>
+      <w:r>
+        <w:t>Monolithic</w:t>
+      </w:r>
+      <w:proofErr w:type="spellEnd"/>
+      <w:r>
+        <w:t xml:space="preserve"> </w:t>
+      </w:r>
+      <w:proofErr w:type="spellStart"/>
+      <w:r>
+        <w:t>buildings</w:t>
+      </w:r>
+      <w:proofErr w:type="spellEnd"/>
+      <w:r>
+        <w:t xml:space="preserve"> </w:t>
+      </w:r>
+      <w:proofErr w:type="spellStart"/>
+      <w:r>
+        <w:t>are</w:t>
+      </w:r>
+      <w:proofErr w:type="spellEnd"/>
+      <w:r>
+        <w:t xml:space="preserve"> </w:t>
+      </w:r>
+      <w:proofErr w:type="spellStart"/>
+      <w:r>
+        <w:t>the</w:t>
+      </w:r>
+      <w:proofErr w:type="spellEnd"/>
+      <w:r>
+        <w:t xml:space="preserve"> </w:t>
+      </w:r>
+      <w:proofErr w:type="spellStart"/>
+      <w:r>
+        <w:t>most</w:t>
+      </w:r>
+      <w:proofErr w:type="spellEnd"/>
+      <w:r>
+        <w:t xml:space="preserve"> </w:t>
+      </w:r>
+      <w:proofErr w:type="spellStart"/>
+      <w:r>
+        <w:t>common</w:t>
+      </w:r>
+      <w:proofErr w:type="spellEnd"/>
+      <w:r>
+        <w:t xml:space="preserve"> </w:t>
+      </w:r>
+      <w:proofErr w:type="spellStart"/>
+      <w:r>
+        <w:t>type</w:t>
+      </w:r>
+      <w:proofErr w:type="spellEnd"/>
+      <w:r>
+        <w:t xml:space="preserve"> (</w:t>
+      </w:r>
+      <w:proofErr w:type="spellStart"/>
+      <w:r>
+        <w:t>median</w:t>
+      </w:r>
+      <w:proofErr w:type="spellEnd"/>
+      <w:r>
+        <w:t xml:space="preserve"> </w:t>
+      </w:r>
+      <w:proofErr w:type="spellStart"/>
+      <w:r>
+        <w:t>type</w:t>
+      </w:r>
+      <w:proofErr w:type="spellEnd"/>
+      <w:r>
+        <w:t xml:space="preserve"> </w:t>
+      </w:r>
+      <w:proofErr w:type="spellStart"/>
+      <w:r>
+        <w:t>code</w:t>
+      </w:r>
+      <w:proofErr w:type="spellEnd"/>
+      <w:r>
+        <w:t xml:space="preserve"> 2). The </w:t>
+      </w:r>
+      <w:proofErr w:type="spellStart"/>
+      <w:r>
+        <w:t>recommended</w:t>
+      </w:r>
+      <w:proofErr w:type="spellEnd"/>
+      <w:r>
+        <w:t xml:space="preserve"> </w:t>
+      </w:r>
+      <w:proofErr w:type="spellStart"/>
+      <w:r>
+        <w:t>price</w:t>
+      </w:r>
+      <w:proofErr w:type="spellEnd"/>
+      <w:r>
+        <w:t xml:space="preserve"> </w:t>
+      </w:r>
+      <w:proofErr w:type="spellStart"/>
+      <w:r>
+        <w:t>per</w:t>
+      </w:r>
+      <w:proofErr w:type="spellEnd"/>
+      <w:r>
+        <w:t xml:space="preserve"> m² </w:t>
+      </w:r>
+      <w:proofErr w:type="spellStart"/>
+      <w:r>
+        <w:t>has</w:t>
+      </w:r>
+      <w:proofErr w:type="spellEnd"/>
+      <w:r>
+        <w:t xml:space="preserve"> a </w:t>
+      </w:r>
+      <w:proofErr w:type="spellStart"/>
+      <w:r>
+        <w:t>median</w:t>
+      </w:r>
+      <w:proofErr w:type="spellEnd"/>
+      <w:r>
+        <w:t xml:space="preserve"> </w:t>
+      </w:r>
+      <w:proofErr w:type="spellStart"/>
+      <w:r>
+        <w:t>of</w:t>
+      </w:r>
+      <w:proofErr w:type="spellEnd"/>
+      <w:r>
+        <w:t xml:space="preserve"> </w:t>
+      </w:r>
+      <w:proofErr w:type="spellStart"/>
+      <w:r>
+        <w:t>about</w:t>
+      </w:r>
+      <w:proofErr w:type="spellEnd"/>
+      <w:r>
+        <w:t xml:space="preserve"> 670 </w:t>
+      </w:r>
+      <w:proofErr w:type="spellStart"/>
+      <w:r>
+        <w:t>thousand</w:t>
+      </w:r>
+      <w:proofErr w:type="spellEnd"/>
+      <w:r>
+        <w:t xml:space="preserve"> KZT, </w:t>
+      </w:r>
+      <w:proofErr w:type="spellStart"/>
+      <w:r>
+        <w:t>while</w:t>
+      </w:r>
+      <w:proofErr w:type="spellEnd"/>
+      <w:r>
+        <w:t xml:space="preserve"> </w:t>
+      </w:r>
+      <w:proofErr w:type="spellStart"/>
+      <w:r>
+        <w:t>views</w:t>
+      </w:r>
+      <w:proofErr w:type="spellEnd"/>
+      <w:r>
+        <w:t xml:space="preserve"> </w:t>
+      </w:r>
+      <w:proofErr w:type="spellStart"/>
+      <w:r>
+        <w:t>are</w:t>
+      </w:r>
+      <w:proofErr w:type="spellEnd"/>
+      <w:r>
+        <w:t xml:space="preserve"> </w:t>
+      </w:r>
+      <w:proofErr w:type="spellStart"/>
+      <w:r>
+        <w:t>strongly</w:t>
+      </w:r>
+      <w:proofErr w:type="spellEnd"/>
+      <w:r>
+        <w:t xml:space="preserve"> </w:t>
+      </w:r>
+      <w:proofErr w:type="spellStart"/>
+      <w:r>
+        <w:t>right-skewed</w:t>
+      </w:r>
+      <w:proofErr w:type="spellEnd"/>
+      <w:r>
+        <w:t xml:space="preserve"> (</w:t>
+      </w:r>
+      <w:proofErr w:type="spellStart"/>
+      <w:r>
+        <w:t>median</w:t>
+      </w:r>
+      <w:proofErr w:type="spellEnd"/>
+      <w:r>
+        <w:t xml:space="preserve"> 173, </w:t>
+      </w:r>
+      <w:proofErr w:type="spellStart"/>
+      <w:r>
+        <w:t>maximum</w:t>
+      </w:r>
+      <w:proofErr w:type="spellEnd"/>
+      <w:r>
+        <w:t xml:space="preserve"> 27,384).</w:t>
       </w:r>
     </w:p>
     <w:p>
@@ -2430,6 +5300,7 @@
         <w:spacing w:after="80"/>
         <w:jc w:val="center"/>
       </w:pPr>
+      <w:proofErr w:type="spellStart"/>
       <w:r>
         <w:rPr>
           <w:i/>
@@ -2438,7 +5309,480 @@
           <w:sz w:val="16"/>
           <w:szCs w:val="16"/>
         </w:rPr>
-        <w:t>Figure 1 (left). Correlation heatmap of all numeric features.   Figure 2 (right). Asking price per m² by city, max floor, build year and renovation state.</w:t>
+        <w:t>Figure</w:t>
+      </w:r>
+      <w:proofErr w:type="spellEnd"/>
+      <w:r>
+        <w:rPr>
+          <w:i/>
+          <w:iCs/>
+          <w:color w:val="555555"/>
+          <w:sz w:val="16"/>
+          <w:szCs w:val="16"/>
+        </w:rPr>
+        <w:t xml:space="preserve"> 1 (</w:t>
+      </w:r>
+      <w:proofErr w:type="spellStart"/>
+      <w:r>
+        <w:rPr>
+          <w:i/>
+          <w:iCs/>
+          <w:color w:val="555555"/>
+          <w:sz w:val="16"/>
+          <w:szCs w:val="16"/>
+        </w:rPr>
+        <w:t>left</w:t>
+      </w:r>
+      <w:proofErr w:type="spellEnd"/>
+      <w:r>
+        <w:rPr>
+          <w:i/>
+          <w:iCs/>
+          <w:color w:val="555555"/>
+          <w:sz w:val="16"/>
+          <w:szCs w:val="16"/>
+        </w:rPr>
+        <w:t xml:space="preserve">). </w:t>
+      </w:r>
+      <w:proofErr w:type="spellStart"/>
+      <w:r>
+        <w:rPr>
+          <w:i/>
+          <w:iCs/>
+          <w:color w:val="555555"/>
+          <w:sz w:val="16"/>
+          <w:szCs w:val="16"/>
+        </w:rPr>
+        <w:t>Correlation</w:t>
+      </w:r>
+      <w:proofErr w:type="spellEnd"/>
+      <w:r>
+        <w:rPr>
+          <w:i/>
+          <w:iCs/>
+          <w:color w:val="555555"/>
+          <w:sz w:val="16"/>
+          <w:szCs w:val="16"/>
+        </w:rPr>
+        <w:t xml:space="preserve"> </w:t>
+      </w:r>
+      <w:proofErr w:type="spellStart"/>
+      <w:r>
+        <w:rPr>
+          <w:i/>
+          <w:iCs/>
+          <w:color w:val="555555"/>
+          <w:sz w:val="16"/>
+          <w:szCs w:val="16"/>
+        </w:rPr>
+        <w:t>heatmap</w:t>
+      </w:r>
+      <w:proofErr w:type="spellEnd"/>
+      <w:r>
+        <w:rPr>
+          <w:i/>
+          <w:iCs/>
+          <w:color w:val="555555"/>
+          <w:sz w:val="16"/>
+          <w:szCs w:val="16"/>
+        </w:rPr>
+        <w:t xml:space="preserve"> </w:t>
+      </w:r>
+      <w:proofErr w:type="spellStart"/>
+      <w:r>
+        <w:rPr>
+          <w:i/>
+          <w:iCs/>
+          <w:color w:val="555555"/>
+          <w:sz w:val="16"/>
+          <w:szCs w:val="16"/>
+        </w:rPr>
+        <w:t>of</w:t>
+      </w:r>
+      <w:proofErr w:type="spellEnd"/>
+      <w:r>
+        <w:rPr>
+          <w:i/>
+          <w:iCs/>
+          <w:color w:val="555555"/>
+          <w:sz w:val="16"/>
+          <w:szCs w:val="16"/>
+        </w:rPr>
+        <w:t xml:space="preserve"> </w:t>
+      </w:r>
+      <w:proofErr w:type="spellStart"/>
+      <w:r>
+        <w:rPr>
+          <w:i/>
+          <w:iCs/>
+          <w:color w:val="555555"/>
+          <w:sz w:val="16"/>
+          <w:szCs w:val="16"/>
+        </w:rPr>
+        <w:t>all</w:t>
+      </w:r>
+      <w:proofErr w:type="spellEnd"/>
+      <w:r>
+        <w:rPr>
+          <w:i/>
+          <w:iCs/>
+          <w:color w:val="555555"/>
+          <w:sz w:val="16"/>
+          <w:szCs w:val="16"/>
+        </w:rPr>
+        <w:t xml:space="preserve"> </w:t>
+      </w:r>
+      <w:proofErr w:type="spellStart"/>
+      <w:r>
+        <w:rPr>
+          <w:i/>
+          <w:iCs/>
+          <w:color w:val="555555"/>
+          <w:sz w:val="16"/>
+          <w:szCs w:val="16"/>
+        </w:rPr>
+        <w:t>numeric</w:t>
+      </w:r>
+      <w:proofErr w:type="spellEnd"/>
+      <w:r>
+        <w:rPr>
+          <w:i/>
+          <w:iCs/>
+          <w:color w:val="555555"/>
+          <w:sz w:val="16"/>
+          <w:szCs w:val="16"/>
+        </w:rPr>
+        <w:t xml:space="preserve"> </w:t>
+      </w:r>
+      <w:proofErr w:type="spellStart"/>
+      <w:r>
+        <w:rPr>
+          <w:i/>
+          <w:iCs/>
+          <w:color w:val="555555"/>
+          <w:sz w:val="16"/>
+          <w:szCs w:val="16"/>
+        </w:rPr>
+        <w:t>features</w:t>
+      </w:r>
+      <w:proofErr w:type="spellEnd"/>
+      <w:r>
+        <w:rPr>
+          <w:i/>
+          <w:iCs/>
+          <w:color w:val="555555"/>
+          <w:sz w:val="16"/>
+          <w:szCs w:val="16"/>
+        </w:rPr>
+        <w:t xml:space="preserve">.   </w:t>
+      </w:r>
+      <w:proofErr w:type="spellStart"/>
+      <w:r>
+        <w:rPr>
+          <w:i/>
+          <w:iCs/>
+          <w:color w:val="555555"/>
+          <w:sz w:val="16"/>
+          <w:szCs w:val="16"/>
+        </w:rPr>
+        <w:t>Figure</w:t>
+      </w:r>
+      <w:proofErr w:type="spellEnd"/>
+      <w:r>
+        <w:rPr>
+          <w:i/>
+          <w:iCs/>
+          <w:color w:val="555555"/>
+          <w:sz w:val="16"/>
+          <w:szCs w:val="16"/>
+        </w:rPr>
+        <w:t xml:space="preserve"> 2 (</w:t>
+      </w:r>
+      <w:proofErr w:type="spellStart"/>
+      <w:r>
+        <w:rPr>
+          <w:i/>
+          <w:iCs/>
+          <w:color w:val="555555"/>
+          <w:sz w:val="16"/>
+          <w:szCs w:val="16"/>
+        </w:rPr>
+        <w:t>right</w:t>
+      </w:r>
+      <w:proofErr w:type="spellEnd"/>
+      <w:r>
+        <w:rPr>
+          <w:i/>
+          <w:iCs/>
+          <w:color w:val="555555"/>
+          <w:sz w:val="16"/>
+          <w:szCs w:val="16"/>
+        </w:rPr>
+        <w:t xml:space="preserve">). </w:t>
+      </w:r>
+      <w:proofErr w:type="spellStart"/>
+      <w:r>
+        <w:rPr>
+          <w:i/>
+          <w:iCs/>
+          <w:color w:val="555555"/>
+          <w:sz w:val="16"/>
+          <w:szCs w:val="16"/>
+        </w:rPr>
+        <w:t>Asking</w:t>
+      </w:r>
+      <w:proofErr w:type="spellEnd"/>
+      <w:r>
+        <w:rPr>
+          <w:i/>
+          <w:iCs/>
+          <w:color w:val="555555"/>
+          <w:sz w:val="16"/>
+          <w:szCs w:val="16"/>
+        </w:rPr>
+        <w:t xml:space="preserve"> </w:t>
+      </w:r>
+      <w:proofErr w:type="spellStart"/>
+      <w:r>
+        <w:rPr>
+          <w:i/>
+          <w:iCs/>
+          <w:color w:val="555555"/>
+          <w:sz w:val="16"/>
+          <w:szCs w:val="16"/>
+        </w:rPr>
+        <w:t>price</w:t>
+      </w:r>
+      <w:proofErr w:type="spellEnd"/>
+      <w:r>
+        <w:rPr>
+          <w:i/>
+          <w:iCs/>
+          <w:color w:val="555555"/>
+          <w:sz w:val="16"/>
+          <w:szCs w:val="16"/>
+        </w:rPr>
+        <w:t xml:space="preserve"> </w:t>
+      </w:r>
+      <w:proofErr w:type="spellStart"/>
+      <w:r>
+        <w:rPr>
+          <w:i/>
+          <w:iCs/>
+          <w:color w:val="555555"/>
+          <w:sz w:val="16"/>
+          <w:szCs w:val="16"/>
+        </w:rPr>
+        <w:t>per</w:t>
+      </w:r>
+      <w:proofErr w:type="spellEnd"/>
+      <w:r>
+        <w:rPr>
+          <w:i/>
+          <w:iCs/>
+          <w:color w:val="555555"/>
+          <w:sz w:val="16"/>
+          <w:szCs w:val="16"/>
+        </w:rPr>
+        <w:t xml:space="preserve"> m² </w:t>
+      </w:r>
+      <w:proofErr w:type="spellStart"/>
+      <w:r>
+        <w:rPr>
+          <w:i/>
+          <w:iCs/>
+          <w:color w:val="555555"/>
+          <w:sz w:val="16"/>
+          <w:szCs w:val="16"/>
+        </w:rPr>
+        <w:t>by</w:t>
+      </w:r>
+      <w:proofErr w:type="spellEnd"/>
+      <w:r>
+        <w:rPr>
+          <w:i/>
+          <w:iCs/>
+          <w:color w:val="555555"/>
+          <w:sz w:val="16"/>
+          <w:szCs w:val="16"/>
+        </w:rPr>
+        <w:t xml:space="preserve"> </w:t>
+      </w:r>
+      <w:proofErr w:type="spellStart"/>
+      <w:r>
+        <w:rPr>
+          <w:i/>
+          <w:iCs/>
+          <w:color w:val="555555"/>
+          <w:sz w:val="16"/>
+          <w:szCs w:val="16"/>
+        </w:rPr>
+        <w:t>city</w:t>
+      </w:r>
+      <w:proofErr w:type="spellEnd"/>
+      <w:r>
+        <w:rPr>
+          <w:i/>
+          <w:iCs/>
+          <w:color w:val="555555"/>
+          <w:sz w:val="16"/>
+          <w:szCs w:val="16"/>
+        </w:rPr>
+        <w:t xml:space="preserve">, </w:t>
+      </w:r>
+      <w:proofErr w:type="spellStart"/>
+      <w:r>
+        <w:rPr>
+          <w:i/>
+          <w:iCs/>
+          <w:color w:val="555555"/>
+          <w:sz w:val="16"/>
+          <w:szCs w:val="16"/>
+        </w:rPr>
+        <w:t>max</w:t>
+      </w:r>
+      <w:proofErr w:type="spellEnd"/>
+      <w:r>
+        <w:rPr>
+          <w:i/>
+          <w:iCs/>
+          <w:color w:val="555555"/>
+          <w:sz w:val="16"/>
+          <w:szCs w:val="16"/>
+        </w:rPr>
+        <w:t xml:space="preserve"> </w:t>
+      </w:r>
+      <w:proofErr w:type="spellStart"/>
+      <w:r>
+        <w:rPr>
+          <w:i/>
+          <w:iCs/>
+          <w:color w:val="555555"/>
+          <w:sz w:val="16"/>
+          <w:szCs w:val="16"/>
+        </w:rPr>
+        <w:t>floor</w:t>
+      </w:r>
+      <w:proofErr w:type="spellEnd"/>
+      <w:r>
+        <w:rPr>
+          <w:i/>
+          <w:iCs/>
+          <w:color w:val="555555"/>
+          <w:sz w:val="16"/>
+          <w:szCs w:val="16"/>
+        </w:rPr>
+        <w:t xml:space="preserve">, </w:t>
+      </w:r>
+      <w:proofErr w:type="spellStart"/>
+      <w:r>
+        <w:rPr>
+          <w:i/>
+          <w:iCs/>
+          <w:color w:val="555555"/>
+          <w:sz w:val="16"/>
+          <w:szCs w:val="16"/>
+        </w:rPr>
+        <w:t>build</w:t>
+      </w:r>
+      <w:proofErr w:type="spellEnd"/>
+      <w:r>
+        <w:rPr>
+          <w:i/>
+          <w:iCs/>
+          <w:color w:val="555555"/>
+          <w:sz w:val="16"/>
+          <w:szCs w:val="16"/>
+        </w:rPr>
+        <w:t xml:space="preserve"> </w:t>
+      </w:r>
+      <w:proofErr w:type="spellStart"/>
+      <w:r>
+        <w:rPr>
+          <w:i/>
+          <w:iCs/>
+          <w:color w:val="555555"/>
+          <w:sz w:val="16"/>
+          <w:szCs w:val="16"/>
+        </w:rPr>
+        <w:t>year</w:t>
+      </w:r>
+      <w:proofErr w:type="spellEnd"/>
+      <w:r>
+        <w:rPr>
+          <w:i/>
+          <w:iCs/>
+          <w:color w:val="555555"/>
+          <w:sz w:val="16"/>
+          <w:szCs w:val="16"/>
+        </w:rPr>
+        <w:t xml:space="preserve"> </w:t>
+      </w:r>
+      <w:proofErr w:type="spellStart"/>
+      <w:r>
+        <w:rPr>
+          <w:i/>
+          <w:iCs/>
+          <w:color w:val="555555"/>
+          <w:sz w:val="16"/>
+          <w:szCs w:val="16"/>
+        </w:rPr>
+        <w:t>and</w:t>
+      </w:r>
+      <w:proofErr w:type="spellEnd"/>
+      <w:r>
+        <w:rPr>
+          <w:i/>
+          <w:iCs/>
+          <w:color w:val="555555"/>
+          <w:sz w:val="16"/>
+          <w:szCs w:val="16"/>
+        </w:rPr>
+        <w:t xml:space="preserve"> </w:t>
+      </w:r>
+      <w:proofErr w:type="spellStart"/>
+      <w:r>
+        <w:rPr>
+          <w:i/>
+          <w:iCs/>
+          <w:color w:val="555555"/>
+          <w:sz w:val="16"/>
+          <w:szCs w:val="16"/>
+        </w:rPr>
+        <w:t>renovation</w:t>
+      </w:r>
+      <w:proofErr w:type="spellEnd"/>
+      <w:r>
+        <w:rPr>
+          <w:i/>
+          <w:iCs/>
+          <w:color w:val="555555"/>
+          <w:sz w:val="16"/>
+          <w:szCs w:val="16"/>
+        </w:rPr>
+        <w:t xml:space="preserve"> </w:t>
+      </w:r>
+      <w:proofErr w:type="spellStart"/>
+      <w:r>
+        <w:rPr>
+          <w:i/>
+          <w:iCs/>
+          <w:color w:val="555555"/>
+          <w:sz w:val="16"/>
+          <w:szCs w:val="16"/>
+        </w:rPr>
+        <w:t>state</w:t>
+      </w:r>
+      <w:proofErr w:type="spellEnd"/>
+      <w:r>
+        <w:rPr>
+          <w:i/>
+          <w:iCs/>
+          <w:color w:val="555555"/>
+          <w:sz w:val="16"/>
+          <w:szCs w:val="16"/>
+        </w:rPr>
+        <w:t>.</w:t>
       </w:r>
     </w:p>
     <w:p>
@@ -2496,6 +5840,7 @@
         <w:spacing w:after="80"/>
         <w:jc w:val="center"/>
       </w:pPr>
+      <w:proofErr w:type="spellStart"/>
       <w:r>
         <w:rPr>
           <w:i/>
@@ -2504,7 +5849,370 @@
           <w:sz w:val="16"/>
           <w:szCs w:val="16"/>
         </w:rPr>
-        <w:t>Figure 3. Price per m² vs bathrooms and ceiling height; build year vs building height; renovation state vs building type.</w:t>
+        <w:t>Figure</w:t>
+      </w:r>
+      <w:proofErr w:type="spellEnd"/>
+      <w:r>
+        <w:rPr>
+          <w:i/>
+          <w:iCs/>
+          <w:color w:val="555555"/>
+          <w:sz w:val="16"/>
+          <w:szCs w:val="16"/>
+        </w:rPr>
+        <w:t xml:space="preserve"> 3. Price </w:t>
+      </w:r>
+      <w:proofErr w:type="spellStart"/>
+      <w:r>
+        <w:rPr>
+          <w:i/>
+          <w:iCs/>
+          <w:color w:val="555555"/>
+          <w:sz w:val="16"/>
+          <w:szCs w:val="16"/>
+        </w:rPr>
+        <w:t>per</w:t>
+      </w:r>
+      <w:proofErr w:type="spellEnd"/>
+      <w:r>
+        <w:rPr>
+          <w:i/>
+          <w:iCs/>
+          <w:color w:val="555555"/>
+          <w:sz w:val="16"/>
+          <w:szCs w:val="16"/>
+        </w:rPr>
+        <w:t xml:space="preserve"> m² </w:t>
+      </w:r>
+      <w:proofErr w:type="spellStart"/>
+      <w:r>
+        <w:rPr>
+          <w:i/>
+          <w:iCs/>
+          <w:color w:val="555555"/>
+          <w:sz w:val="16"/>
+          <w:szCs w:val="16"/>
+        </w:rPr>
+        <w:t>vs</w:t>
+      </w:r>
+      <w:proofErr w:type="spellEnd"/>
+      <w:r>
+        <w:rPr>
+          <w:i/>
+          <w:iCs/>
+          <w:color w:val="555555"/>
+          <w:sz w:val="16"/>
+          <w:szCs w:val="16"/>
+        </w:rPr>
+        <w:t xml:space="preserve"> </w:t>
+      </w:r>
+      <w:proofErr w:type="spellStart"/>
+      <w:r>
+        <w:rPr>
+          <w:i/>
+          <w:iCs/>
+          <w:color w:val="555555"/>
+          <w:sz w:val="16"/>
+          <w:szCs w:val="16"/>
+        </w:rPr>
+        <w:t>bathrooms</w:t>
+      </w:r>
+      <w:proofErr w:type="spellEnd"/>
+      <w:r>
+        <w:rPr>
+          <w:i/>
+          <w:iCs/>
+          <w:color w:val="555555"/>
+          <w:sz w:val="16"/>
+          <w:szCs w:val="16"/>
+        </w:rPr>
+        <w:t xml:space="preserve"> </w:t>
+      </w:r>
+      <w:proofErr w:type="spellStart"/>
+      <w:r>
+        <w:rPr>
+          <w:i/>
+          <w:iCs/>
+          <w:color w:val="555555"/>
+          <w:sz w:val="16"/>
+          <w:szCs w:val="16"/>
+        </w:rPr>
+        <w:t>and</w:t>
+      </w:r>
+      <w:proofErr w:type="spellEnd"/>
+      <w:r>
+        <w:rPr>
+          <w:i/>
+          <w:iCs/>
+          <w:color w:val="555555"/>
+          <w:sz w:val="16"/>
+          <w:szCs w:val="16"/>
+        </w:rPr>
+        <w:t xml:space="preserve"> </w:t>
+      </w:r>
+      <w:proofErr w:type="spellStart"/>
+      <w:r>
+        <w:rPr>
+          <w:i/>
+          <w:iCs/>
+          <w:color w:val="555555"/>
+          <w:sz w:val="16"/>
+          <w:szCs w:val="16"/>
+        </w:rPr>
+        <w:t>ceiling</w:t>
+      </w:r>
+      <w:proofErr w:type="spellEnd"/>
+      <w:r>
+        <w:rPr>
+          <w:i/>
+          <w:iCs/>
+          <w:color w:val="555555"/>
+          <w:sz w:val="16"/>
+          <w:szCs w:val="16"/>
+        </w:rPr>
+        <w:t xml:space="preserve"> </w:t>
+      </w:r>
+      <w:proofErr w:type="spellStart"/>
+      <w:r>
+        <w:rPr>
+          <w:i/>
+          <w:iCs/>
+          <w:color w:val="555555"/>
+          <w:sz w:val="16"/>
+          <w:szCs w:val="16"/>
+        </w:rPr>
+        <w:t>height</w:t>
+      </w:r>
+      <w:proofErr w:type="spellEnd"/>
+      <w:r>
+        <w:rPr>
+          <w:i/>
+          <w:iCs/>
+          <w:color w:val="555555"/>
+          <w:sz w:val="16"/>
+          <w:szCs w:val="16"/>
+        </w:rPr>
+        <w:t xml:space="preserve">; </w:t>
+      </w:r>
+      <w:proofErr w:type="spellStart"/>
+      <w:r>
+        <w:rPr>
+          <w:i/>
+          <w:iCs/>
+          <w:color w:val="555555"/>
+          <w:sz w:val="16"/>
+          <w:szCs w:val="16"/>
+        </w:rPr>
+        <w:t>build</w:t>
+      </w:r>
+      <w:proofErr w:type="spellEnd"/>
+      <w:r>
+        <w:rPr>
+          <w:i/>
+          <w:iCs/>
+          <w:color w:val="555555"/>
+          <w:sz w:val="16"/>
+          <w:szCs w:val="16"/>
+        </w:rPr>
+        <w:t xml:space="preserve"> </w:t>
+      </w:r>
+      <w:proofErr w:type="spellStart"/>
+      <w:r>
+        <w:rPr>
+          <w:i/>
+          <w:iCs/>
+          <w:color w:val="555555"/>
+          <w:sz w:val="16"/>
+          <w:szCs w:val="16"/>
+        </w:rPr>
+        <w:t>year</w:t>
+      </w:r>
+      <w:proofErr w:type="spellEnd"/>
+      <w:r>
+        <w:rPr>
+          <w:i/>
+          <w:iCs/>
+          <w:color w:val="555555"/>
+          <w:sz w:val="16"/>
+          <w:szCs w:val="16"/>
+        </w:rPr>
+        <w:t xml:space="preserve"> </w:t>
+      </w:r>
+      <w:proofErr w:type="spellStart"/>
+      <w:r>
+        <w:rPr>
+          <w:i/>
+          <w:iCs/>
+          <w:color w:val="555555"/>
+          <w:sz w:val="16"/>
+          <w:szCs w:val="16"/>
+        </w:rPr>
+        <w:t>vs</w:t>
+      </w:r>
+      <w:proofErr w:type="spellEnd"/>
+      <w:r>
+        <w:rPr>
+          <w:i/>
+          <w:iCs/>
+          <w:color w:val="555555"/>
+          <w:sz w:val="16"/>
+          <w:szCs w:val="16"/>
+        </w:rPr>
+        <w:t xml:space="preserve"> </w:t>
+      </w:r>
+      <w:proofErr w:type="spellStart"/>
+      <w:r>
+        <w:rPr>
+          <w:i/>
+          <w:iCs/>
+          <w:color w:val="555555"/>
+          <w:sz w:val="16"/>
+          <w:szCs w:val="16"/>
+        </w:rPr>
+        <w:t>building</w:t>
+      </w:r>
+      <w:proofErr w:type="spellEnd"/>
+      <w:r>
+        <w:rPr>
+          <w:i/>
+          <w:iCs/>
+          <w:color w:val="555555"/>
+          <w:sz w:val="16"/>
+          <w:szCs w:val="16"/>
+        </w:rPr>
+        <w:t xml:space="preserve"> </w:t>
+      </w:r>
+      <w:proofErr w:type="spellStart"/>
+      <w:r>
+        <w:rPr>
+          <w:i/>
+          <w:iCs/>
+          <w:color w:val="555555"/>
+          <w:sz w:val="16"/>
+          <w:szCs w:val="16"/>
+        </w:rPr>
+        <w:t>height</w:t>
+      </w:r>
+      <w:proofErr w:type="spellEnd"/>
+      <w:r>
+        <w:rPr>
+          <w:i/>
+          <w:iCs/>
+          <w:color w:val="555555"/>
+          <w:sz w:val="16"/>
+          <w:szCs w:val="16"/>
+        </w:rPr>
+        <w:t xml:space="preserve">; </w:t>
+      </w:r>
+      <w:proofErr w:type="spellStart"/>
+      <w:r>
+        <w:rPr>
+          <w:i/>
+          <w:iCs/>
+          <w:color w:val="555555"/>
+          <w:sz w:val="16"/>
+          <w:szCs w:val="16"/>
+        </w:rPr>
+        <w:t>renovation</w:t>
+      </w:r>
+      <w:proofErr w:type="spellEnd"/>
+      <w:r>
+        <w:rPr>
+          <w:i/>
+          <w:iCs/>
+          <w:color w:val="555555"/>
+          <w:sz w:val="16"/>
+          <w:szCs w:val="16"/>
+        </w:rPr>
+        <w:t xml:space="preserve"> </w:t>
+      </w:r>
+      <w:proofErr w:type="spellStart"/>
+      <w:r>
+        <w:rPr>
+          <w:i/>
+          <w:iCs/>
+          <w:color w:val="555555"/>
+          <w:sz w:val="16"/>
+          <w:szCs w:val="16"/>
+        </w:rPr>
+        <w:t>state</w:t>
+      </w:r>
+      <w:proofErr w:type="spellEnd"/>
+      <w:r>
+        <w:rPr>
+          <w:i/>
+          <w:iCs/>
+          <w:color w:val="555555"/>
+          <w:sz w:val="16"/>
+          <w:szCs w:val="16"/>
+        </w:rPr>
+        <w:t xml:space="preserve"> </w:t>
+      </w:r>
+      <w:proofErr w:type="spellStart"/>
+      <w:r>
+        <w:rPr>
+          <w:i/>
+          <w:iCs/>
+          <w:color w:val="555555"/>
+          <w:sz w:val="16"/>
+          <w:szCs w:val="16"/>
+        </w:rPr>
+        <w:t>vs</w:t>
+      </w:r>
+      <w:proofErr w:type="spellEnd"/>
+      <w:r>
+        <w:rPr>
+          <w:i/>
+          <w:iCs/>
+          <w:color w:val="555555"/>
+          <w:sz w:val="16"/>
+          <w:szCs w:val="16"/>
+        </w:rPr>
+        <w:t xml:space="preserve"> </w:t>
+      </w:r>
+      <w:proofErr w:type="spellStart"/>
+      <w:r>
+        <w:rPr>
+          <w:i/>
+          <w:iCs/>
+          <w:color w:val="555555"/>
+          <w:sz w:val="16"/>
+          <w:szCs w:val="16"/>
+        </w:rPr>
+        <w:t>building</w:t>
+      </w:r>
+      <w:proofErr w:type="spellEnd"/>
+      <w:r>
+        <w:rPr>
+          <w:i/>
+          <w:iCs/>
+          <w:color w:val="555555"/>
+          <w:sz w:val="16"/>
+          <w:szCs w:val="16"/>
+        </w:rPr>
+        <w:t xml:space="preserve"> </w:t>
+      </w:r>
+      <w:proofErr w:type="spellStart"/>
+      <w:r>
+        <w:rPr>
+          <w:i/>
+          <w:iCs/>
+          <w:color w:val="555555"/>
+          <w:sz w:val="16"/>
+          <w:szCs w:val="16"/>
+        </w:rPr>
+        <w:t>type</w:t>
+      </w:r>
+      <w:proofErr w:type="spellEnd"/>
+      <w:r>
+        <w:rPr>
+          <w:i/>
+          <w:iCs/>
+          <w:color w:val="555555"/>
+          <w:sz w:val="16"/>
+          <w:szCs w:val="16"/>
+        </w:rPr>
+        <w:t>.</w:t>
       </w:r>
     </w:p>
     <w:p>
@@ -2520,8 +6228,20 @@
           <w:sz w:val="23"/>
           <w:szCs w:val="23"/>
         </w:rPr>
-        <w:t>3. Key insights</w:t>
-      </w:r>
+        <w:t xml:space="preserve">3. Key </w:t>
+      </w:r>
+      <w:proofErr w:type="spellStart"/>
+      <w:r>
+        <w:rPr>
+          <w:b/>
+          <w:bCs/>
+          <w:color w:val="1F3864"/>
+          <w:sz w:val="23"/>
+          <w:szCs w:val="23"/>
+        </w:rPr>
+        <w:t>insights</w:t>
+      </w:r>
+      <w:proofErr w:type="spellEnd"/>
     </w:p>
     <w:p>
       <w:pPr>
@@ -2537,10 +6257,519 @@
           <w:b/>
           <w:bCs/>
         </w:rPr>
-        <w:t xml:space="preserve">City is the strongest driver of the recommended price. </w:t>
-      </w:r>
-      <w:r>
-        <w:t>rec_price_m has the largest negative correlation with the city code (about −0.4 on the heatmap). Because the codes start with Astana (1) and Almaty (2), this means the two largest cities are the most expensive; the box plots show these two also have by far the widest spread and most outliers.</w:t>
+        <w:t xml:space="preserve">City </w:t>
+      </w:r>
+      <w:proofErr w:type="spellStart"/>
+      <w:r>
+        <w:rPr>
+          <w:b/>
+          <w:bCs/>
+        </w:rPr>
+        <w:t>is</w:t>
+      </w:r>
+      <w:proofErr w:type="spellEnd"/>
+      <w:r>
+        <w:rPr>
+          <w:b/>
+          <w:bCs/>
+        </w:rPr>
+        <w:t xml:space="preserve"> </w:t>
+      </w:r>
+      <w:proofErr w:type="spellStart"/>
+      <w:r>
+        <w:rPr>
+          <w:b/>
+          <w:bCs/>
+        </w:rPr>
+        <w:t>the</w:t>
+      </w:r>
+      <w:proofErr w:type="spellEnd"/>
+      <w:r>
+        <w:rPr>
+          <w:b/>
+          <w:bCs/>
+        </w:rPr>
+        <w:t xml:space="preserve"> </w:t>
+      </w:r>
+      <w:proofErr w:type="spellStart"/>
+      <w:r>
+        <w:rPr>
+          <w:b/>
+          <w:bCs/>
+        </w:rPr>
+        <w:t>strongest</w:t>
+      </w:r>
+      <w:proofErr w:type="spellEnd"/>
+      <w:r>
+        <w:rPr>
+          <w:b/>
+          <w:bCs/>
+        </w:rPr>
+        <w:t xml:space="preserve"> </w:t>
+      </w:r>
+      <w:proofErr w:type="spellStart"/>
+      <w:r>
+        <w:rPr>
+          <w:b/>
+          <w:bCs/>
+        </w:rPr>
+        <w:t>driver</w:t>
+      </w:r>
+      <w:proofErr w:type="spellEnd"/>
+      <w:r>
+        <w:rPr>
+          <w:b/>
+          <w:bCs/>
+        </w:rPr>
+        <w:t xml:space="preserve"> </w:t>
+      </w:r>
+      <w:proofErr w:type="spellStart"/>
+      <w:r>
+        <w:rPr>
+          <w:b/>
+          <w:bCs/>
+        </w:rPr>
+        <w:t>of</w:t>
+      </w:r>
+      <w:proofErr w:type="spellEnd"/>
+      <w:r>
+        <w:rPr>
+          <w:b/>
+          <w:bCs/>
+        </w:rPr>
+        <w:t xml:space="preserve"> </w:t>
+      </w:r>
+      <w:proofErr w:type="spellStart"/>
+      <w:r>
+        <w:rPr>
+          <w:b/>
+          <w:bCs/>
+        </w:rPr>
+        <w:t>the</w:t>
+      </w:r>
+      <w:proofErr w:type="spellEnd"/>
+      <w:r>
+        <w:rPr>
+          <w:b/>
+          <w:bCs/>
+        </w:rPr>
+        <w:t xml:space="preserve"> </w:t>
+      </w:r>
+      <w:proofErr w:type="spellStart"/>
+      <w:r>
+        <w:rPr>
+          <w:b/>
+          <w:bCs/>
+        </w:rPr>
+        <w:t>recommended</w:t>
+      </w:r>
+      <w:proofErr w:type="spellEnd"/>
+      <w:r>
+        <w:rPr>
+          <w:b/>
+          <w:bCs/>
+        </w:rPr>
+        <w:t xml:space="preserve"> </w:t>
+      </w:r>
+      <w:proofErr w:type="spellStart"/>
+      <w:r>
+        <w:rPr>
+          <w:b/>
+          <w:bCs/>
+        </w:rPr>
+        <w:t>price</w:t>
+      </w:r>
+      <w:proofErr w:type="spellEnd"/>
+      <w:r>
+        <w:rPr>
+          <w:b/>
+          <w:bCs/>
+        </w:rPr>
+        <w:t xml:space="preserve">. </w:t>
+      </w:r>
+      <w:proofErr w:type="spellStart"/>
+      <w:r>
+        <w:t>rec_price_m</w:t>
+      </w:r>
+      <w:proofErr w:type="spellEnd"/>
+      <w:r>
+        <w:t xml:space="preserve"> </w:t>
+      </w:r>
+      <w:proofErr w:type="spellStart"/>
+      <w:r>
+        <w:t>has</w:t>
+      </w:r>
+      <w:proofErr w:type="spellEnd"/>
+      <w:r>
+        <w:t xml:space="preserve"> </w:t>
+      </w:r>
+      <w:proofErr w:type="spellStart"/>
+      <w:r>
+        <w:t>the</w:t>
+      </w:r>
+      <w:proofErr w:type="spellEnd"/>
+      <w:r>
+        <w:t xml:space="preserve"> </w:t>
+      </w:r>
+      <w:proofErr w:type="spellStart"/>
+      <w:r>
+        <w:t>largest</w:t>
+      </w:r>
+      <w:proofErr w:type="spellEnd"/>
+      <w:r>
+        <w:t xml:space="preserve"> </w:t>
+      </w:r>
+      <w:proofErr w:type="spellStart"/>
+      <w:r>
+        <w:t>negative</w:t>
+      </w:r>
+      <w:proofErr w:type="spellEnd"/>
+      <w:r>
+        <w:t xml:space="preserve"> </w:t>
+      </w:r>
+      <w:proofErr w:type="spellStart"/>
+      <w:r>
+        <w:t>correlation</w:t>
+      </w:r>
+      <w:proofErr w:type="spellEnd"/>
+      <w:r>
+        <w:t xml:space="preserve"> </w:t>
+      </w:r>
+      <w:proofErr w:type="spellStart"/>
+      <w:r>
+        <w:t>with</w:t>
+      </w:r>
+      <w:proofErr w:type="spellEnd"/>
+      <w:r>
+        <w:t xml:space="preserve"> </w:t>
+      </w:r>
+      <w:proofErr w:type="spellStart"/>
+      <w:r>
+        <w:t>the</w:t>
+      </w:r>
+      <w:proofErr w:type="spellEnd"/>
+      <w:r>
+        <w:t xml:space="preserve"> </w:t>
+      </w:r>
+      <w:proofErr w:type="spellStart"/>
+      <w:r>
+        <w:t>city</w:t>
+      </w:r>
+      <w:proofErr w:type="spellEnd"/>
+      <w:r>
+        <w:t xml:space="preserve"> </w:t>
+      </w:r>
+      <w:proofErr w:type="spellStart"/>
+      <w:r>
+        <w:t>code</w:t>
+      </w:r>
+      <w:proofErr w:type="spellEnd"/>
+      <w:r>
+        <w:t xml:space="preserve"> (</w:t>
+      </w:r>
+      <w:proofErr w:type="spellStart"/>
+      <w:r>
+        <w:t>about</w:t>
+      </w:r>
+      <w:proofErr w:type="spellEnd"/>
+      <w:r>
+        <w:t xml:space="preserve"> −0.4 </w:t>
+      </w:r>
+      <w:proofErr w:type="spellStart"/>
+      <w:r>
+        <w:t>on</w:t>
+      </w:r>
+      <w:proofErr w:type="spellEnd"/>
+      <w:r>
+        <w:t xml:space="preserve"> </w:t>
+      </w:r>
+      <w:proofErr w:type="spellStart"/>
+      <w:r>
+        <w:t>the</w:t>
+      </w:r>
+      <w:proofErr w:type="spellEnd"/>
+      <w:r>
+        <w:t xml:space="preserve"> </w:t>
+      </w:r>
+      <w:proofErr w:type="spellStart"/>
+      <w:r>
+        <w:t>heatmap</w:t>
+      </w:r>
+      <w:proofErr w:type="spellEnd"/>
+      <w:r>
+        <w:t xml:space="preserve">). </w:t>
+      </w:r>
+      <w:proofErr w:type="spellStart"/>
+      <w:r>
+        <w:t>Because</w:t>
+      </w:r>
+      <w:proofErr w:type="spellEnd"/>
+      <w:r>
+        <w:t xml:space="preserve"> </w:t>
+      </w:r>
+      <w:proofErr w:type="spellStart"/>
+      <w:r>
+        <w:t>the</w:t>
+      </w:r>
+      <w:proofErr w:type="spellEnd"/>
+      <w:r>
+        <w:t xml:space="preserve"> </w:t>
+      </w:r>
+      <w:proofErr w:type="spellStart"/>
+      <w:r>
+        <w:t>codes</w:t>
+      </w:r>
+      <w:proofErr w:type="spellEnd"/>
+      <w:r>
+        <w:t xml:space="preserve"> </w:t>
+      </w:r>
+      <w:proofErr w:type="spellStart"/>
+      <w:r>
+        <w:t>start</w:t>
+      </w:r>
+      <w:proofErr w:type="spellEnd"/>
+      <w:r>
+        <w:t xml:space="preserve"> </w:t>
+      </w:r>
+      <w:proofErr w:type="spellStart"/>
+      <w:r>
+        <w:t>with</w:t>
+      </w:r>
+      <w:proofErr w:type="spellEnd"/>
+      <w:r>
+        <w:t xml:space="preserve"> </w:t>
+      </w:r>
+      <w:proofErr w:type="spellStart"/>
+      <w:r>
+        <w:t>Astana</w:t>
+      </w:r>
+      <w:proofErr w:type="spellEnd"/>
+      <w:r>
+        <w:t xml:space="preserve"> (1) </w:t>
+      </w:r>
+      <w:proofErr w:type="spellStart"/>
+      <w:r>
+        <w:t>and</w:t>
+      </w:r>
+      <w:proofErr w:type="spellEnd"/>
+      <w:r>
+        <w:t xml:space="preserve"> </w:t>
+      </w:r>
+      <w:proofErr w:type="spellStart"/>
+      <w:r>
+        <w:t>Almaty</w:t>
+      </w:r>
+      <w:proofErr w:type="spellEnd"/>
+      <w:r>
+        <w:t xml:space="preserve"> (2), </w:t>
+      </w:r>
+      <w:proofErr w:type="spellStart"/>
+      <w:r>
+        <w:t>this</w:t>
+      </w:r>
+      <w:proofErr w:type="spellEnd"/>
+      <w:r>
+        <w:t xml:space="preserve"> </w:t>
+      </w:r>
+      <w:proofErr w:type="spellStart"/>
+      <w:r>
+        <w:t>means</w:t>
+      </w:r>
+      <w:proofErr w:type="spellEnd"/>
+      <w:r>
+        <w:t xml:space="preserve"> </w:t>
+      </w:r>
+      <w:proofErr w:type="spellStart"/>
+      <w:r>
+        <w:t>the</w:t>
+      </w:r>
+      <w:proofErr w:type="spellEnd"/>
+      <w:r>
+        <w:t xml:space="preserve"> </w:t>
+      </w:r>
+      <w:proofErr w:type="spellStart"/>
+      <w:r>
+        <w:t>two</w:t>
+      </w:r>
+      <w:proofErr w:type="spellEnd"/>
+      <w:r>
+        <w:t xml:space="preserve"> </w:t>
+      </w:r>
+      <w:proofErr w:type="spellStart"/>
+      <w:r>
+        <w:t>largest</w:t>
+      </w:r>
+      <w:proofErr w:type="spellEnd"/>
+      <w:r>
+        <w:t xml:space="preserve"> </w:t>
+      </w:r>
+      <w:proofErr w:type="spellStart"/>
+      <w:r>
+        <w:t>cities</w:t>
+      </w:r>
+      <w:proofErr w:type="spellEnd"/>
+      <w:r>
+        <w:t xml:space="preserve"> </w:t>
+      </w:r>
+      <w:proofErr w:type="spellStart"/>
+      <w:r>
+        <w:t>are</w:t>
+      </w:r>
+      <w:proofErr w:type="spellEnd"/>
+      <w:r>
+        <w:t xml:space="preserve"> </w:t>
+      </w:r>
+      <w:proofErr w:type="spellStart"/>
+      <w:r>
+        <w:t>the</w:t>
+      </w:r>
+      <w:proofErr w:type="spellEnd"/>
+      <w:r>
+        <w:t xml:space="preserve"> </w:t>
+      </w:r>
+      <w:proofErr w:type="spellStart"/>
+      <w:r>
+        <w:t>most</w:t>
+      </w:r>
+      <w:proofErr w:type="spellEnd"/>
+      <w:r>
+        <w:t xml:space="preserve"> </w:t>
+      </w:r>
+      <w:proofErr w:type="spellStart"/>
+      <w:r>
+        <w:t>expensive</w:t>
+      </w:r>
+      <w:proofErr w:type="spellEnd"/>
+      <w:r>
+        <w:t xml:space="preserve">; </w:t>
+      </w:r>
+      <w:proofErr w:type="spellStart"/>
+      <w:r>
+        <w:t>the</w:t>
+      </w:r>
+      <w:proofErr w:type="spellEnd"/>
+      <w:r>
+        <w:t xml:space="preserve"> </w:t>
+      </w:r>
+      <w:proofErr w:type="spellStart"/>
+      <w:r>
+        <w:t>box</w:t>
+      </w:r>
+      <w:proofErr w:type="spellEnd"/>
+      <w:r>
+        <w:t xml:space="preserve"> </w:t>
+      </w:r>
+      <w:proofErr w:type="spellStart"/>
+      <w:r>
+        <w:t>plots</w:t>
+      </w:r>
+      <w:proofErr w:type="spellEnd"/>
+      <w:r>
+        <w:t xml:space="preserve"> </w:t>
+      </w:r>
+      <w:proofErr w:type="spellStart"/>
+      <w:r>
+        <w:t>show</w:t>
+      </w:r>
+      <w:proofErr w:type="spellEnd"/>
+      <w:r>
+        <w:t xml:space="preserve"> </w:t>
+      </w:r>
+      <w:proofErr w:type="spellStart"/>
+      <w:r>
+        <w:t>these</w:t>
+      </w:r>
+      <w:proofErr w:type="spellEnd"/>
+      <w:r>
+        <w:t xml:space="preserve"> </w:t>
+      </w:r>
+      <w:proofErr w:type="spellStart"/>
+      <w:r>
+        <w:t>two</w:t>
+      </w:r>
+      <w:proofErr w:type="spellEnd"/>
+      <w:r>
+        <w:t xml:space="preserve"> </w:t>
+      </w:r>
+      <w:proofErr w:type="spellStart"/>
+      <w:r>
+        <w:t>also</w:t>
+      </w:r>
+      <w:proofErr w:type="spellEnd"/>
+      <w:r>
+        <w:t xml:space="preserve"> </w:t>
+      </w:r>
+      <w:proofErr w:type="spellStart"/>
+      <w:r>
+        <w:t>have</w:t>
+      </w:r>
+      <w:proofErr w:type="spellEnd"/>
+      <w:r>
+        <w:t xml:space="preserve"> </w:t>
+      </w:r>
+      <w:proofErr w:type="spellStart"/>
+      <w:r>
+        <w:t>by</w:t>
+      </w:r>
+      <w:proofErr w:type="spellEnd"/>
+      <w:r>
+        <w:t xml:space="preserve"> </w:t>
+      </w:r>
+      <w:proofErr w:type="spellStart"/>
+      <w:r>
+        <w:t>far</w:t>
+      </w:r>
+      <w:proofErr w:type="spellEnd"/>
+      <w:r>
+        <w:t xml:space="preserve"> </w:t>
+      </w:r>
+      <w:proofErr w:type="spellStart"/>
+      <w:r>
+        <w:t>the</w:t>
+      </w:r>
+      <w:proofErr w:type="spellEnd"/>
+      <w:r>
+        <w:t xml:space="preserve"> </w:t>
+      </w:r>
+      <w:proofErr w:type="spellStart"/>
+      <w:r>
+        <w:t>widest</w:t>
+      </w:r>
+      <w:proofErr w:type="spellEnd"/>
+      <w:r>
+        <w:t xml:space="preserve"> </w:t>
+      </w:r>
+      <w:proofErr w:type="spellStart"/>
+      <w:r>
+        <w:t>spread</w:t>
+      </w:r>
+      <w:proofErr w:type="spellEnd"/>
+      <w:r>
+        <w:t xml:space="preserve"> </w:t>
+      </w:r>
+      <w:proofErr w:type="spellStart"/>
+      <w:r>
+        <w:t>and</w:t>
+      </w:r>
+      <w:proofErr w:type="spellEnd"/>
+      <w:r>
+        <w:t xml:space="preserve"> </w:t>
+      </w:r>
+      <w:proofErr w:type="spellStart"/>
+      <w:r>
+        <w:t>most</w:t>
+      </w:r>
+      <w:proofErr w:type="spellEnd"/>
+      <w:r>
+        <w:t xml:space="preserve"> </w:t>
+      </w:r>
+      <w:proofErr w:type="spellStart"/>
+      <w:r>
+        <w:t>outliers</w:t>
+      </w:r>
+      <w:proofErr w:type="spellEnd"/>
+      <w:r>
+        <w:t>.</w:t>
       </w:r>
     </w:p>
     <w:p>
@@ -2552,15 +6781,341 @@
         </w:numPr>
         <w:spacing w:after="30"/>
       </w:pPr>
-      <w:r>
-        <w:rPr>
-          <w:b/>
-          <w:bCs/>
-        </w:rPr>
-        <w:t xml:space="preserve">Newer and taller buildings are pricier. </w:t>
-      </w:r>
-      <w:r>
-        <w:t>Build year and max floor show modest positive correlations with rec_price_m (roughly +0.2 to +0.25). Year and max floor are also correlated with each other (about +0.4): high-rise construction is a post-2005 phenomenon (Figure 3, bottom left).</w:t>
+      <w:proofErr w:type="spellStart"/>
+      <w:r>
+        <w:rPr>
+          <w:b/>
+          <w:bCs/>
+        </w:rPr>
+        <w:t>Newer</w:t>
+      </w:r>
+      <w:proofErr w:type="spellEnd"/>
+      <w:r>
+        <w:rPr>
+          <w:b/>
+          <w:bCs/>
+        </w:rPr>
+        <w:t xml:space="preserve"> </w:t>
+      </w:r>
+      <w:proofErr w:type="spellStart"/>
+      <w:r>
+        <w:rPr>
+          <w:b/>
+          <w:bCs/>
+        </w:rPr>
+        <w:t>and</w:t>
+      </w:r>
+      <w:proofErr w:type="spellEnd"/>
+      <w:r>
+        <w:rPr>
+          <w:b/>
+          <w:bCs/>
+        </w:rPr>
+        <w:t xml:space="preserve"> </w:t>
+      </w:r>
+      <w:proofErr w:type="spellStart"/>
+      <w:r>
+        <w:rPr>
+          <w:b/>
+          <w:bCs/>
+        </w:rPr>
+        <w:t>taller</w:t>
+      </w:r>
+      <w:proofErr w:type="spellEnd"/>
+      <w:r>
+        <w:rPr>
+          <w:b/>
+          <w:bCs/>
+        </w:rPr>
+        <w:t xml:space="preserve"> </w:t>
+      </w:r>
+      <w:proofErr w:type="spellStart"/>
+      <w:r>
+        <w:rPr>
+          <w:b/>
+          <w:bCs/>
+        </w:rPr>
+        <w:t>buildings</w:t>
+      </w:r>
+      <w:proofErr w:type="spellEnd"/>
+      <w:r>
+        <w:rPr>
+          <w:b/>
+          <w:bCs/>
+        </w:rPr>
+        <w:t xml:space="preserve"> </w:t>
+      </w:r>
+      <w:proofErr w:type="spellStart"/>
+      <w:r>
+        <w:rPr>
+          <w:b/>
+          <w:bCs/>
+        </w:rPr>
+        <w:t>are</w:t>
+      </w:r>
+      <w:proofErr w:type="spellEnd"/>
+      <w:r>
+        <w:rPr>
+          <w:b/>
+          <w:bCs/>
+        </w:rPr>
+        <w:t xml:space="preserve"> </w:t>
+      </w:r>
+      <w:proofErr w:type="spellStart"/>
+      <w:r>
+        <w:rPr>
+          <w:b/>
+          <w:bCs/>
+        </w:rPr>
+        <w:t>pricier</w:t>
+      </w:r>
+      <w:proofErr w:type="spellEnd"/>
+      <w:r>
+        <w:rPr>
+          <w:b/>
+          <w:bCs/>
+        </w:rPr>
+        <w:t xml:space="preserve">. </w:t>
+      </w:r>
+      <w:proofErr w:type="spellStart"/>
+      <w:r>
+        <w:t>Build</w:t>
+      </w:r>
+      <w:proofErr w:type="spellEnd"/>
+      <w:r>
+        <w:t xml:space="preserve"> </w:t>
+      </w:r>
+      <w:proofErr w:type="spellStart"/>
+      <w:r>
+        <w:t>year</w:t>
+      </w:r>
+      <w:proofErr w:type="spellEnd"/>
+      <w:r>
+        <w:t xml:space="preserve"> </w:t>
+      </w:r>
+      <w:proofErr w:type="spellStart"/>
+      <w:r>
+        <w:t>and</w:t>
+      </w:r>
+      <w:proofErr w:type="spellEnd"/>
+      <w:r>
+        <w:t xml:space="preserve"> </w:t>
+      </w:r>
+      <w:proofErr w:type="spellStart"/>
+      <w:r>
+        <w:t>max</w:t>
+      </w:r>
+      <w:proofErr w:type="spellEnd"/>
+      <w:r>
+        <w:t xml:space="preserve"> </w:t>
+      </w:r>
+      <w:proofErr w:type="spellStart"/>
+      <w:r>
+        <w:t>floor</w:t>
+      </w:r>
+      <w:proofErr w:type="spellEnd"/>
+      <w:r>
+        <w:t xml:space="preserve"> </w:t>
+      </w:r>
+      <w:proofErr w:type="spellStart"/>
+      <w:r>
+        <w:t>show</w:t>
+      </w:r>
+      <w:proofErr w:type="spellEnd"/>
+      <w:r>
+        <w:t xml:space="preserve"> </w:t>
+      </w:r>
+      <w:proofErr w:type="spellStart"/>
+      <w:r>
+        <w:t>modest</w:t>
+      </w:r>
+      <w:proofErr w:type="spellEnd"/>
+      <w:r>
+        <w:t xml:space="preserve"> </w:t>
+      </w:r>
+      <w:proofErr w:type="spellStart"/>
+      <w:r>
+        <w:t>positive</w:t>
+      </w:r>
+      <w:proofErr w:type="spellEnd"/>
+      <w:r>
+        <w:t xml:space="preserve"> </w:t>
+      </w:r>
+      <w:proofErr w:type="spellStart"/>
+      <w:r>
+        <w:t>correlations</w:t>
+      </w:r>
+      <w:proofErr w:type="spellEnd"/>
+      <w:r>
+        <w:t xml:space="preserve"> </w:t>
+      </w:r>
+      <w:proofErr w:type="spellStart"/>
+      <w:r>
+        <w:t>with</w:t>
+      </w:r>
+      <w:proofErr w:type="spellEnd"/>
+      <w:r>
+        <w:t xml:space="preserve"> </w:t>
+      </w:r>
+      <w:proofErr w:type="spellStart"/>
+      <w:r>
+        <w:t>rec_price_m</w:t>
+      </w:r>
+      <w:proofErr w:type="spellEnd"/>
+      <w:r>
+        <w:t xml:space="preserve"> (</w:t>
+      </w:r>
+      <w:proofErr w:type="spellStart"/>
+      <w:r>
+        <w:t>roughly</w:t>
+      </w:r>
+      <w:proofErr w:type="spellEnd"/>
+      <w:r>
+        <w:t xml:space="preserve"> +0.2 </w:t>
+      </w:r>
+      <w:proofErr w:type="spellStart"/>
+      <w:r>
+        <w:t>to</w:t>
+      </w:r>
+      <w:proofErr w:type="spellEnd"/>
+      <w:r>
+        <w:t xml:space="preserve"> +0.25). Year </w:t>
+      </w:r>
+      <w:proofErr w:type="spellStart"/>
+      <w:r>
+        <w:t>and</w:t>
+      </w:r>
+      <w:proofErr w:type="spellEnd"/>
+      <w:r>
+        <w:t xml:space="preserve"> </w:t>
+      </w:r>
+      <w:proofErr w:type="spellStart"/>
+      <w:r>
+        <w:t>max</w:t>
+      </w:r>
+      <w:proofErr w:type="spellEnd"/>
+      <w:r>
+        <w:t xml:space="preserve"> </w:t>
+      </w:r>
+      <w:proofErr w:type="spellStart"/>
+      <w:r>
+        <w:t>floor</w:t>
+      </w:r>
+      <w:proofErr w:type="spellEnd"/>
+      <w:r>
+        <w:t xml:space="preserve"> </w:t>
+      </w:r>
+      <w:proofErr w:type="spellStart"/>
+      <w:r>
+        <w:t>are</w:t>
+      </w:r>
+      <w:proofErr w:type="spellEnd"/>
+      <w:r>
+        <w:t xml:space="preserve"> </w:t>
+      </w:r>
+      <w:proofErr w:type="spellStart"/>
+      <w:r>
+        <w:t>also</w:t>
+      </w:r>
+      <w:proofErr w:type="spellEnd"/>
+      <w:r>
+        <w:t xml:space="preserve"> </w:t>
+      </w:r>
+      <w:proofErr w:type="spellStart"/>
+      <w:r>
+        <w:t>correlated</w:t>
+      </w:r>
+      <w:proofErr w:type="spellEnd"/>
+      <w:r>
+        <w:t xml:space="preserve"> </w:t>
+      </w:r>
+      <w:proofErr w:type="spellStart"/>
+      <w:r>
+        <w:t>with</w:t>
+      </w:r>
+      <w:proofErr w:type="spellEnd"/>
+      <w:r>
+        <w:t xml:space="preserve"> </w:t>
+      </w:r>
+      <w:proofErr w:type="spellStart"/>
+      <w:r>
+        <w:t>each</w:t>
+      </w:r>
+      <w:proofErr w:type="spellEnd"/>
+      <w:r>
+        <w:t xml:space="preserve"> </w:t>
+      </w:r>
+      <w:proofErr w:type="spellStart"/>
+      <w:r>
+        <w:t>other</w:t>
+      </w:r>
+      <w:proofErr w:type="spellEnd"/>
+      <w:r>
+        <w:t xml:space="preserve"> (</w:t>
+      </w:r>
+      <w:proofErr w:type="spellStart"/>
+      <w:r>
+        <w:t>about</w:t>
+      </w:r>
+      <w:proofErr w:type="spellEnd"/>
+      <w:r>
+        <w:t xml:space="preserve"> +0.4): </w:t>
+      </w:r>
+      <w:proofErr w:type="spellStart"/>
+      <w:r>
+        <w:t>high-rise</w:t>
+      </w:r>
+      <w:proofErr w:type="spellEnd"/>
+      <w:r>
+        <w:t xml:space="preserve"> </w:t>
+      </w:r>
+      <w:proofErr w:type="spellStart"/>
+      <w:r>
+        <w:t>construction</w:t>
+      </w:r>
+      <w:proofErr w:type="spellEnd"/>
+      <w:r>
+        <w:t xml:space="preserve"> </w:t>
+      </w:r>
+      <w:proofErr w:type="spellStart"/>
+      <w:r>
+        <w:t>is</w:t>
+      </w:r>
+      <w:proofErr w:type="spellEnd"/>
+      <w:r>
+        <w:t xml:space="preserve"> a post-2005 </w:t>
+      </w:r>
+      <w:proofErr w:type="spellStart"/>
+      <w:r>
+        <w:t>phenomenon</w:t>
+      </w:r>
+      <w:proofErr w:type="spellEnd"/>
+      <w:r>
+        <w:t xml:space="preserve"> (</w:t>
+      </w:r>
+      <w:proofErr w:type="spellStart"/>
+      <w:r>
+        <w:t>Figure</w:t>
+      </w:r>
+      <w:proofErr w:type="spellEnd"/>
+      <w:r>
+        <w:t xml:space="preserve"> 3, </w:t>
+      </w:r>
+      <w:proofErr w:type="spellStart"/>
+      <w:r>
+        <w:t>bottom</w:t>
+      </w:r>
+      <w:proofErr w:type="spellEnd"/>
+      <w:r>
+        <w:t xml:space="preserve"> </w:t>
+      </w:r>
+      <w:proofErr w:type="spellStart"/>
+      <w:r>
+        <w:t>left</w:t>
+      </w:r>
+      <w:proofErr w:type="spellEnd"/>
+      <w:r>
+        <w:t>).</w:t>
       </w:r>
     </w:p>
     <w:p>
@@ -2572,15 +7127,365 @@
         </w:numPr>
         <w:spacing w:after="30"/>
       </w:pPr>
-      <w:r>
-        <w:rPr>
-          <w:b/>
-          <w:bCs/>
-        </w:rPr>
-        <w:t xml:space="preserve">Renovation state and bathrooms matter a little. </w:t>
-      </w:r>
-      <w:r>
-        <w:t>Better-finished flats and flats with two bathrooms lean slightly higher in price, but the effects are weak compared with location. Ceiling height and distance to centre show almost no linear relationship with price.</w:t>
+      <w:proofErr w:type="spellStart"/>
+      <w:r>
+        <w:rPr>
+          <w:b/>
+          <w:bCs/>
+        </w:rPr>
+        <w:t>Renovation</w:t>
+      </w:r>
+      <w:proofErr w:type="spellEnd"/>
+      <w:r>
+        <w:rPr>
+          <w:b/>
+          <w:bCs/>
+        </w:rPr>
+        <w:t xml:space="preserve"> </w:t>
+      </w:r>
+      <w:proofErr w:type="spellStart"/>
+      <w:r>
+        <w:rPr>
+          <w:b/>
+          <w:bCs/>
+        </w:rPr>
+        <w:t>state</w:t>
+      </w:r>
+      <w:proofErr w:type="spellEnd"/>
+      <w:r>
+        <w:rPr>
+          <w:b/>
+          <w:bCs/>
+        </w:rPr>
+        <w:t xml:space="preserve"> </w:t>
+      </w:r>
+      <w:proofErr w:type="spellStart"/>
+      <w:r>
+        <w:rPr>
+          <w:b/>
+          <w:bCs/>
+        </w:rPr>
+        <w:t>and</w:t>
+      </w:r>
+      <w:proofErr w:type="spellEnd"/>
+      <w:r>
+        <w:rPr>
+          <w:b/>
+          <w:bCs/>
+        </w:rPr>
+        <w:t xml:space="preserve"> </w:t>
+      </w:r>
+      <w:proofErr w:type="spellStart"/>
+      <w:r>
+        <w:rPr>
+          <w:b/>
+          <w:bCs/>
+        </w:rPr>
+        <w:t>bathrooms</w:t>
+      </w:r>
+      <w:proofErr w:type="spellEnd"/>
+      <w:r>
+        <w:rPr>
+          <w:b/>
+          <w:bCs/>
+        </w:rPr>
+        <w:t xml:space="preserve"> </w:t>
+      </w:r>
+      <w:proofErr w:type="spellStart"/>
+      <w:r>
+        <w:rPr>
+          <w:b/>
+          <w:bCs/>
+        </w:rPr>
+        <w:t>matter</w:t>
+      </w:r>
+      <w:proofErr w:type="spellEnd"/>
+      <w:r>
+        <w:rPr>
+          <w:b/>
+          <w:bCs/>
+        </w:rPr>
+        <w:t xml:space="preserve"> a </w:t>
+      </w:r>
+      <w:proofErr w:type="spellStart"/>
+      <w:r>
+        <w:rPr>
+          <w:b/>
+          <w:bCs/>
+        </w:rPr>
+        <w:t>little</w:t>
+      </w:r>
+      <w:proofErr w:type="spellEnd"/>
+      <w:r>
+        <w:rPr>
+          <w:b/>
+          <w:bCs/>
+        </w:rPr>
+        <w:t xml:space="preserve">. </w:t>
+      </w:r>
+      <w:proofErr w:type="spellStart"/>
+      <w:r>
+        <w:t>Better-finished</w:t>
+      </w:r>
+      <w:proofErr w:type="spellEnd"/>
+      <w:r>
+        <w:t xml:space="preserve"> </w:t>
+      </w:r>
+      <w:proofErr w:type="spellStart"/>
+      <w:r>
+        <w:t>flats</w:t>
+      </w:r>
+      <w:proofErr w:type="spellEnd"/>
+      <w:r>
+        <w:t xml:space="preserve"> </w:t>
+      </w:r>
+      <w:proofErr w:type="spellStart"/>
+      <w:r>
+        <w:t>and</w:t>
+      </w:r>
+      <w:proofErr w:type="spellEnd"/>
+      <w:r>
+        <w:t xml:space="preserve"> </w:t>
+      </w:r>
+      <w:proofErr w:type="spellStart"/>
+      <w:r>
+        <w:t>flats</w:t>
+      </w:r>
+      <w:proofErr w:type="spellEnd"/>
+      <w:r>
+        <w:t xml:space="preserve"> </w:t>
+      </w:r>
+      <w:proofErr w:type="spellStart"/>
+      <w:r>
+        <w:t>with</w:t>
+      </w:r>
+      <w:proofErr w:type="spellEnd"/>
+      <w:r>
+        <w:t xml:space="preserve"> </w:t>
+      </w:r>
+      <w:proofErr w:type="spellStart"/>
+      <w:r>
+        <w:t>two</w:t>
+      </w:r>
+      <w:proofErr w:type="spellEnd"/>
+      <w:r>
+        <w:t xml:space="preserve"> </w:t>
+      </w:r>
+      <w:proofErr w:type="spellStart"/>
+      <w:r>
+        <w:t>bathrooms</w:t>
+      </w:r>
+      <w:proofErr w:type="spellEnd"/>
+      <w:r>
+        <w:t xml:space="preserve"> </w:t>
+      </w:r>
+      <w:proofErr w:type="spellStart"/>
+      <w:r>
+        <w:t>lean</w:t>
+      </w:r>
+      <w:proofErr w:type="spellEnd"/>
+      <w:r>
+        <w:t xml:space="preserve"> </w:t>
+      </w:r>
+      <w:proofErr w:type="spellStart"/>
+      <w:r>
+        <w:t>slightly</w:t>
+      </w:r>
+      <w:proofErr w:type="spellEnd"/>
+      <w:r>
+        <w:t xml:space="preserve"> </w:t>
+      </w:r>
+      <w:proofErr w:type="spellStart"/>
+      <w:r>
+        <w:t>higher</w:t>
+      </w:r>
+      <w:proofErr w:type="spellEnd"/>
+      <w:r>
+        <w:t xml:space="preserve"> </w:t>
+      </w:r>
+      <w:proofErr w:type="spellStart"/>
+      <w:r>
+        <w:t>in</w:t>
+      </w:r>
+      <w:proofErr w:type="spellEnd"/>
+      <w:r>
+        <w:t xml:space="preserve"> </w:t>
+      </w:r>
+      <w:proofErr w:type="spellStart"/>
+      <w:r>
+        <w:t>price</w:t>
+      </w:r>
+      <w:proofErr w:type="spellEnd"/>
+      <w:r>
+        <w:t xml:space="preserve">, </w:t>
+      </w:r>
+      <w:proofErr w:type="spellStart"/>
+      <w:r>
+        <w:t>but</w:t>
+      </w:r>
+      <w:proofErr w:type="spellEnd"/>
+      <w:r>
+        <w:t xml:space="preserve"> </w:t>
+      </w:r>
+      <w:proofErr w:type="spellStart"/>
+      <w:r>
+        <w:t>the</w:t>
+      </w:r>
+      <w:proofErr w:type="spellEnd"/>
+      <w:r>
+        <w:t xml:space="preserve"> </w:t>
+      </w:r>
+      <w:proofErr w:type="spellStart"/>
+      <w:r>
+        <w:t>effects</w:t>
+      </w:r>
+      <w:proofErr w:type="spellEnd"/>
+      <w:r>
+        <w:t xml:space="preserve"> </w:t>
+      </w:r>
+      <w:proofErr w:type="spellStart"/>
+      <w:r>
+        <w:t>are</w:t>
+      </w:r>
+      <w:proofErr w:type="spellEnd"/>
+      <w:r>
+        <w:t xml:space="preserve"> </w:t>
+      </w:r>
+      <w:proofErr w:type="spellStart"/>
+      <w:r>
+        <w:t>weak</w:t>
+      </w:r>
+      <w:proofErr w:type="spellEnd"/>
+      <w:r>
+        <w:t xml:space="preserve"> </w:t>
+      </w:r>
+      <w:proofErr w:type="spellStart"/>
+      <w:r>
+        <w:t>compared</w:t>
+      </w:r>
+      <w:proofErr w:type="spellEnd"/>
+      <w:r>
+        <w:t xml:space="preserve"> </w:t>
+      </w:r>
+      <w:proofErr w:type="spellStart"/>
+      <w:r>
+        <w:t>with</w:t>
+      </w:r>
+      <w:proofErr w:type="spellEnd"/>
+      <w:r>
+        <w:t xml:space="preserve"> </w:t>
+      </w:r>
+      <w:proofErr w:type="spellStart"/>
+      <w:r>
+        <w:t>location</w:t>
+      </w:r>
+      <w:proofErr w:type="spellEnd"/>
+      <w:r>
+        <w:t xml:space="preserve">. </w:t>
+      </w:r>
+      <w:proofErr w:type="spellStart"/>
+      <w:r>
+        <w:t>Ceiling</w:t>
+      </w:r>
+      <w:proofErr w:type="spellEnd"/>
+      <w:r>
+        <w:t xml:space="preserve"> </w:t>
+      </w:r>
+      <w:proofErr w:type="spellStart"/>
+      <w:r>
+        <w:t>height</w:t>
+      </w:r>
+      <w:proofErr w:type="spellEnd"/>
+      <w:r>
+        <w:t xml:space="preserve"> </w:t>
+      </w:r>
+      <w:proofErr w:type="spellStart"/>
+      <w:r>
+        <w:t>and</w:t>
+      </w:r>
+      <w:proofErr w:type="spellEnd"/>
+      <w:r>
+        <w:t xml:space="preserve"> </w:t>
+      </w:r>
+      <w:proofErr w:type="spellStart"/>
+      <w:r>
+        <w:t>distance</w:t>
+      </w:r>
+      <w:proofErr w:type="spellEnd"/>
+      <w:r>
+        <w:t xml:space="preserve"> </w:t>
+      </w:r>
+      <w:proofErr w:type="spellStart"/>
+      <w:r>
+        <w:t>to</w:t>
+      </w:r>
+      <w:proofErr w:type="spellEnd"/>
+      <w:r>
+        <w:t xml:space="preserve"> </w:t>
+      </w:r>
+      <w:proofErr w:type="spellStart"/>
+      <w:r>
+        <w:t>centre</w:t>
+      </w:r>
+      <w:proofErr w:type="spellEnd"/>
+      <w:r>
+        <w:t xml:space="preserve"> </w:t>
+      </w:r>
+      <w:proofErr w:type="spellStart"/>
+      <w:r>
+        <w:t>show</w:t>
+      </w:r>
+      <w:proofErr w:type="spellEnd"/>
+      <w:r>
+        <w:t xml:space="preserve"> </w:t>
+      </w:r>
+      <w:proofErr w:type="spellStart"/>
+      <w:r>
+        <w:t>almost</w:t>
+      </w:r>
+      <w:proofErr w:type="spellEnd"/>
+      <w:r>
+        <w:t xml:space="preserve"> </w:t>
+      </w:r>
+      <w:proofErr w:type="spellStart"/>
+      <w:r>
+        <w:t>no</w:t>
+      </w:r>
+      <w:proofErr w:type="spellEnd"/>
+      <w:r>
+        <w:t xml:space="preserve"> </w:t>
+      </w:r>
+      <w:proofErr w:type="spellStart"/>
+      <w:r>
+        <w:t>linear</w:t>
+      </w:r>
+      <w:proofErr w:type="spellEnd"/>
+      <w:r>
+        <w:t xml:space="preserve"> </w:t>
+      </w:r>
+      <w:proofErr w:type="spellStart"/>
+      <w:r>
+        <w:t>relationship</w:t>
+      </w:r>
+      <w:proofErr w:type="spellEnd"/>
+      <w:r>
+        <w:t xml:space="preserve"> </w:t>
+      </w:r>
+      <w:proofErr w:type="spellStart"/>
+      <w:r>
+        <w:t>with</w:t>
+      </w:r>
+      <w:proofErr w:type="spellEnd"/>
+      <w:r>
+        <w:t xml:space="preserve"> </w:t>
+      </w:r>
+      <w:proofErr w:type="spellStart"/>
+      <w:r>
+        <w:t>price</w:t>
+      </w:r>
+      <w:proofErr w:type="spellEnd"/>
+      <w:r>
+        <w:t>.</w:t>
       </w:r>
     </w:p>
     <w:p>
@@ -2592,15 +7497,229 @@
         </w:numPr>
         <w:spacing w:after="30"/>
       </w:pPr>
-      <w:r>
-        <w:rPr>
-          <w:b/>
-          <w:bCs/>
-        </w:rPr>
-        <w:t xml:space="preserve">Strongest relationship is mechanical. </w:t>
-      </w:r>
-      <w:r>
-        <w:t>area and cur_price_m correlate at about −0.5 because the latter is price divided by area: small parsed areas inflate the ratio.</w:t>
+      <w:proofErr w:type="spellStart"/>
+      <w:r>
+        <w:rPr>
+          <w:b/>
+          <w:bCs/>
+        </w:rPr>
+        <w:t>Strongest</w:t>
+      </w:r>
+      <w:proofErr w:type="spellEnd"/>
+      <w:r>
+        <w:rPr>
+          <w:b/>
+          <w:bCs/>
+        </w:rPr>
+        <w:t xml:space="preserve"> </w:t>
+      </w:r>
+      <w:proofErr w:type="spellStart"/>
+      <w:r>
+        <w:rPr>
+          <w:b/>
+          <w:bCs/>
+        </w:rPr>
+        <w:t>relationship</w:t>
+      </w:r>
+      <w:proofErr w:type="spellEnd"/>
+      <w:r>
+        <w:rPr>
+          <w:b/>
+          <w:bCs/>
+        </w:rPr>
+        <w:t xml:space="preserve"> </w:t>
+      </w:r>
+      <w:proofErr w:type="spellStart"/>
+      <w:r>
+        <w:rPr>
+          <w:b/>
+          <w:bCs/>
+        </w:rPr>
+        <w:t>is</w:t>
+      </w:r>
+      <w:proofErr w:type="spellEnd"/>
+      <w:r>
+        <w:rPr>
+          <w:b/>
+          <w:bCs/>
+        </w:rPr>
+        <w:t xml:space="preserve"> </w:t>
+      </w:r>
+      <w:proofErr w:type="spellStart"/>
+      <w:r>
+        <w:rPr>
+          <w:b/>
+          <w:bCs/>
+        </w:rPr>
+        <w:t>mechanical</w:t>
+      </w:r>
+      <w:proofErr w:type="spellEnd"/>
+      <w:r>
+        <w:rPr>
+          <w:b/>
+          <w:bCs/>
+        </w:rPr>
+        <w:t xml:space="preserve">. </w:t>
+      </w:r>
+      <w:proofErr w:type="spellStart"/>
+      <w:r>
+        <w:t>area</w:t>
+      </w:r>
+      <w:proofErr w:type="spellEnd"/>
+      <w:r>
+        <w:t xml:space="preserve"> </w:t>
+      </w:r>
+      <w:proofErr w:type="spellStart"/>
+      <w:r>
+        <w:t>and</w:t>
+      </w:r>
+      <w:proofErr w:type="spellEnd"/>
+      <w:r>
+        <w:t xml:space="preserve"> </w:t>
+      </w:r>
+      <w:proofErr w:type="spellStart"/>
+      <w:r>
+        <w:t>cur_price_m</w:t>
+      </w:r>
+      <w:proofErr w:type="spellEnd"/>
+      <w:r>
+        <w:t xml:space="preserve"> </w:t>
+      </w:r>
+      <w:proofErr w:type="spellStart"/>
+      <w:r>
+        <w:t>correlate</w:t>
+      </w:r>
+      <w:proofErr w:type="spellEnd"/>
+      <w:r>
+        <w:t xml:space="preserve"> </w:t>
+      </w:r>
+      <w:proofErr w:type="spellStart"/>
+      <w:r>
+        <w:t>at</w:t>
+      </w:r>
+      <w:proofErr w:type="spellEnd"/>
+      <w:r>
+        <w:t xml:space="preserve"> </w:t>
+      </w:r>
+      <w:proofErr w:type="spellStart"/>
+      <w:r>
+        <w:t>about</w:t>
+      </w:r>
+      <w:proofErr w:type="spellEnd"/>
+      <w:r>
+        <w:t xml:space="preserve"> −0.5 </w:t>
+      </w:r>
+      <w:proofErr w:type="spellStart"/>
+      <w:r>
+        <w:t>because</w:t>
+      </w:r>
+      <w:proofErr w:type="spellEnd"/>
+      <w:r>
+        <w:t xml:space="preserve"> </w:t>
+      </w:r>
+      <w:proofErr w:type="spellStart"/>
+      <w:r>
+        <w:t>the</w:t>
+      </w:r>
+      <w:proofErr w:type="spellEnd"/>
+      <w:r>
+        <w:t xml:space="preserve"> </w:t>
+      </w:r>
+      <w:proofErr w:type="spellStart"/>
+      <w:r>
+        <w:t>latter</w:t>
+      </w:r>
+      <w:proofErr w:type="spellEnd"/>
+      <w:r>
+        <w:t xml:space="preserve"> </w:t>
+      </w:r>
+      <w:proofErr w:type="spellStart"/>
+      <w:r>
+        <w:t>is</w:t>
+      </w:r>
+      <w:proofErr w:type="spellEnd"/>
+      <w:r>
+        <w:t xml:space="preserve"> </w:t>
+      </w:r>
+      <w:proofErr w:type="spellStart"/>
+      <w:r>
+        <w:t>price</w:t>
+      </w:r>
+      <w:proofErr w:type="spellEnd"/>
+      <w:r>
+        <w:t xml:space="preserve"> </w:t>
+      </w:r>
+      <w:proofErr w:type="spellStart"/>
+      <w:r>
+        <w:t>divided</w:t>
+      </w:r>
+      <w:proofErr w:type="spellEnd"/>
+      <w:r>
+        <w:t xml:space="preserve"> </w:t>
+      </w:r>
+      <w:proofErr w:type="spellStart"/>
+      <w:r>
+        <w:t>by</w:t>
+      </w:r>
+      <w:proofErr w:type="spellEnd"/>
+      <w:r>
+        <w:t xml:space="preserve"> </w:t>
+      </w:r>
+      <w:proofErr w:type="spellStart"/>
+      <w:r>
+        <w:t>area</w:t>
+      </w:r>
+      <w:proofErr w:type="spellEnd"/>
+      <w:r>
+        <w:t xml:space="preserve">: </w:t>
+      </w:r>
+      <w:proofErr w:type="spellStart"/>
+      <w:r>
+        <w:t>small</w:t>
+      </w:r>
+      <w:proofErr w:type="spellEnd"/>
+      <w:r>
+        <w:t xml:space="preserve"> </w:t>
+      </w:r>
+      <w:proofErr w:type="spellStart"/>
+      <w:r>
+        <w:t>parsed</w:t>
+      </w:r>
+      <w:proofErr w:type="spellEnd"/>
+      <w:r>
+        <w:t xml:space="preserve"> </w:t>
+      </w:r>
+      <w:proofErr w:type="spellStart"/>
+      <w:r>
+        <w:t>areas</w:t>
+      </w:r>
+      <w:proofErr w:type="spellEnd"/>
+      <w:r>
+        <w:t xml:space="preserve"> </w:t>
+      </w:r>
+      <w:proofErr w:type="spellStart"/>
+      <w:r>
+        <w:t>inflate</w:t>
+      </w:r>
+      <w:proofErr w:type="spellEnd"/>
+      <w:r>
+        <w:t xml:space="preserve"> </w:t>
+      </w:r>
+      <w:proofErr w:type="spellStart"/>
+      <w:r>
+        <w:t>the</w:t>
+      </w:r>
+      <w:proofErr w:type="spellEnd"/>
+      <w:r>
+        <w:t xml:space="preserve"> </w:t>
+      </w:r>
+      <w:proofErr w:type="spellStart"/>
+      <w:r>
+        <w:t>ratio</w:t>
+      </w:r>
+      <w:proofErr w:type="spellEnd"/>
+      <w:r>
+        <w:t>.</w:t>
       </w:r>
     </w:p>
     <w:p>
@@ -2616,8 +7735,86 @@
           <w:sz w:val="23"/>
           <w:szCs w:val="23"/>
         </w:rPr>
-        <w:t>4. Limitations and next steps</w:t>
-      </w:r>
+        <w:t xml:space="preserve">4. </w:t>
+      </w:r>
+      <w:proofErr w:type="spellStart"/>
+      <w:r>
+        <w:rPr>
+          <w:b/>
+          <w:bCs/>
+          <w:color w:val="1F3864"/>
+          <w:sz w:val="23"/>
+          <w:szCs w:val="23"/>
+        </w:rPr>
+        <w:t>Limitations</w:t>
+      </w:r>
+      <w:proofErr w:type="spellEnd"/>
+      <w:r>
+        <w:rPr>
+          <w:b/>
+          <w:bCs/>
+          <w:color w:val="1F3864"/>
+          <w:sz w:val="23"/>
+          <w:szCs w:val="23"/>
+        </w:rPr>
+        <w:t xml:space="preserve"> </w:t>
+      </w:r>
+      <w:proofErr w:type="spellStart"/>
+      <w:r>
+        <w:rPr>
+          <w:b/>
+          <w:bCs/>
+          <w:color w:val="1F3864"/>
+          <w:sz w:val="23"/>
+          <w:szCs w:val="23"/>
+        </w:rPr>
+        <w:t>and</w:t>
+      </w:r>
+      <w:proofErr w:type="spellEnd"/>
+      <w:r>
+        <w:rPr>
+          <w:b/>
+          <w:bCs/>
+          <w:color w:val="1F3864"/>
+          <w:sz w:val="23"/>
+          <w:szCs w:val="23"/>
+        </w:rPr>
+        <w:t xml:space="preserve"> </w:t>
+      </w:r>
+      <w:proofErr w:type="spellStart"/>
+      <w:r>
+        <w:rPr>
+          <w:b/>
+          <w:bCs/>
+          <w:color w:val="1F3864"/>
+          <w:sz w:val="23"/>
+          <w:szCs w:val="23"/>
+        </w:rPr>
+        <w:t>next</w:t>
+      </w:r>
+      <w:proofErr w:type="spellEnd"/>
+      <w:r>
+        <w:rPr>
+          <w:b/>
+          <w:bCs/>
+          <w:color w:val="1F3864"/>
+          <w:sz w:val="23"/>
+          <w:szCs w:val="23"/>
+        </w:rPr>
+        <w:t xml:space="preserve"> </w:t>
+      </w:r>
+      <w:proofErr w:type="spellStart"/>
+      <w:r>
+        <w:rPr>
+          <w:b/>
+          <w:bCs/>
+          <w:color w:val="1F3864"/>
+          <w:sz w:val="23"/>
+          <w:szCs w:val="23"/>
+        </w:rPr>
+        <w:t>steps</w:t>
+      </w:r>
+      <w:proofErr w:type="spellEnd"/>
     </w:p>
     <w:p>
       <w:pPr>
@@ -2628,11 +7825,697 @@
           <w:b/>
           <w:bCs/>
         </w:rPr>
-        <w:t xml:space="preserve">Data quality. </w:t>
-      </w:r>
-      <w:r>
-        <w:t xml:space="preserve">cur_price_m has a mean of 5.3 M and a maximum of 136 M KZT/m², far above any realistic price, and 25% of listings have an area of 6 m² or less. This points to parsing errors in the area field (the regex can pick up a room count or another “м²” value) and to the “dist” maximum of 967 km caused by listings mapped to the wrong city. Duplicates were also visible in the cleaned sample (same flat repeated with changing view counts). The scraper additionally sampled only a small set of listings from the home page, and the </w:t>
-      </w:r>
+        <w:t xml:space="preserve">Data </w:t>
+      </w:r>
+      <w:proofErr w:type="spellStart"/>
+      <w:r>
+        <w:rPr>
+          <w:b/>
+          <w:bCs/>
+        </w:rPr>
+        <w:t>quality</w:t>
+      </w:r>
+      <w:proofErr w:type="spellEnd"/>
+      <w:r>
+        <w:rPr>
+          <w:b/>
+          <w:bCs/>
+        </w:rPr>
+        <w:t xml:space="preserve">. </w:t>
+      </w:r>
+      <w:proofErr w:type="spellStart"/>
+      <w:r>
+        <w:t>cur_price_m</w:t>
+      </w:r>
+      <w:proofErr w:type="spellEnd"/>
+      <w:r>
+        <w:t xml:space="preserve"> </w:t>
+      </w:r>
+      <w:proofErr w:type="spellStart"/>
+      <w:r>
+        <w:t>has</w:t>
+      </w:r>
+      <w:proofErr w:type="spellEnd"/>
+      <w:r>
+        <w:t xml:space="preserve"> a </w:t>
+      </w:r>
+      <w:proofErr w:type="spellStart"/>
+      <w:r>
+        <w:t>mean</w:t>
+      </w:r>
+      <w:proofErr w:type="spellEnd"/>
+      <w:r>
+        <w:t xml:space="preserve"> </w:t>
+      </w:r>
+      <w:proofErr w:type="spellStart"/>
+      <w:r>
+        <w:t>of</w:t>
+      </w:r>
+      <w:proofErr w:type="spellEnd"/>
+      <w:r>
+        <w:t xml:space="preserve"> 5.3 M </w:t>
+      </w:r>
+      <w:proofErr w:type="spellStart"/>
+      <w:r>
+        <w:t>and</w:t>
+      </w:r>
+      <w:proofErr w:type="spellEnd"/>
+      <w:r>
+        <w:t xml:space="preserve"> a </w:t>
+      </w:r>
+      <w:proofErr w:type="spellStart"/>
+      <w:r>
+        <w:t>maximum</w:t>
+      </w:r>
+      <w:proofErr w:type="spellEnd"/>
+      <w:r>
+        <w:t xml:space="preserve"> </w:t>
+      </w:r>
+      <w:proofErr w:type="spellStart"/>
+      <w:r>
+        <w:t>of</w:t>
+      </w:r>
+      <w:proofErr w:type="spellEnd"/>
+      <w:r>
+        <w:t xml:space="preserve"> 136 M KZT/m², </w:t>
+      </w:r>
+      <w:proofErr w:type="spellStart"/>
+      <w:r>
+        <w:t>far</w:t>
+      </w:r>
+      <w:proofErr w:type="spellEnd"/>
+      <w:r>
+        <w:t xml:space="preserve"> </w:t>
+      </w:r>
+      <w:proofErr w:type="spellStart"/>
+      <w:r>
+        <w:t>above</w:t>
+      </w:r>
+      <w:proofErr w:type="spellEnd"/>
+      <w:r>
+        <w:t xml:space="preserve"> </w:t>
+      </w:r>
+      <w:proofErr w:type="spellStart"/>
+      <w:r>
+        <w:t>any</w:t>
+      </w:r>
+      <w:proofErr w:type="spellEnd"/>
+      <w:r>
+        <w:t xml:space="preserve"> </w:t>
+      </w:r>
+      <w:proofErr w:type="spellStart"/>
+      <w:r>
+        <w:t>realistic</w:t>
+      </w:r>
+      <w:proofErr w:type="spellEnd"/>
+      <w:r>
+        <w:t xml:space="preserve"> </w:t>
+      </w:r>
+      <w:proofErr w:type="spellStart"/>
+      <w:r>
+        <w:t>price</w:t>
+      </w:r>
+      <w:proofErr w:type="spellEnd"/>
+      <w:r>
+        <w:t xml:space="preserve">, </w:t>
+      </w:r>
+      <w:proofErr w:type="spellStart"/>
+      <w:r>
+        <w:t>and</w:t>
+      </w:r>
+      <w:proofErr w:type="spellEnd"/>
+      <w:r>
+        <w:t xml:space="preserve"> 25% </w:t>
+      </w:r>
+      <w:proofErr w:type="spellStart"/>
+      <w:r>
+        <w:t>of</w:t>
+      </w:r>
+      <w:proofErr w:type="spellEnd"/>
+      <w:r>
+        <w:t xml:space="preserve"> </w:t>
+      </w:r>
+      <w:proofErr w:type="spellStart"/>
+      <w:r>
+        <w:t>listings</w:t>
+      </w:r>
+      <w:proofErr w:type="spellEnd"/>
+      <w:r>
+        <w:t xml:space="preserve"> </w:t>
+      </w:r>
+      <w:proofErr w:type="spellStart"/>
+      <w:r>
+        <w:t>have</w:t>
+      </w:r>
+      <w:proofErr w:type="spellEnd"/>
+      <w:r>
+        <w:t xml:space="preserve"> </w:t>
+      </w:r>
+      <w:proofErr w:type="spellStart"/>
+      <w:r>
+        <w:t>an</w:t>
+      </w:r>
+      <w:proofErr w:type="spellEnd"/>
+      <w:r>
+        <w:t xml:space="preserve"> </w:t>
+      </w:r>
+      <w:proofErr w:type="spellStart"/>
+      <w:r>
+        <w:t>area</w:t>
+      </w:r>
+      <w:proofErr w:type="spellEnd"/>
+      <w:r>
+        <w:t xml:space="preserve"> </w:t>
+      </w:r>
+      <w:proofErr w:type="spellStart"/>
+      <w:r>
+        <w:t>of</w:t>
+      </w:r>
+      <w:proofErr w:type="spellEnd"/>
+      <w:r>
+        <w:t xml:space="preserve"> 6 m² </w:t>
+      </w:r>
+      <w:proofErr w:type="spellStart"/>
+      <w:r>
+        <w:t>or</w:t>
+      </w:r>
+      <w:proofErr w:type="spellEnd"/>
+      <w:r>
+        <w:t xml:space="preserve"> </w:t>
+      </w:r>
+      <w:proofErr w:type="spellStart"/>
+      <w:r>
+        <w:t>less</w:t>
+      </w:r>
+      <w:proofErr w:type="spellEnd"/>
+      <w:r>
+        <w:t xml:space="preserve">. </w:t>
+      </w:r>
+      <w:proofErr w:type="spellStart"/>
+      <w:r>
+        <w:t>This</w:t>
+      </w:r>
+      <w:proofErr w:type="spellEnd"/>
+      <w:r>
+        <w:t xml:space="preserve"> </w:t>
+      </w:r>
+      <w:proofErr w:type="spellStart"/>
+      <w:r>
+        <w:t>points</w:t>
+      </w:r>
+      <w:proofErr w:type="spellEnd"/>
+      <w:r>
+        <w:t xml:space="preserve"> </w:t>
+      </w:r>
+      <w:proofErr w:type="spellStart"/>
+      <w:r>
+        <w:t>to</w:t>
+      </w:r>
+      <w:proofErr w:type="spellEnd"/>
+      <w:r>
+        <w:t xml:space="preserve"> </w:t>
+      </w:r>
+      <w:proofErr w:type="spellStart"/>
+      <w:r>
+        <w:t>parsing</w:t>
+      </w:r>
+      <w:proofErr w:type="spellEnd"/>
+      <w:r>
+        <w:t xml:space="preserve"> </w:t>
+      </w:r>
+      <w:proofErr w:type="spellStart"/>
+      <w:r>
+        <w:t>errors</w:t>
+      </w:r>
+      <w:proofErr w:type="spellEnd"/>
+      <w:r>
+        <w:t xml:space="preserve"> </w:t>
+      </w:r>
+      <w:proofErr w:type="spellStart"/>
+      <w:r>
+        <w:t>in</w:t>
+      </w:r>
+      <w:proofErr w:type="spellEnd"/>
+      <w:r>
+        <w:t xml:space="preserve"> </w:t>
+      </w:r>
+      <w:proofErr w:type="spellStart"/>
+      <w:r>
+        <w:t>the</w:t>
+      </w:r>
+      <w:proofErr w:type="spellEnd"/>
+      <w:r>
+        <w:t xml:space="preserve"> </w:t>
+      </w:r>
+      <w:proofErr w:type="spellStart"/>
+      <w:r>
+        <w:t>area</w:t>
+      </w:r>
+      <w:proofErr w:type="spellEnd"/>
+      <w:r>
+        <w:t xml:space="preserve"> </w:t>
+      </w:r>
+      <w:proofErr w:type="spellStart"/>
+      <w:r>
+        <w:t>field</w:t>
+      </w:r>
+      <w:proofErr w:type="spellEnd"/>
+      <w:r>
+        <w:t xml:space="preserve"> (</w:t>
+      </w:r>
+      <w:proofErr w:type="spellStart"/>
+      <w:r>
+        <w:t>the</w:t>
+      </w:r>
+      <w:proofErr w:type="spellEnd"/>
+      <w:r>
+        <w:t xml:space="preserve"> </w:t>
+      </w:r>
+      <w:proofErr w:type="spellStart"/>
+      <w:r>
+        <w:t>regex</w:t>
+      </w:r>
+      <w:proofErr w:type="spellEnd"/>
+      <w:r>
+        <w:t xml:space="preserve"> </w:t>
+      </w:r>
+      <w:proofErr w:type="spellStart"/>
+      <w:r>
+        <w:t>can</w:t>
+      </w:r>
+      <w:proofErr w:type="spellEnd"/>
+      <w:r>
+        <w:t xml:space="preserve"> </w:t>
+      </w:r>
+      <w:proofErr w:type="spellStart"/>
+      <w:r>
+        <w:t>pick</w:t>
+      </w:r>
+      <w:proofErr w:type="spellEnd"/>
+      <w:r>
+        <w:t xml:space="preserve"> </w:t>
+      </w:r>
+      <w:proofErr w:type="spellStart"/>
+      <w:r>
+        <w:t>up</w:t>
+      </w:r>
+      <w:proofErr w:type="spellEnd"/>
+      <w:r>
+        <w:t xml:space="preserve"> a </w:t>
+      </w:r>
+      <w:proofErr w:type="spellStart"/>
+      <w:r>
+        <w:t>room</w:t>
+      </w:r>
+      <w:proofErr w:type="spellEnd"/>
+      <w:r>
+        <w:t xml:space="preserve"> </w:t>
+      </w:r>
+      <w:proofErr w:type="spellStart"/>
+      <w:r>
+        <w:t>count</w:t>
+      </w:r>
+      <w:proofErr w:type="spellEnd"/>
+      <w:r>
+        <w:t xml:space="preserve"> </w:t>
+      </w:r>
+      <w:proofErr w:type="spellStart"/>
+      <w:r>
+        <w:t>or</w:t>
+      </w:r>
+      <w:proofErr w:type="spellEnd"/>
+      <w:r>
+        <w:t xml:space="preserve"> </w:t>
+      </w:r>
+      <w:proofErr w:type="spellStart"/>
+      <w:r>
+        <w:t>another</w:t>
+      </w:r>
+      <w:proofErr w:type="spellEnd"/>
+      <w:r>
+        <w:t xml:space="preserve"> “м²” </w:t>
+      </w:r>
+      <w:proofErr w:type="spellStart"/>
+      <w:r>
+        <w:t>value</w:t>
+      </w:r>
+      <w:proofErr w:type="spellEnd"/>
+      <w:r>
+        <w:t xml:space="preserve">) </w:t>
+      </w:r>
+      <w:proofErr w:type="spellStart"/>
+      <w:r>
+        <w:t>and</w:t>
+      </w:r>
+      <w:proofErr w:type="spellEnd"/>
+      <w:r>
+        <w:t xml:space="preserve"> </w:t>
+      </w:r>
+      <w:proofErr w:type="spellStart"/>
+      <w:r>
+        <w:t>to</w:t>
+      </w:r>
+      <w:proofErr w:type="spellEnd"/>
+      <w:r>
+        <w:t xml:space="preserve"> </w:t>
+      </w:r>
+      <w:proofErr w:type="spellStart"/>
+      <w:r>
+        <w:t>the</w:t>
+      </w:r>
+      <w:proofErr w:type="spellEnd"/>
+      <w:r>
+        <w:t xml:space="preserve"> “</w:t>
+      </w:r>
+      <w:proofErr w:type="spellStart"/>
+      <w:r>
+        <w:t>dist</w:t>
+      </w:r>
+      <w:proofErr w:type="spellEnd"/>
+      <w:r>
+        <w:t xml:space="preserve">” </w:t>
+      </w:r>
+      <w:proofErr w:type="spellStart"/>
+      <w:r>
+        <w:t>maximum</w:t>
+      </w:r>
+      <w:proofErr w:type="spellEnd"/>
+      <w:r>
+        <w:t xml:space="preserve"> </w:t>
+      </w:r>
+      <w:proofErr w:type="spellStart"/>
+      <w:r>
+        <w:t>of</w:t>
+      </w:r>
+      <w:proofErr w:type="spellEnd"/>
+      <w:r>
+        <w:t xml:space="preserve"> 967 </w:t>
+      </w:r>
+      <w:proofErr w:type="spellStart"/>
+      <w:r>
+        <w:t>km</w:t>
+      </w:r>
+      <w:proofErr w:type="spellEnd"/>
+      <w:r>
+        <w:t xml:space="preserve"> </w:t>
+      </w:r>
+      <w:proofErr w:type="spellStart"/>
+      <w:r>
+        <w:t>caused</w:t>
+      </w:r>
+      <w:proofErr w:type="spellEnd"/>
+      <w:r>
+        <w:t xml:space="preserve"> </w:t>
+      </w:r>
+      <w:proofErr w:type="spellStart"/>
+      <w:r>
+        <w:t>by</w:t>
+      </w:r>
+      <w:proofErr w:type="spellEnd"/>
+      <w:r>
+        <w:t xml:space="preserve"> </w:t>
+      </w:r>
+      <w:proofErr w:type="spellStart"/>
+      <w:r>
+        <w:t>listings</w:t>
+      </w:r>
+      <w:proofErr w:type="spellEnd"/>
+      <w:r>
+        <w:t xml:space="preserve"> </w:t>
+      </w:r>
+      <w:proofErr w:type="spellStart"/>
+      <w:r>
+        <w:t>mapped</w:t>
+      </w:r>
+      <w:proofErr w:type="spellEnd"/>
+      <w:r>
+        <w:t xml:space="preserve"> </w:t>
+      </w:r>
+      <w:proofErr w:type="spellStart"/>
+      <w:r>
+        <w:t>to</w:t>
+      </w:r>
+      <w:proofErr w:type="spellEnd"/>
+      <w:r>
+        <w:t xml:space="preserve"> </w:t>
+      </w:r>
+      <w:proofErr w:type="spellStart"/>
+      <w:r>
+        <w:t>the</w:t>
+      </w:r>
+      <w:proofErr w:type="spellEnd"/>
+      <w:r>
+        <w:t xml:space="preserve"> </w:t>
+      </w:r>
+      <w:proofErr w:type="spellStart"/>
+      <w:r>
+        <w:t>wrong</w:t>
+      </w:r>
+      <w:proofErr w:type="spellEnd"/>
+      <w:r>
+        <w:t xml:space="preserve"> </w:t>
+      </w:r>
+      <w:proofErr w:type="spellStart"/>
+      <w:r>
+        <w:t>city</w:t>
+      </w:r>
+      <w:proofErr w:type="spellEnd"/>
+      <w:r>
+        <w:t xml:space="preserve">. </w:t>
+      </w:r>
+      <w:proofErr w:type="spellStart"/>
+      <w:r>
+        <w:t>Duplicates</w:t>
+      </w:r>
+      <w:proofErr w:type="spellEnd"/>
+      <w:r>
+        <w:t xml:space="preserve"> </w:t>
+      </w:r>
+      <w:proofErr w:type="spellStart"/>
+      <w:r>
+        <w:t>were</w:t>
+      </w:r>
+      <w:proofErr w:type="spellEnd"/>
+      <w:r>
+        <w:t xml:space="preserve"> </w:t>
+      </w:r>
+      <w:proofErr w:type="spellStart"/>
+      <w:r>
+        <w:t>also</w:t>
+      </w:r>
+      <w:proofErr w:type="spellEnd"/>
+      <w:r>
+        <w:t xml:space="preserve"> </w:t>
+      </w:r>
+      <w:proofErr w:type="spellStart"/>
+      <w:r>
+        <w:t>visible</w:t>
+      </w:r>
+      <w:proofErr w:type="spellEnd"/>
+      <w:r>
+        <w:t xml:space="preserve"> </w:t>
+      </w:r>
+      <w:proofErr w:type="spellStart"/>
+      <w:r>
+        <w:t>in</w:t>
+      </w:r>
+      <w:proofErr w:type="spellEnd"/>
+      <w:r>
+        <w:t xml:space="preserve"> </w:t>
+      </w:r>
+      <w:proofErr w:type="spellStart"/>
+      <w:r>
+        <w:t>the</w:t>
+      </w:r>
+      <w:proofErr w:type="spellEnd"/>
+      <w:r>
+        <w:t xml:space="preserve"> </w:t>
+      </w:r>
+      <w:proofErr w:type="spellStart"/>
+      <w:r>
+        <w:t>cleaned</w:t>
+      </w:r>
+      <w:proofErr w:type="spellEnd"/>
+      <w:r>
+        <w:t xml:space="preserve"> </w:t>
+      </w:r>
+      <w:proofErr w:type="spellStart"/>
+      <w:r>
+        <w:t>sample</w:t>
+      </w:r>
+      <w:proofErr w:type="spellEnd"/>
+      <w:r>
+        <w:t xml:space="preserve"> (</w:t>
+      </w:r>
+      <w:proofErr w:type="spellStart"/>
+      <w:r>
+        <w:t>same</w:t>
+      </w:r>
+      <w:proofErr w:type="spellEnd"/>
+      <w:r>
+        <w:t xml:space="preserve"> </w:t>
+      </w:r>
+      <w:proofErr w:type="spellStart"/>
+      <w:r>
+        <w:t>flat</w:t>
+      </w:r>
+      <w:proofErr w:type="spellEnd"/>
+      <w:r>
+        <w:t xml:space="preserve"> </w:t>
+      </w:r>
+      <w:proofErr w:type="spellStart"/>
+      <w:r>
+        <w:t>repeated</w:t>
+      </w:r>
+      <w:proofErr w:type="spellEnd"/>
+      <w:r>
+        <w:t xml:space="preserve"> </w:t>
+      </w:r>
+      <w:proofErr w:type="spellStart"/>
+      <w:r>
+        <w:t>with</w:t>
+      </w:r>
+      <w:proofErr w:type="spellEnd"/>
+      <w:r>
+        <w:t xml:space="preserve"> </w:t>
+      </w:r>
+      <w:proofErr w:type="spellStart"/>
+      <w:r>
+        <w:t>changing</w:t>
+      </w:r>
+      <w:proofErr w:type="spellEnd"/>
+      <w:r>
+        <w:t xml:space="preserve"> </w:t>
+      </w:r>
+      <w:proofErr w:type="spellStart"/>
+      <w:r>
+        <w:t>view</w:t>
+      </w:r>
+      <w:proofErr w:type="spellEnd"/>
+      <w:r>
+        <w:t xml:space="preserve"> </w:t>
+      </w:r>
+      <w:proofErr w:type="spellStart"/>
+      <w:r>
+        <w:t>counts</w:t>
+      </w:r>
+      <w:proofErr w:type="spellEnd"/>
+      <w:r>
+        <w:t xml:space="preserve">). The </w:t>
+      </w:r>
+      <w:proofErr w:type="spellStart"/>
+      <w:r>
+        <w:t>scraper</w:t>
+      </w:r>
+      <w:proofErr w:type="spellEnd"/>
+      <w:r>
+        <w:t xml:space="preserve"> </w:t>
+      </w:r>
+      <w:proofErr w:type="spellStart"/>
+      <w:r>
+        <w:t>additionally</w:t>
+      </w:r>
+      <w:proofErr w:type="spellEnd"/>
+      <w:r>
+        <w:t xml:space="preserve"> </w:t>
+      </w:r>
+      <w:proofErr w:type="spellStart"/>
+      <w:r>
+        <w:t>sampled</w:t>
+      </w:r>
+      <w:proofErr w:type="spellEnd"/>
+      <w:r>
+        <w:t xml:space="preserve"> </w:t>
+      </w:r>
+      <w:proofErr w:type="spellStart"/>
+      <w:r>
+        <w:t>only</w:t>
+      </w:r>
+      <w:proofErr w:type="spellEnd"/>
+      <w:r>
+        <w:t xml:space="preserve"> a </w:t>
+      </w:r>
+      <w:proofErr w:type="spellStart"/>
+      <w:r>
+        <w:t>small</w:t>
+      </w:r>
+      <w:proofErr w:type="spellEnd"/>
+      <w:r>
+        <w:t xml:space="preserve"> </w:t>
+      </w:r>
+      <w:proofErr w:type="spellStart"/>
+      <w:r>
+        <w:t>set</w:t>
+      </w:r>
+      <w:proofErr w:type="spellEnd"/>
+      <w:r>
+        <w:t xml:space="preserve"> </w:t>
+      </w:r>
+      <w:proofErr w:type="spellStart"/>
+      <w:r>
+        <w:t>of</w:t>
+      </w:r>
+      <w:proofErr w:type="spellEnd"/>
+      <w:r>
+        <w:t xml:space="preserve"> </w:t>
+      </w:r>
+      <w:proofErr w:type="spellStart"/>
+      <w:r>
+        <w:t>listings</w:t>
+      </w:r>
+      <w:proofErr w:type="spellEnd"/>
+      <w:r>
+        <w:t xml:space="preserve"> </w:t>
+      </w:r>
+      <w:proofErr w:type="spellStart"/>
+      <w:r>
+        <w:t>from</w:t>
+      </w:r>
+      <w:proofErr w:type="spellEnd"/>
+      <w:r>
+        <w:t xml:space="preserve"> </w:t>
+      </w:r>
+      <w:proofErr w:type="spellStart"/>
+      <w:r>
+        <w:t>the</w:t>
+      </w:r>
+      <w:proofErr w:type="spellEnd"/>
+      <w:r>
+        <w:t xml:space="preserve"> </w:t>
+      </w:r>
+      <w:proofErr w:type="spellStart"/>
+      <w:r>
+        <w:t>home</w:t>
+      </w:r>
+      <w:proofErr w:type="spellEnd"/>
+      <w:r>
+        <w:t xml:space="preserve"> </w:t>
+      </w:r>
+      <w:proofErr w:type="spellStart"/>
+      <w:r>
+        <w:t>page</w:t>
+      </w:r>
+      <w:proofErr w:type="spellEnd"/>
+      <w:r>
+        <w:t xml:space="preserve">, </w:t>
+      </w:r>
+      <w:proofErr w:type="spellStart"/>
+      <w:r>
+        <w:t>and</w:t>
+      </w:r>
+      <w:proofErr w:type="spellEnd"/>
+      <w:r>
+        <w:t xml:space="preserve"> </w:t>
+      </w:r>
+      <w:proofErr w:type="spellStart"/>
+      <w:r>
+        <w:t>the</w:t>
+      </w:r>
+      <w:proofErr w:type="spellEnd"/>
+      <w:r>
+        <w:t xml:space="preserve"> </w:t>
+      </w:r>
+      <w:proofErr w:type="spellStart"/>
       <w:r>
         <w:rPr>
           <w:b/>
@@ -2640,8 +8523,41 @@
         </w:rPr>
         <w:t>rating</w:t>
       </w:r>
-      <w:r>
-        <w:t xml:space="preserve"> column is a constant 0 placeholder.</w:t>
+      <w:proofErr w:type="spellEnd"/>
+      <w:r>
+        <w:t xml:space="preserve"> </w:t>
+      </w:r>
+      <w:proofErr w:type="spellStart"/>
+      <w:r>
+        <w:t>column</w:t>
+      </w:r>
+      <w:proofErr w:type="spellEnd"/>
+      <w:r>
+        <w:t xml:space="preserve"> </w:t>
+      </w:r>
+      <w:proofErr w:type="spellStart"/>
+      <w:r>
+        <w:t>is</w:t>
+      </w:r>
+      <w:proofErr w:type="spellEnd"/>
+      <w:r>
+        <w:t xml:space="preserve"> a </w:t>
+      </w:r>
+      <w:proofErr w:type="spellStart"/>
+      <w:r>
+        <w:t>constant</w:t>
+      </w:r>
+      <w:proofErr w:type="spellEnd"/>
+      <w:r>
+        <w:t xml:space="preserve"> 0 </w:t>
+      </w:r>
+      <w:proofErr w:type="spellStart"/>
+      <w:r>
+        <w:t>placeholder</w:t>
+      </w:r>
+      <w:proofErr w:type="spellEnd"/>
+      <w:r>
+        <w:t>.</w:t>
       </w:r>
     </w:p>
     <w:p>
@@ -2653,10 +8569,471 @@
           <w:b/>
           <w:bCs/>
         </w:rPr>
-        <w:t xml:space="preserve">Next steps. </w:t>
-      </w:r>
-      <w:r>
-        <w:t>Drop duplicate IDs, validate area against price (e.g. area ≥ 15 m², price per m² within a plausible range), clip distance outliers, scrape category pages (respecting robots.txt and with delays) for a more representative sample, and then fit a regression model of price on city, year, floors, state and distance using the cleaned data. Correlations above are read off the heatmap and are approximate.</w:t>
+        <w:t xml:space="preserve">Next </w:t>
+      </w:r>
+      <w:proofErr w:type="spellStart"/>
+      <w:r>
+        <w:rPr>
+          <w:b/>
+          <w:bCs/>
+        </w:rPr>
+        <w:t>steps</w:t>
+      </w:r>
+      <w:proofErr w:type="spellEnd"/>
+      <w:r>
+        <w:rPr>
+          <w:b/>
+          <w:bCs/>
+        </w:rPr>
+        <w:t xml:space="preserve">. </w:t>
+      </w:r>
+      <w:proofErr w:type="spellStart"/>
+      <w:r>
+        <w:t>Drop</w:t>
+      </w:r>
+      <w:proofErr w:type="spellEnd"/>
+      <w:r>
+        <w:t xml:space="preserve"> </w:t>
+      </w:r>
+      <w:proofErr w:type="spellStart"/>
+      <w:r>
+        <w:t>duplicate</w:t>
+      </w:r>
+      <w:proofErr w:type="spellEnd"/>
+      <w:r>
+        <w:t xml:space="preserve"> </w:t>
+      </w:r>
+      <w:proofErr w:type="spellStart"/>
+      <w:r>
+        <w:t>IDs</w:t>
+      </w:r>
+      <w:proofErr w:type="spellEnd"/>
+      <w:r>
+        <w:t xml:space="preserve">, </w:t>
+      </w:r>
+      <w:proofErr w:type="spellStart"/>
+      <w:r>
+        <w:t>validate</w:t>
+      </w:r>
+      <w:proofErr w:type="spellEnd"/>
+      <w:r>
+        <w:t xml:space="preserve"> </w:t>
+      </w:r>
+      <w:proofErr w:type="spellStart"/>
+      <w:r>
+        <w:t>area</w:t>
+      </w:r>
+      <w:proofErr w:type="spellEnd"/>
+      <w:r>
+        <w:t xml:space="preserve"> </w:t>
+      </w:r>
+      <w:proofErr w:type="spellStart"/>
+      <w:r>
+        <w:t>against</w:t>
+      </w:r>
+      <w:proofErr w:type="spellEnd"/>
+      <w:r>
+        <w:t xml:space="preserve"> </w:t>
+      </w:r>
+      <w:proofErr w:type="spellStart"/>
+      <w:r>
+        <w:t>price</w:t>
+      </w:r>
+      <w:proofErr w:type="spellEnd"/>
+      <w:r>
+        <w:t xml:space="preserve"> (</w:t>
+      </w:r>
+      <w:proofErr w:type="spellStart"/>
+      <w:r>
+        <w:t>e.g</w:t>
+      </w:r>
+      <w:proofErr w:type="spellEnd"/>
+      <w:r>
+        <w:t xml:space="preserve">. </w:t>
+      </w:r>
+      <w:proofErr w:type="spellStart"/>
+      <w:r>
+        <w:t>area</w:t>
+      </w:r>
+      <w:proofErr w:type="spellEnd"/>
+      <w:r>
+        <w:t xml:space="preserve"> ≥ 15 m², </w:t>
+      </w:r>
+      <w:proofErr w:type="spellStart"/>
+      <w:r>
+        <w:t>price</w:t>
+      </w:r>
+      <w:proofErr w:type="spellEnd"/>
+      <w:r>
+        <w:t xml:space="preserve"> </w:t>
+      </w:r>
+      <w:proofErr w:type="spellStart"/>
+      <w:r>
+        <w:t>per</w:t>
+      </w:r>
+      <w:proofErr w:type="spellEnd"/>
+      <w:r>
+        <w:t xml:space="preserve"> m² </w:t>
+      </w:r>
+      <w:proofErr w:type="spellStart"/>
+      <w:r>
+        <w:t>within</w:t>
+      </w:r>
+      <w:proofErr w:type="spellEnd"/>
+      <w:r>
+        <w:t xml:space="preserve"> a </w:t>
+      </w:r>
+      <w:proofErr w:type="spellStart"/>
+      <w:r>
+        <w:t>plausible</w:t>
+      </w:r>
+      <w:proofErr w:type="spellEnd"/>
+      <w:r>
+        <w:t xml:space="preserve"> </w:t>
+      </w:r>
+      <w:proofErr w:type="spellStart"/>
+      <w:r>
+        <w:t>range</w:t>
+      </w:r>
+      <w:proofErr w:type="spellEnd"/>
+      <w:r>
+        <w:t xml:space="preserve">), </w:t>
+      </w:r>
+      <w:proofErr w:type="spellStart"/>
+      <w:r>
+        <w:t>clip</w:t>
+      </w:r>
+      <w:proofErr w:type="spellEnd"/>
+      <w:r>
+        <w:t xml:space="preserve"> </w:t>
+      </w:r>
+      <w:proofErr w:type="spellStart"/>
+      <w:r>
+        <w:t>distance</w:t>
+      </w:r>
+      <w:proofErr w:type="spellEnd"/>
+      <w:r>
+        <w:t xml:space="preserve"> </w:t>
+      </w:r>
+      <w:proofErr w:type="spellStart"/>
+      <w:r>
+        <w:t>outliers</w:t>
+      </w:r>
+      <w:proofErr w:type="spellEnd"/>
+      <w:r>
+        <w:t xml:space="preserve">, </w:t>
+      </w:r>
+      <w:proofErr w:type="spellStart"/>
+      <w:r>
+        <w:t>scrape</w:t>
+      </w:r>
+      <w:proofErr w:type="spellEnd"/>
+      <w:r>
+        <w:t xml:space="preserve"> </w:t>
+      </w:r>
+      <w:proofErr w:type="spellStart"/>
+      <w:r>
+        <w:t>category</w:t>
+      </w:r>
+      <w:proofErr w:type="spellEnd"/>
+      <w:r>
+        <w:t xml:space="preserve"> </w:t>
+      </w:r>
+      <w:proofErr w:type="spellStart"/>
+      <w:r>
+        <w:t>pages</w:t>
+      </w:r>
+      <w:proofErr w:type="spellEnd"/>
+      <w:r>
+        <w:t xml:space="preserve"> (</w:t>
+      </w:r>
+      <w:proofErr w:type="spellStart"/>
+      <w:r>
+        <w:t>respecting</w:t>
+      </w:r>
+      <w:proofErr w:type="spellEnd"/>
+      <w:r>
+        <w:t xml:space="preserve"> robots.txt </w:t>
+      </w:r>
+      <w:proofErr w:type="spellStart"/>
+      <w:r>
+        <w:t>and</w:t>
+      </w:r>
+      <w:proofErr w:type="spellEnd"/>
+      <w:r>
+        <w:t xml:space="preserve"> </w:t>
+      </w:r>
+      <w:proofErr w:type="spellStart"/>
+      <w:r>
+        <w:t>with</w:t>
+      </w:r>
+      <w:proofErr w:type="spellEnd"/>
+      <w:r>
+        <w:t xml:space="preserve"> </w:t>
+      </w:r>
+      <w:proofErr w:type="spellStart"/>
+      <w:r>
+        <w:t>delays</w:t>
+      </w:r>
+      <w:proofErr w:type="spellEnd"/>
+      <w:r>
+        <w:t xml:space="preserve">) </w:t>
+      </w:r>
+      <w:proofErr w:type="spellStart"/>
+      <w:r>
+        <w:t>for</w:t>
+      </w:r>
+      <w:proofErr w:type="spellEnd"/>
+      <w:r>
+        <w:t xml:space="preserve"> a </w:t>
+      </w:r>
+      <w:proofErr w:type="spellStart"/>
+      <w:r>
+        <w:t>more</w:t>
+      </w:r>
+      <w:proofErr w:type="spellEnd"/>
+      <w:r>
+        <w:t xml:space="preserve"> </w:t>
+      </w:r>
+      <w:proofErr w:type="spellStart"/>
+      <w:r>
+        <w:t>representative</w:t>
+      </w:r>
+      <w:proofErr w:type="spellEnd"/>
+      <w:r>
+        <w:t xml:space="preserve"> </w:t>
+      </w:r>
+      <w:proofErr w:type="spellStart"/>
+      <w:r>
+        <w:t>sample</w:t>
+      </w:r>
+      <w:proofErr w:type="spellEnd"/>
+      <w:r>
+        <w:t xml:space="preserve">, </w:t>
+      </w:r>
+      <w:proofErr w:type="spellStart"/>
+      <w:r>
+        <w:t>and</w:t>
+      </w:r>
+      <w:proofErr w:type="spellEnd"/>
+      <w:r>
+        <w:t xml:space="preserve"> </w:t>
+      </w:r>
+      <w:proofErr w:type="spellStart"/>
+      <w:r>
+        <w:t>then</w:t>
+      </w:r>
+      <w:proofErr w:type="spellEnd"/>
+      <w:r>
+        <w:t xml:space="preserve"> </w:t>
+      </w:r>
+      <w:proofErr w:type="spellStart"/>
+      <w:r>
+        <w:t>fit</w:t>
+      </w:r>
+      <w:proofErr w:type="spellEnd"/>
+      <w:r>
+        <w:t xml:space="preserve"> a </w:t>
+      </w:r>
+      <w:proofErr w:type="spellStart"/>
+      <w:r>
+        <w:t>regression</w:t>
+      </w:r>
+      <w:proofErr w:type="spellEnd"/>
+      <w:r>
+        <w:t xml:space="preserve"> </w:t>
+      </w:r>
+      <w:proofErr w:type="spellStart"/>
+      <w:r>
+        <w:t>model</w:t>
+      </w:r>
+      <w:proofErr w:type="spellEnd"/>
+      <w:r>
+        <w:t xml:space="preserve"> </w:t>
+      </w:r>
+      <w:proofErr w:type="spellStart"/>
+      <w:r>
+        <w:t>of</w:t>
+      </w:r>
+      <w:proofErr w:type="spellEnd"/>
+      <w:r>
+        <w:t xml:space="preserve"> </w:t>
+      </w:r>
+      <w:proofErr w:type="spellStart"/>
+      <w:r>
+        <w:t>price</w:t>
+      </w:r>
+      <w:proofErr w:type="spellEnd"/>
+      <w:r>
+        <w:t xml:space="preserve"> </w:t>
+      </w:r>
+      <w:proofErr w:type="spellStart"/>
+      <w:r>
+        <w:t>on</w:t>
+      </w:r>
+      <w:proofErr w:type="spellEnd"/>
+      <w:r>
+        <w:t xml:space="preserve"> </w:t>
+      </w:r>
+      <w:proofErr w:type="spellStart"/>
+      <w:r>
+        <w:t>city</w:t>
+      </w:r>
+      <w:proofErr w:type="spellEnd"/>
+      <w:r>
+        <w:t xml:space="preserve">, </w:t>
+      </w:r>
+      <w:proofErr w:type="spellStart"/>
+      <w:r>
+        <w:t>year</w:t>
+      </w:r>
+      <w:proofErr w:type="spellEnd"/>
+      <w:r>
+        <w:t xml:space="preserve">, </w:t>
+      </w:r>
+      <w:proofErr w:type="spellStart"/>
+      <w:r>
+        <w:t>floors</w:t>
+      </w:r>
+      <w:proofErr w:type="spellEnd"/>
+      <w:r>
+        <w:t xml:space="preserve">, </w:t>
+      </w:r>
+      <w:proofErr w:type="spellStart"/>
+      <w:r>
+        <w:t>state</w:t>
+      </w:r>
+      <w:proofErr w:type="spellEnd"/>
+      <w:r>
+        <w:t xml:space="preserve"> </w:t>
+      </w:r>
+      <w:proofErr w:type="spellStart"/>
+      <w:r>
+        <w:t>and</w:t>
+      </w:r>
+      <w:proofErr w:type="spellEnd"/>
+      <w:r>
+        <w:t xml:space="preserve"> </w:t>
+      </w:r>
+      <w:proofErr w:type="spellStart"/>
+      <w:r>
+        <w:t>distance</w:t>
+      </w:r>
+      <w:proofErr w:type="spellEnd"/>
+      <w:r>
+        <w:t xml:space="preserve"> </w:t>
+      </w:r>
+      <w:proofErr w:type="spellStart"/>
+      <w:r>
+        <w:t>using</w:t>
+      </w:r>
+      <w:proofErr w:type="spellEnd"/>
+      <w:r>
+        <w:t xml:space="preserve"> </w:t>
+      </w:r>
+      <w:proofErr w:type="spellStart"/>
+      <w:r>
+        <w:t>the</w:t>
+      </w:r>
+      <w:proofErr w:type="spellEnd"/>
+      <w:r>
+        <w:t xml:space="preserve"> </w:t>
+      </w:r>
+      <w:proofErr w:type="spellStart"/>
+      <w:r>
+        <w:t>cleaned</w:t>
+      </w:r>
+      <w:proofErr w:type="spellEnd"/>
+      <w:r>
+        <w:t xml:space="preserve"> </w:t>
+      </w:r>
+      <w:proofErr w:type="spellStart"/>
+      <w:r>
+        <w:t>data</w:t>
+      </w:r>
+      <w:proofErr w:type="spellEnd"/>
+      <w:r>
+        <w:t xml:space="preserve">. </w:t>
+      </w:r>
+      <w:proofErr w:type="spellStart"/>
+      <w:r>
+        <w:t>Correlations</w:t>
+      </w:r>
+      <w:proofErr w:type="spellEnd"/>
+      <w:r>
+        <w:t xml:space="preserve"> </w:t>
+      </w:r>
+      <w:proofErr w:type="spellStart"/>
+      <w:r>
+        <w:t>above</w:t>
+      </w:r>
+      <w:proofErr w:type="spellEnd"/>
+      <w:r>
+        <w:t xml:space="preserve"> </w:t>
+      </w:r>
+      <w:proofErr w:type="spellStart"/>
+      <w:r>
+        <w:t>are</w:t>
+      </w:r>
+      <w:proofErr w:type="spellEnd"/>
+      <w:r>
+        <w:t xml:space="preserve"> </w:t>
+      </w:r>
+      <w:proofErr w:type="spellStart"/>
+      <w:r>
+        <w:t>read</w:t>
+      </w:r>
+      <w:proofErr w:type="spellEnd"/>
+      <w:r>
+        <w:t xml:space="preserve"> </w:t>
+      </w:r>
+      <w:proofErr w:type="spellStart"/>
+      <w:r>
+        <w:t>off</w:t>
+      </w:r>
+      <w:proofErr w:type="spellEnd"/>
+      <w:r>
+        <w:t xml:space="preserve"> </w:t>
+      </w:r>
+      <w:proofErr w:type="spellStart"/>
+      <w:r>
+        <w:t>the</w:t>
+      </w:r>
+      <w:proofErr w:type="spellEnd"/>
+      <w:r>
+        <w:t xml:space="preserve"> </w:t>
+      </w:r>
+      <w:proofErr w:type="spellStart"/>
+      <w:r>
+        <w:t>heatmap</w:t>
+      </w:r>
+      <w:proofErr w:type="spellEnd"/>
+      <w:r>
+        <w:t xml:space="preserve"> </w:t>
+      </w:r>
+      <w:proofErr w:type="spellStart"/>
+      <w:r>
+        <w:t>and</w:t>
+      </w:r>
+      <w:proofErr w:type="spellEnd"/>
+      <w:r>
+        <w:t xml:space="preserve"> </w:t>
+      </w:r>
+      <w:proofErr w:type="spellStart"/>
+      <w:r>
+        <w:t>are</w:t>
+      </w:r>
+      <w:proofErr w:type="spellEnd"/>
+      <w:r>
+        <w:t xml:space="preserve"> </w:t>
+      </w:r>
+      <w:proofErr w:type="spellStart"/>
+      <w:r>
+        <w:t>approximate</w:t>
+      </w:r>
+      <w:proofErr w:type="spellEnd"/>
+      <w:r>
+        <w:t>.</w:t>
       </w:r>
     </w:p>
     <w:sectPr>
@@ -3449,6 +9826,18 @@
       <w:szCs w:val="22"/>
     </w:rPr>
   </w:style>
+  <w:style w:type="character" w:styleId="ae">
+    <w:name w:val="Unresolved Mention"/>
+    <w:basedOn w:val="a0"/>
+    <w:uiPriority w:val="99"/>
+    <w:semiHidden/>
+    <w:unhideWhenUsed/>
+    <w:rsid w:val="00B16157"/>
+    <w:rPr>
+      <w:color w:val="605E5C"/>
+      <w:shd w:val="clear" w:color="auto" w:fill="E1DFDD"/>
+    </w:rPr>
+  </w:style>
 </w:styles>
 </file>
 
